--- a/assets/docs/Evaluacion_COdA-IP_CMMS.docx
+++ b/assets/docs/Evaluacion_COdA-IP_CMMS.docx
@@ -645,7 +645,45 @@
               <w:rPr>
                 <w:rFonts w:ascii="Arial" w:hAnsi="Arial" w:cs="Arial"/>
               </w:rPr>
-              <w:t xml:space="preserve">https://github.com/marlongomez9603-netizen/CMMS</w:t>
+              <w:t xml:space="preserve">https://marlongomez9603-netizen.github.io/CMMS/PRIMER%20CORTE/cmms-app/</w:t>
+            </w:r>
+          </w:p>
+        </w:tc>
+      </w:tr>
+      <w:tr>
+        <w:tc>
+          <w:tcPr>
+            <w:tcW w:w="2762" w:type="dxa"/>
+            <w:shd w:val="clear" w:color="auto" w:fill="D6E3BC"/>
+            <w:vAlign w:val="center"/>
+          </w:tcPr>
+          <w:p>
+            <w:pPr>
+              <w:spacing w:line="240" w:lineRule="auto"/>
+              <w:jc w:val="both"/>
+              <w:rPr>
+                <w:rFonts w:ascii="Arial" w:hAnsi="Arial" w:cs="Arial"/>
+              </w:rPr>
+            </w:pPr>
+            <w:r>
+              <w:rPr>
+                <w:rFonts w:ascii="Arial" w:hAnsi="Arial" w:cs="Arial"/>
+              </w:rPr>
+              <w:t>Forma de ingreso (usuario demo):</w:t>
+            </w:r>
+          </w:p>
+        </w:tc>
+        <w:tc>
+          <w:tcPr>
+            <w:tcW w:w="6447" w:type="dxa"/>
+            <w:shd w:val="clear" w:color="auto" w:fill="auto"/>
+          </w:tcPr>
+          <w:p>
+            <w:r>
+              <w:rPr>
+                <w:rFonts w:ascii="Arial" w:hAnsi="Arial" w:cs="Arial"/>
+              </w:rPr>
+              <w:t xml:space="preserve">Digite diez veces el número 1; es decir, 1111111111.</w:t>
             </w:r>
           </w:p>
         </w:tc>
@@ -3313,6 +3351,5863 @@
         <w:t>Desventajas de la aplicación del modelo de evaluación: Al ser evaluado por su propio autor existe riesgo de sesgo de complacencia, mitigado con la encuesta; el criterio de fidelidad disciplinar requiere una rúbrica más detallada para estandarizar su valoración.</w:t>
       </w:r>
       <w:bookmarkEnd w:id="1"/>
+    </w:p>
+    <w:p>
+      <w:pPr>
+        <w:spacing w:after="0"/>
+      </w:pPr>
+    </w:p>
+    <w:tbl>
+      <w:tblPr>
+        <w:tblW w:w="9209" w:type="dxa"/>
+        <w:tblInd w:w="0" w:type="dxa"/>
+        <w:tblBorders>
+          <w:top w:val="single" w:sz="4" w:space="0" w:color="000000"/>
+          <w:left w:val="single" w:sz="4" w:space="0" w:color="000000"/>
+          <w:bottom w:val="single" w:sz="4" w:space="0" w:color="000000"/>
+          <w:right w:val="single" w:sz="4" w:space="0" w:color="000000"/>
+        </w:tblBorders>
+        <w:tblLayout w:type="fixed"/>
+      </w:tblPr>
+      <w:tblGrid>
+        <w:gridCol w:w="9209"/>
+      </w:tblGrid>
+      <w:tr>
+        <w:tc>
+          <w:tcPr>
+            <w:tcW w:w="9209" w:type="dxa"/>
+            <w:shd w:val="clear" w:color="auto" w:fill="C5E0B3"/>
+          </w:tcPr>
+          <w:p>
+            <w:pPr>
+              <w:jc w:val="center"/>
+              <w:rPr>
+                <w:rFonts w:ascii="Arial" w:hAnsi="Arial" w:cs="Arial"/>
+                <w:b/>
+              </w:rPr>
+            </w:pPr>
+            <w:r>
+              <w:rPr>
+                <w:rFonts w:ascii="Arial" w:hAnsi="Arial" w:cs="Arial"/>
+                <w:b/>
+              </w:rPr>
+              <w:t xml:space="preserve">Evidencia: encuesta de percepción a estudiantes (N = 14)</w:t>
+            </w:r>
+          </w:p>
+        </w:tc>
+      </w:tr>
+    </w:tbl>
+    <w:p>
+      <w:pPr>
+        <w:spacing w:after="120" w:line="276" w:lineRule="auto"/>
+        <w:ind w:firstLine="720"/>
+        <w:jc w:val="both"/>
+        <w:rPr>
+          <w:rFonts w:ascii="Arial" w:hAnsi="Arial" w:cs="Arial"/>
+          <w:sz w:val="20"/>
+        </w:rPr>
+      </w:pPr>
+      <w:r>
+        <w:rPr>
+          <w:rFonts w:ascii="Arial" w:hAnsi="Arial" w:cs="Arial"/>
+          <w:sz w:val="20"/>
+        </w:rPr>
+        <w:t xml:space="preserve">Como evidencia empírica de la calidad del recurso, se aplicó una Encuesta de Percepción Académica a los estudiantes que utilizaron la plataforma (N = 14; 350 respuestas individuales). El promedio global fue de 4,5/5, con un 86,3 % de respuestas positivas (4-5) y una consistencia interna alta (α de Cronbach por dimensión entre 0,71 y 0,99). A continuación se presentan los resultados por dimensión, por pregunta y los comentarios abiertos.</w:t>
+      </w:r>
+    </w:p>
+    <w:p>
+      <w:pPr>
+        <w:spacing w:after="0" w:line="276" w:lineRule="auto"/>
+        <w:jc w:val="left"/>
+        <w:rPr>
+          <w:rFonts w:ascii="Arial" w:hAnsi="Arial" w:cs="Arial"/>
+          <w:sz w:val="20"/>
+          <w:b/>
+        </w:rPr>
+      </w:pPr>
+      <w:r>
+        <w:rPr>
+          <w:rFonts w:ascii="Arial" w:hAnsi="Arial" w:cs="Arial"/>
+          <w:sz w:val="20"/>
+          <w:b/>
+        </w:rPr>
+        <w:t xml:space="preserve">Tabla 1</w:t>
+      </w:r>
+    </w:p>
+    <w:p>
+      <w:pPr>
+        <w:spacing w:after="80" w:line="276" w:lineRule="auto"/>
+        <w:jc w:val="left"/>
+        <w:rPr>
+          <w:rFonts w:ascii="Arial" w:hAnsi="Arial" w:cs="Arial"/>
+          <w:sz w:val="20"/>
+          <w:i/>
+        </w:rPr>
+      </w:pPr>
+      <w:r>
+        <w:rPr>
+          <w:rFonts w:ascii="Arial" w:hAnsi="Arial" w:cs="Arial"/>
+          <w:sz w:val="20"/>
+          <w:i/>
+        </w:rPr>
+        <w:t xml:space="preserve">Resultados de la encuesta por dimensión</w:t>
+      </w:r>
+    </w:p>
+    <w:tbl>
+      <w:tblPr>
+        <w:tblW w:w="9209" w:type="dxa"/>
+        <w:tblInd w:w="0" w:type="dxa"/>
+        <w:tblBorders>
+          <w:top w:val="single" w:sz="4" w:space="0" w:color="000000"/>
+          <w:left w:val="single" w:sz="4" w:space="0" w:color="000000"/>
+          <w:bottom w:val="single" w:sz="4" w:space="0" w:color="000000"/>
+          <w:right w:val="single" w:sz="4" w:space="0" w:color="000000"/>
+          <w:insideH w:val="single" w:sz="4" w:space="0" w:color="000000"/>
+          <w:insideV w:val="single" w:sz="4" w:space="0" w:color="000000"/>
+        </w:tblBorders>
+        <w:tblLayout w:type="fixed"/>
+      </w:tblPr>
+      <w:tblGrid>
+        <w:gridCol w:w="700"/>
+        <w:gridCol w:w="2900"/>
+        <w:gridCol w:w="900"/>
+        <w:gridCol w:w="900"/>
+        <w:gridCol w:w="800"/>
+        <w:gridCol w:w="1300"/>
+        <w:gridCol w:w="1709"/>
+      </w:tblGrid>
+      <w:tr>
+        <w:tc>
+          <w:tcPr>
+            <w:tcW w:w="700" w:type="dxa"/>
+            <w:shd w:val="clear" w:color="auto" w:fill="C5E0B3"/>
+            <w:vAlign w:val="center"/>
+          </w:tcPr>
+          <w:p>
+            <w:pPr>
+              <w:spacing w:after="0" w:line="240" w:lineRule="auto"/>
+              <w:jc w:val="center"/>
+              <w:rPr>
+                <w:rFonts w:ascii="Arial" w:hAnsi="Arial" w:cs="Arial"/>
+                <w:sz w:val="16"/>
+                <w:b/>
+              </w:rPr>
+            </w:pPr>
+            <w:r>
+              <w:rPr>
+                <w:rFonts w:ascii="Arial" w:hAnsi="Arial" w:cs="Arial"/>
+                <w:sz w:val="16"/>
+                <w:b/>
+              </w:rPr>
+              <w:t xml:space="preserve">Dim</w:t>
+            </w:r>
+          </w:p>
+        </w:tc>
+        <w:tc>
+          <w:tcPr>
+            <w:tcW w:w="2900" w:type="dxa"/>
+            <w:shd w:val="clear" w:color="auto" w:fill="C5E0B3"/>
+            <w:vAlign w:val="center"/>
+          </w:tcPr>
+          <w:p>
+            <w:pPr>
+              <w:spacing w:after="0" w:line="240" w:lineRule="auto"/>
+              <w:jc w:val="center"/>
+              <w:rPr>
+                <w:rFonts w:ascii="Arial" w:hAnsi="Arial" w:cs="Arial"/>
+                <w:sz w:val="16"/>
+                <w:b/>
+              </w:rPr>
+            </w:pPr>
+            <w:r>
+              <w:rPr>
+                <w:rFonts w:ascii="Arial" w:hAnsi="Arial" w:cs="Arial"/>
+                <w:sz w:val="16"/>
+                <w:b/>
+              </w:rPr>
+              <w:t xml:space="preserve">Nombre</w:t>
+            </w:r>
+          </w:p>
+        </w:tc>
+        <w:tc>
+          <w:tcPr>
+            <w:tcW w:w="900" w:type="dxa"/>
+            <w:shd w:val="clear" w:color="auto" w:fill="C5E0B3"/>
+            <w:vAlign w:val="center"/>
+          </w:tcPr>
+          <w:p>
+            <w:pPr>
+              <w:spacing w:after="0" w:line="240" w:lineRule="auto"/>
+              <w:jc w:val="center"/>
+              <w:rPr>
+                <w:rFonts w:ascii="Arial" w:hAnsi="Arial" w:cs="Arial"/>
+                <w:sz w:val="16"/>
+                <w:b/>
+              </w:rPr>
+            </w:pPr>
+            <w:r>
+              <w:rPr>
+                <w:rFonts w:ascii="Arial" w:hAnsi="Arial" w:cs="Arial"/>
+                <w:sz w:val="16"/>
+                <w:b/>
+              </w:rPr>
+              <w:t xml:space="preserve">n ítems</w:t>
+            </w:r>
+          </w:p>
+        </w:tc>
+        <w:tc>
+          <w:tcPr>
+            <w:tcW w:w="900" w:type="dxa"/>
+            <w:shd w:val="clear" w:color="auto" w:fill="C5E0B3"/>
+            <w:vAlign w:val="center"/>
+          </w:tcPr>
+          <w:p>
+            <w:pPr>
+              <w:spacing w:after="0" w:line="240" w:lineRule="auto"/>
+              <w:jc w:val="center"/>
+              <w:rPr>
+                <w:rFonts w:ascii="Arial" w:hAnsi="Arial" w:cs="Arial"/>
+                <w:sz w:val="16"/>
+                <w:b/>
+              </w:rPr>
+            </w:pPr>
+            <w:r>
+              <w:rPr>
+                <w:rFonts w:ascii="Arial" w:hAnsi="Arial" w:cs="Arial"/>
+                <w:sz w:val="16"/>
+                <w:b/>
+              </w:rPr>
+              <w:t xml:space="preserve">Media</w:t>
+            </w:r>
+          </w:p>
+        </w:tc>
+        <w:tc>
+          <w:tcPr>
+            <w:tcW w:w="800" w:type="dxa"/>
+            <w:shd w:val="clear" w:color="auto" w:fill="C5E0B3"/>
+            <w:vAlign w:val="center"/>
+          </w:tcPr>
+          <w:p>
+            <w:pPr>
+              <w:spacing w:after="0" w:line="240" w:lineRule="auto"/>
+              <w:jc w:val="center"/>
+              <w:rPr>
+                <w:rFonts w:ascii="Arial" w:hAnsi="Arial" w:cs="Arial"/>
+                <w:sz w:val="16"/>
+                <w:b/>
+              </w:rPr>
+            </w:pPr>
+            <w:r>
+              <w:rPr>
+                <w:rFonts w:ascii="Arial" w:hAnsi="Arial" w:cs="Arial"/>
+                <w:sz w:val="16"/>
+                <w:b/>
+              </w:rPr>
+              <w:t xml:space="preserve">DE</w:t>
+            </w:r>
+          </w:p>
+        </w:tc>
+        <w:tc>
+          <w:tcPr>
+            <w:tcW w:w="1300" w:type="dxa"/>
+            <w:shd w:val="clear" w:color="auto" w:fill="C5E0B3"/>
+            <w:vAlign w:val="center"/>
+          </w:tcPr>
+          <w:p>
+            <w:pPr>
+              <w:spacing w:after="0" w:line="240" w:lineRule="auto"/>
+              <w:jc w:val="center"/>
+              <w:rPr>
+                <w:rFonts w:ascii="Arial" w:hAnsi="Arial" w:cs="Arial"/>
+                <w:sz w:val="16"/>
+                <w:b/>
+              </w:rPr>
+            </w:pPr>
+            <w:r>
+              <w:rPr>
+                <w:rFonts w:ascii="Arial" w:hAnsi="Arial" w:cs="Arial"/>
+                <w:sz w:val="16"/>
+                <w:b/>
+              </w:rPr>
+              <w:t xml:space="preserve">α Cronbach</w:t>
+            </w:r>
+          </w:p>
+        </w:tc>
+        <w:tc>
+          <w:tcPr>
+            <w:tcW w:w="1709" w:type="dxa"/>
+            <w:shd w:val="clear" w:color="auto" w:fill="C5E0B3"/>
+            <w:vAlign w:val="center"/>
+          </w:tcPr>
+          <w:p>
+            <w:pPr>
+              <w:spacing w:after="0" w:line="240" w:lineRule="auto"/>
+              <w:jc w:val="center"/>
+              <w:rPr>
+                <w:rFonts w:ascii="Arial" w:hAnsi="Arial" w:cs="Arial"/>
+                <w:sz w:val="16"/>
+                <w:b/>
+              </w:rPr>
+            </w:pPr>
+            <w:r>
+              <w:rPr>
+                <w:rFonts w:ascii="Arial" w:hAnsi="Arial" w:cs="Arial"/>
+                <w:sz w:val="16"/>
+                <w:b/>
+              </w:rPr>
+              <w:t xml:space="preserve">Interpretación</w:t>
+            </w:r>
+          </w:p>
+        </w:tc>
+      </w:tr>
+      <w:tr>
+        <w:tc>
+          <w:tcPr>
+            <w:tcW w:w="700" w:type="dxa"/>
+            <w:vAlign w:val="center"/>
+          </w:tcPr>
+          <w:p>
+            <w:pPr>
+              <w:spacing w:after="0" w:line="240" w:lineRule="auto"/>
+              <w:jc w:val="left"/>
+              <w:rPr>
+                <w:rFonts w:ascii="Arial" w:hAnsi="Arial" w:cs="Arial"/>
+                <w:sz w:val="16"/>
+              </w:rPr>
+            </w:pPr>
+            <w:r>
+              <w:rPr>
+                <w:rFonts w:ascii="Arial" w:hAnsi="Arial" w:cs="Arial"/>
+                <w:sz w:val="16"/>
+              </w:rPr>
+              <w:t xml:space="preserve">A</w:t>
+            </w:r>
+          </w:p>
+        </w:tc>
+        <w:tc>
+          <w:tcPr>
+            <w:tcW w:w="2900" w:type="dxa"/>
+            <w:vAlign w:val="center"/>
+          </w:tcPr>
+          <w:p>
+            <w:pPr>
+              <w:spacing w:after="0" w:line="240" w:lineRule="auto"/>
+              <w:jc w:val="center"/>
+              <w:rPr>
+                <w:rFonts w:ascii="Arial" w:hAnsi="Arial" w:cs="Arial"/>
+                <w:sz w:val="16"/>
+              </w:rPr>
+            </w:pPr>
+            <w:r>
+              <w:rPr>
+                <w:rFonts w:ascii="Arial" w:hAnsi="Arial" w:cs="Arial"/>
+                <w:sz w:val="16"/>
+              </w:rPr>
+              <w:t xml:space="preserve">Usabilidad y facilidad de uso</w:t>
+            </w:r>
+          </w:p>
+        </w:tc>
+        <w:tc>
+          <w:tcPr>
+            <w:tcW w:w="900" w:type="dxa"/>
+            <w:vAlign w:val="center"/>
+          </w:tcPr>
+          <w:p>
+            <w:pPr>
+              <w:spacing w:after="0" w:line="240" w:lineRule="auto"/>
+              <w:jc w:val="center"/>
+              <w:rPr>
+                <w:rFonts w:ascii="Arial" w:hAnsi="Arial" w:cs="Arial"/>
+                <w:sz w:val="16"/>
+              </w:rPr>
+            </w:pPr>
+            <w:r>
+              <w:rPr>
+                <w:rFonts w:ascii="Arial" w:hAnsi="Arial" w:cs="Arial"/>
+                <w:sz w:val="16"/>
+              </w:rPr>
+              <w:t xml:space="preserve">5</w:t>
+            </w:r>
+          </w:p>
+        </w:tc>
+        <w:tc>
+          <w:tcPr>
+            <w:tcW w:w="900" w:type="dxa"/>
+            <w:vAlign w:val="center"/>
+          </w:tcPr>
+          <w:p>
+            <w:pPr>
+              <w:spacing w:after="0" w:line="240" w:lineRule="auto"/>
+              <w:jc w:val="center"/>
+              <w:rPr>
+                <w:rFonts w:ascii="Arial" w:hAnsi="Arial" w:cs="Arial"/>
+                <w:sz w:val="16"/>
+              </w:rPr>
+            </w:pPr>
+            <w:r>
+              <w:rPr>
+                <w:rFonts w:ascii="Arial" w:hAnsi="Arial" w:cs="Arial"/>
+                <w:sz w:val="16"/>
+              </w:rPr>
+              <w:t xml:space="preserve">4,39</w:t>
+            </w:r>
+          </w:p>
+        </w:tc>
+        <w:tc>
+          <w:tcPr>
+            <w:tcW w:w="800" w:type="dxa"/>
+            <w:vAlign w:val="center"/>
+          </w:tcPr>
+          <w:p>
+            <w:pPr>
+              <w:spacing w:after="0" w:line="240" w:lineRule="auto"/>
+              <w:jc w:val="center"/>
+              <w:rPr>
+                <w:rFonts w:ascii="Arial" w:hAnsi="Arial" w:cs="Arial"/>
+                <w:sz w:val="16"/>
+              </w:rPr>
+            </w:pPr>
+            <w:r>
+              <w:rPr>
+                <w:rFonts w:ascii="Arial" w:hAnsi="Arial" w:cs="Arial"/>
+                <w:sz w:val="16"/>
+              </w:rPr>
+              <w:t xml:space="preserve">0,78</w:t>
+            </w:r>
+          </w:p>
+        </w:tc>
+        <w:tc>
+          <w:tcPr>
+            <w:tcW w:w="1300" w:type="dxa"/>
+            <w:vAlign w:val="center"/>
+          </w:tcPr>
+          <w:p>
+            <w:pPr>
+              <w:spacing w:after="0" w:line="240" w:lineRule="auto"/>
+              <w:jc w:val="center"/>
+              <w:rPr>
+                <w:rFonts w:ascii="Arial" w:hAnsi="Arial" w:cs="Arial"/>
+                <w:sz w:val="16"/>
+              </w:rPr>
+            </w:pPr>
+            <w:r>
+              <w:rPr>
+                <w:rFonts w:ascii="Arial" w:hAnsi="Arial" w:cs="Arial"/>
+                <w:sz w:val="16"/>
+              </w:rPr>
+              <w:t xml:space="preserve">0,945</w:t>
+            </w:r>
+          </w:p>
+        </w:tc>
+        <w:tc>
+          <w:tcPr>
+            <w:tcW w:w="1709" w:type="dxa"/>
+            <w:vAlign w:val="center"/>
+          </w:tcPr>
+          <w:p>
+            <w:pPr>
+              <w:spacing w:after="0" w:line="240" w:lineRule="auto"/>
+              <w:jc w:val="center"/>
+              <w:rPr>
+                <w:rFonts w:ascii="Arial" w:hAnsi="Arial" w:cs="Arial"/>
+                <w:sz w:val="16"/>
+              </w:rPr>
+            </w:pPr>
+            <w:r>
+              <w:rPr>
+                <w:rFonts w:ascii="Arial" w:hAnsi="Arial" w:cs="Arial"/>
+                <w:sz w:val="16"/>
+              </w:rPr>
+              <w:t xml:space="preserve">Excelente</w:t>
+            </w:r>
+          </w:p>
+        </w:tc>
+      </w:tr>
+      <w:tr>
+        <w:tc>
+          <w:tcPr>
+            <w:tcW w:w="700" w:type="dxa"/>
+            <w:vAlign w:val="center"/>
+          </w:tcPr>
+          <w:p>
+            <w:pPr>
+              <w:spacing w:after="0" w:line="240" w:lineRule="auto"/>
+              <w:jc w:val="left"/>
+              <w:rPr>
+                <w:rFonts w:ascii="Arial" w:hAnsi="Arial" w:cs="Arial"/>
+                <w:sz w:val="16"/>
+              </w:rPr>
+            </w:pPr>
+            <w:r>
+              <w:rPr>
+                <w:rFonts w:ascii="Arial" w:hAnsi="Arial" w:cs="Arial"/>
+                <w:sz w:val="16"/>
+              </w:rPr>
+              <w:t xml:space="preserve">B</w:t>
+            </w:r>
+          </w:p>
+        </w:tc>
+        <w:tc>
+          <w:tcPr>
+            <w:tcW w:w="2900" w:type="dxa"/>
+            <w:vAlign w:val="center"/>
+          </w:tcPr>
+          <w:p>
+            <w:pPr>
+              <w:spacing w:after="0" w:line="240" w:lineRule="auto"/>
+              <w:jc w:val="center"/>
+              <w:rPr>
+                <w:rFonts w:ascii="Arial" w:hAnsi="Arial" w:cs="Arial"/>
+                <w:sz w:val="16"/>
+              </w:rPr>
+            </w:pPr>
+            <w:r>
+              <w:rPr>
+                <w:rFonts w:ascii="Arial" w:hAnsi="Arial" w:cs="Arial"/>
+                <w:sz w:val="16"/>
+              </w:rPr>
+              <w:t xml:space="preserve">Utilidad percibida para el aprendizaje</w:t>
+            </w:r>
+          </w:p>
+        </w:tc>
+        <w:tc>
+          <w:tcPr>
+            <w:tcW w:w="900" w:type="dxa"/>
+            <w:vAlign w:val="center"/>
+          </w:tcPr>
+          <w:p>
+            <w:pPr>
+              <w:spacing w:after="0" w:line="240" w:lineRule="auto"/>
+              <w:jc w:val="center"/>
+              <w:rPr>
+                <w:rFonts w:ascii="Arial" w:hAnsi="Arial" w:cs="Arial"/>
+                <w:sz w:val="16"/>
+              </w:rPr>
+            </w:pPr>
+            <w:r>
+              <w:rPr>
+                <w:rFonts w:ascii="Arial" w:hAnsi="Arial" w:cs="Arial"/>
+                <w:sz w:val="16"/>
+              </w:rPr>
+              <w:t xml:space="preserve">5</w:t>
+            </w:r>
+          </w:p>
+        </w:tc>
+        <w:tc>
+          <w:tcPr>
+            <w:tcW w:w="900" w:type="dxa"/>
+            <w:vAlign w:val="center"/>
+          </w:tcPr>
+          <w:p>
+            <w:pPr>
+              <w:spacing w:after="0" w:line="240" w:lineRule="auto"/>
+              <w:jc w:val="center"/>
+              <w:rPr>
+                <w:rFonts w:ascii="Arial" w:hAnsi="Arial" w:cs="Arial"/>
+                <w:sz w:val="16"/>
+              </w:rPr>
+            </w:pPr>
+            <w:r>
+              <w:rPr>
+                <w:rFonts w:ascii="Arial" w:hAnsi="Arial" w:cs="Arial"/>
+                <w:sz w:val="16"/>
+              </w:rPr>
+              <w:t xml:space="preserve">4,43</w:t>
+            </w:r>
+          </w:p>
+        </w:tc>
+        <w:tc>
+          <w:tcPr>
+            <w:tcW w:w="800" w:type="dxa"/>
+            <w:vAlign w:val="center"/>
+          </w:tcPr>
+          <w:p>
+            <w:pPr>
+              <w:spacing w:after="0" w:line="240" w:lineRule="auto"/>
+              <w:jc w:val="center"/>
+              <w:rPr>
+                <w:rFonts w:ascii="Arial" w:hAnsi="Arial" w:cs="Arial"/>
+                <w:sz w:val="16"/>
+              </w:rPr>
+            </w:pPr>
+            <w:r>
+              <w:rPr>
+                <w:rFonts w:ascii="Arial" w:hAnsi="Arial" w:cs="Arial"/>
+                <w:sz w:val="16"/>
+              </w:rPr>
+              <w:t xml:space="preserve">0,84</w:t>
+            </w:r>
+          </w:p>
+        </w:tc>
+        <w:tc>
+          <w:tcPr>
+            <w:tcW w:w="1300" w:type="dxa"/>
+            <w:vAlign w:val="center"/>
+          </w:tcPr>
+          <w:p>
+            <w:pPr>
+              <w:spacing w:after="0" w:line="240" w:lineRule="auto"/>
+              <w:jc w:val="center"/>
+              <w:rPr>
+                <w:rFonts w:ascii="Arial" w:hAnsi="Arial" w:cs="Arial"/>
+                <w:sz w:val="16"/>
+              </w:rPr>
+            </w:pPr>
+            <w:r>
+              <w:rPr>
+                <w:rFonts w:ascii="Arial" w:hAnsi="Arial" w:cs="Arial"/>
+                <w:sz w:val="16"/>
+              </w:rPr>
+              <w:t xml:space="preserve">0,992</w:t>
+            </w:r>
+          </w:p>
+        </w:tc>
+        <w:tc>
+          <w:tcPr>
+            <w:tcW w:w="1709" w:type="dxa"/>
+            <w:vAlign w:val="center"/>
+          </w:tcPr>
+          <w:p>
+            <w:pPr>
+              <w:spacing w:after="0" w:line="240" w:lineRule="auto"/>
+              <w:jc w:val="center"/>
+              <w:rPr>
+                <w:rFonts w:ascii="Arial" w:hAnsi="Arial" w:cs="Arial"/>
+                <w:sz w:val="16"/>
+              </w:rPr>
+            </w:pPr>
+            <w:r>
+              <w:rPr>
+                <w:rFonts w:ascii="Arial" w:hAnsi="Arial" w:cs="Arial"/>
+                <w:sz w:val="16"/>
+              </w:rPr>
+              <w:t xml:space="preserve">Excelente</w:t>
+            </w:r>
+          </w:p>
+        </w:tc>
+      </w:tr>
+      <w:tr>
+        <w:tc>
+          <w:tcPr>
+            <w:tcW w:w="700" w:type="dxa"/>
+            <w:vAlign w:val="center"/>
+          </w:tcPr>
+          <w:p>
+            <w:pPr>
+              <w:spacing w:after="0" w:line="240" w:lineRule="auto"/>
+              <w:jc w:val="left"/>
+              <w:rPr>
+                <w:rFonts w:ascii="Arial" w:hAnsi="Arial" w:cs="Arial"/>
+                <w:sz w:val="16"/>
+              </w:rPr>
+            </w:pPr>
+            <w:r>
+              <w:rPr>
+                <w:rFonts w:ascii="Arial" w:hAnsi="Arial" w:cs="Arial"/>
+                <w:sz w:val="16"/>
+              </w:rPr>
+              <w:t xml:space="preserve">C</w:t>
+            </w:r>
+          </w:p>
+        </w:tc>
+        <w:tc>
+          <w:tcPr>
+            <w:tcW w:w="2900" w:type="dxa"/>
+            <w:vAlign w:val="center"/>
+          </w:tcPr>
+          <w:p>
+            <w:pPr>
+              <w:spacing w:after="0" w:line="240" w:lineRule="auto"/>
+              <w:jc w:val="center"/>
+              <w:rPr>
+                <w:rFonts w:ascii="Arial" w:hAnsi="Arial" w:cs="Arial"/>
+                <w:sz w:val="16"/>
+              </w:rPr>
+            </w:pPr>
+            <w:r>
+              <w:rPr>
+                <w:rFonts w:ascii="Arial" w:hAnsi="Arial" w:cs="Arial"/>
+                <w:sz w:val="16"/>
+              </w:rPr>
+              <w:t xml:space="preserve">Diseño y experiencia visual</w:t>
+            </w:r>
+          </w:p>
+        </w:tc>
+        <w:tc>
+          <w:tcPr>
+            <w:tcW w:w="900" w:type="dxa"/>
+            <w:vAlign w:val="center"/>
+          </w:tcPr>
+          <w:p>
+            <w:pPr>
+              <w:spacing w:after="0" w:line="240" w:lineRule="auto"/>
+              <w:jc w:val="center"/>
+              <w:rPr>
+                <w:rFonts w:ascii="Arial" w:hAnsi="Arial" w:cs="Arial"/>
+                <w:sz w:val="16"/>
+              </w:rPr>
+            </w:pPr>
+            <w:r>
+              <w:rPr>
+                <w:rFonts w:ascii="Arial" w:hAnsi="Arial" w:cs="Arial"/>
+                <w:sz w:val="16"/>
+              </w:rPr>
+              <w:t xml:space="preserve">3</w:t>
+            </w:r>
+          </w:p>
+        </w:tc>
+        <w:tc>
+          <w:tcPr>
+            <w:tcW w:w="900" w:type="dxa"/>
+            <w:vAlign w:val="center"/>
+          </w:tcPr>
+          <w:p>
+            <w:pPr>
+              <w:spacing w:after="0" w:line="240" w:lineRule="auto"/>
+              <w:jc w:val="center"/>
+              <w:rPr>
+                <w:rFonts w:ascii="Arial" w:hAnsi="Arial" w:cs="Arial"/>
+                <w:sz w:val="16"/>
+              </w:rPr>
+            </w:pPr>
+            <w:r>
+              <w:rPr>
+                <w:rFonts w:ascii="Arial" w:hAnsi="Arial" w:cs="Arial"/>
+                <w:sz w:val="16"/>
+              </w:rPr>
+              <w:t xml:space="preserve">4,57</w:t>
+            </w:r>
+          </w:p>
+        </w:tc>
+        <w:tc>
+          <w:tcPr>
+            <w:tcW w:w="800" w:type="dxa"/>
+            <w:vAlign w:val="center"/>
+          </w:tcPr>
+          <w:p>
+            <w:pPr>
+              <w:spacing w:after="0" w:line="240" w:lineRule="auto"/>
+              <w:jc w:val="center"/>
+              <w:rPr>
+                <w:rFonts w:ascii="Arial" w:hAnsi="Arial" w:cs="Arial"/>
+                <w:sz w:val="16"/>
+              </w:rPr>
+            </w:pPr>
+            <w:r>
+              <w:rPr>
+                <w:rFonts w:ascii="Arial" w:hAnsi="Arial" w:cs="Arial"/>
+                <w:sz w:val="16"/>
+              </w:rPr>
+              <w:t xml:space="preserve">0,55</w:t>
+            </w:r>
+          </w:p>
+        </w:tc>
+        <w:tc>
+          <w:tcPr>
+            <w:tcW w:w="1300" w:type="dxa"/>
+            <w:vAlign w:val="center"/>
+          </w:tcPr>
+          <w:p>
+            <w:pPr>
+              <w:spacing w:after="0" w:line="240" w:lineRule="auto"/>
+              <w:jc w:val="center"/>
+              <w:rPr>
+                <w:rFonts w:ascii="Arial" w:hAnsi="Arial" w:cs="Arial"/>
+                <w:sz w:val="16"/>
+              </w:rPr>
+            </w:pPr>
+            <w:r>
+              <w:rPr>
+                <w:rFonts w:ascii="Arial" w:hAnsi="Arial" w:cs="Arial"/>
+                <w:sz w:val="16"/>
+              </w:rPr>
+              <w:t xml:space="preserve">0,91</w:t>
+            </w:r>
+          </w:p>
+        </w:tc>
+        <w:tc>
+          <w:tcPr>
+            <w:tcW w:w="1709" w:type="dxa"/>
+            <w:vAlign w:val="center"/>
+          </w:tcPr>
+          <w:p>
+            <w:pPr>
+              <w:spacing w:after="0" w:line="240" w:lineRule="auto"/>
+              <w:jc w:val="center"/>
+              <w:rPr>
+                <w:rFonts w:ascii="Arial" w:hAnsi="Arial" w:cs="Arial"/>
+                <w:sz w:val="16"/>
+              </w:rPr>
+            </w:pPr>
+            <w:r>
+              <w:rPr>
+                <w:rFonts w:ascii="Arial" w:hAnsi="Arial" w:cs="Arial"/>
+                <w:sz w:val="16"/>
+              </w:rPr>
+              <w:t xml:space="preserve">Excelente</w:t>
+            </w:r>
+          </w:p>
+        </w:tc>
+      </w:tr>
+      <w:tr>
+        <w:tc>
+          <w:tcPr>
+            <w:tcW w:w="700" w:type="dxa"/>
+            <w:vAlign w:val="center"/>
+          </w:tcPr>
+          <w:p>
+            <w:pPr>
+              <w:spacing w:after="0" w:line="240" w:lineRule="auto"/>
+              <w:jc w:val="left"/>
+              <w:rPr>
+                <w:rFonts w:ascii="Arial" w:hAnsi="Arial" w:cs="Arial"/>
+                <w:sz w:val="16"/>
+              </w:rPr>
+            </w:pPr>
+            <w:r>
+              <w:rPr>
+                <w:rFonts w:ascii="Arial" w:hAnsi="Arial" w:cs="Arial"/>
+                <w:sz w:val="16"/>
+              </w:rPr>
+              <w:t xml:space="preserve">D</w:t>
+            </w:r>
+          </w:p>
+        </w:tc>
+        <w:tc>
+          <w:tcPr>
+            <w:tcW w:w="2900" w:type="dxa"/>
+            <w:vAlign w:val="center"/>
+          </w:tcPr>
+          <w:p>
+            <w:pPr>
+              <w:spacing w:after="0" w:line="240" w:lineRule="auto"/>
+              <w:jc w:val="center"/>
+              <w:rPr>
+                <w:rFonts w:ascii="Arial" w:hAnsi="Arial" w:cs="Arial"/>
+                <w:sz w:val="16"/>
+              </w:rPr>
+            </w:pPr>
+            <w:r>
+              <w:rPr>
+                <w:rFonts w:ascii="Arial" w:hAnsi="Arial" w:cs="Arial"/>
+                <w:sz w:val="16"/>
+              </w:rPr>
+              <w:t xml:space="preserve">Pertinencia académica</w:t>
+            </w:r>
+          </w:p>
+        </w:tc>
+        <w:tc>
+          <w:tcPr>
+            <w:tcW w:w="900" w:type="dxa"/>
+            <w:vAlign w:val="center"/>
+          </w:tcPr>
+          <w:p>
+            <w:pPr>
+              <w:spacing w:after="0" w:line="240" w:lineRule="auto"/>
+              <w:jc w:val="center"/>
+              <w:rPr>
+                <w:rFonts w:ascii="Arial" w:hAnsi="Arial" w:cs="Arial"/>
+                <w:sz w:val="16"/>
+              </w:rPr>
+            </w:pPr>
+            <w:r>
+              <w:rPr>
+                <w:rFonts w:ascii="Arial" w:hAnsi="Arial" w:cs="Arial"/>
+                <w:sz w:val="16"/>
+              </w:rPr>
+              <w:t xml:space="preserve">4</w:t>
+            </w:r>
+          </w:p>
+        </w:tc>
+        <w:tc>
+          <w:tcPr>
+            <w:tcW w:w="900" w:type="dxa"/>
+            <w:vAlign w:val="center"/>
+          </w:tcPr>
+          <w:p>
+            <w:pPr>
+              <w:spacing w:after="0" w:line="240" w:lineRule="auto"/>
+              <w:jc w:val="center"/>
+              <w:rPr>
+                <w:rFonts w:ascii="Arial" w:hAnsi="Arial" w:cs="Arial"/>
+                <w:sz w:val="16"/>
+              </w:rPr>
+            </w:pPr>
+            <w:r>
+              <w:rPr>
+                <w:rFonts w:ascii="Arial" w:hAnsi="Arial" w:cs="Arial"/>
+                <w:sz w:val="16"/>
+              </w:rPr>
+              <w:t xml:space="preserve">4,55</w:t>
+            </w:r>
+          </w:p>
+        </w:tc>
+        <w:tc>
+          <w:tcPr>
+            <w:tcW w:w="800" w:type="dxa"/>
+            <w:vAlign w:val="center"/>
+          </w:tcPr>
+          <w:p>
+            <w:pPr>
+              <w:spacing w:after="0" w:line="240" w:lineRule="auto"/>
+              <w:jc w:val="center"/>
+              <w:rPr>
+                <w:rFonts w:ascii="Arial" w:hAnsi="Arial" w:cs="Arial"/>
+                <w:sz w:val="16"/>
+              </w:rPr>
+            </w:pPr>
+            <w:r>
+              <w:rPr>
+                <w:rFonts w:ascii="Arial" w:hAnsi="Arial" w:cs="Arial"/>
+                <w:sz w:val="16"/>
+              </w:rPr>
+              <w:t xml:space="preserve">0,6</w:t>
+            </w:r>
+          </w:p>
+        </w:tc>
+        <w:tc>
+          <w:tcPr>
+            <w:tcW w:w="1300" w:type="dxa"/>
+            <w:vAlign w:val="center"/>
+          </w:tcPr>
+          <w:p>
+            <w:pPr>
+              <w:spacing w:after="0" w:line="240" w:lineRule="auto"/>
+              <w:jc w:val="center"/>
+              <w:rPr>
+                <w:rFonts w:ascii="Arial" w:hAnsi="Arial" w:cs="Arial"/>
+                <w:sz w:val="16"/>
+              </w:rPr>
+            </w:pPr>
+            <w:r>
+              <w:rPr>
+                <w:rFonts w:ascii="Arial" w:hAnsi="Arial" w:cs="Arial"/>
+                <w:sz w:val="16"/>
+              </w:rPr>
+              <w:t xml:space="preserve">0,886</w:t>
+            </w:r>
+          </w:p>
+        </w:tc>
+        <w:tc>
+          <w:tcPr>
+            <w:tcW w:w="1709" w:type="dxa"/>
+            <w:vAlign w:val="center"/>
+          </w:tcPr>
+          <w:p>
+            <w:pPr>
+              <w:spacing w:after="0" w:line="240" w:lineRule="auto"/>
+              <w:jc w:val="center"/>
+              <w:rPr>
+                <w:rFonts w:ascii="Arial" w:hAnsi="Arial" w:cs="Arial"/>
+                <w:sz w:val="16"/>
+              </w:rPr>
+            </w:pPr>
+            <w:r>
+              <w:rPr>
+                <w:rFonts w:ascii="Arial" w:hAnsi="Arial" w:cs="Arial"/>
+                <w:sz w:val="16"/>
+              </w:rPr>
+              <w:t xml:space="preserve">Buena</w:t>
+            </w:r>
+          </w:p>
+        </w:tc>
+      </w:tr>
+      <w:tr>
+        <w:tc>
+          <w:tcPr>
+            <w:tcW w:w="700" w:type="dxa"/>
+            <w:vAlign w:val="center"/>
+          </w:tcPr>
+          <w:p>
+            <w:pPr>
+              <w:spacing w:after="0" w:line="240" w:lineRule="auto"/>
+              <w:jc w:val="left"/>
+              <w:rPr>
+                <w:rFonts w:ascii="Arial" w:hAnsi="Arial" w:cs="Arial"/>
+                <w:sz w:val="16"/>
+              </w:rPr>
+            </w:pPr>
+            <w:r>
+              <w:rPr>
+                <w:rFonts w:ascii="Arial" w:hAnsi="Arial" w:cs="Arial"/>
+                <w:sz w:val="16"/>
+              </w:rPr>
+              <w:t xml:space="preserve">E</w:t>
+            </w:r>
+          </w:p>
+        </w:tc>
+        <w:tc>
+          <w:tcPr>
+            <w:tcW w:w="2900" w:type="dxa"/>
+            <w:vAlign w:val="center"/>
+          </w:tcPr>
+          <w:p>
+            <w:pPr>
+              <w:spacing w:after="0" w:line="240" w:lineRule="auto"/>
+              <w:jc w:val="center"/>
+              <w:rPr>
+                <w:rFonts w:ascii="Arial" w:hAnsi="Arial" w:cs="Arial"/>
+                <w:sz w:val="16"/>
+              </w:rPr>
+            </w:pPr>
+            <w:r>
+              <w:rPr>
+                <w:rFonts w:ascii="Arial" w:hAnsi="Arial" w:cs="Arial"/>
+                <w:sz w:val="16"/>
+              </w:rPr>
+              <w:t xml:space="preserve">Motivación y engagement</w:t>
+            </w:r>
+          </w:p>
+        </w:tc>
+        <w:tc>
+          <w:tcPr>
+            <w:tcW w:w="900" w:type="dxa"/>
+            <w:vAlign w:val="center"/>
+          </w:tcPr>
+          <w:p>
+            <w:pPr>
+              <w:spacing w:after="0" w:line="240" w:lineRule="auto"/>
+              <w:jc w:val="center"/>
+              <w:rPr>
+                <w:rFonts w:ascii="Arial" w:hAnsi="Arial" w:cs="Arial"/>
+                <w:sz w:val="16"/>
+              </w:rPr>
+            </w:pPr>
+            <w:r>
+              <w:rPr>
+                <w:rFonts w:ascii="Arial" w:hAnsi="Arial" w:cs="Arial"/>
+                <w:sz w:val="16"/>
+              </w:rPr>
+              <w:t xml:space="preserve">2</w:t>
+            </w:r>
+          </w:p>
+        </w:tc>
+        <w:tc>
+          <w:tcPr>
+            <w:tcW w:w="900" w:type="dxa"/>
+            <w:vAlign w:val="center"/>
+          </w:tcPr>
+          <w:p>
+            <w:pPr>
+              <w:spacing w:after="0" w:line="240" w:lineRule="auto"/>
+              <w:jc w:val="center"/>
+              <w:rPr>
+                <w:rFonts w:ascii="Arial" w:hAnsi="Arial" w:cs="Arial"/>
+                <w:sz w:val="16"/>
+              </w:rPr>
+            </w:pPr>
+            <w:r>
+              <w:rPr>
+                <w:rFonts w:ascii="Arial" w:hAnsi="Arial" w:cs="Arial"/>
+                <w:sz w:val="16"/>
+              </w:rPr>
+              <w:t xml:space="preserve">4,64</w:t>
+            </w:r>
+          </w:p>
+        </w:tc>
+        <w:tc>
+          <w:tcPr>
+            <w:tcW w:w="800" w:type="dxa"/>
+            <w:vAlign w:val="center"/>
+          </w:tcPr>
+          <w:p>
+            <w:pPr>
+              <w:spacing w:after="0" w:line="240" w:lineRule="auto"/>
+              <w:jc w:val="center"/>
+              <w:rPr>
+                <w:rFonts w:ascii="Arial" w:hAnsi="Arial" w:cs="Arial"/>
+                <w:sz w:val="16"/>
+              </w:rPr>
+            </w:pPr>
+            <w:r>
+              <w:rPr>
+                <w:rFonts w:ascii="Arial" w:hAnsi="Arial" w:cs="Arial"/>
+                <w:sz w:val="16"/>
+              </w:rPr>
+              <w:t xml:space="preserve">0,5</w:t>
+            </w:r>
+          </w:p>
+        </w:tc>
+        <w:tc>
+          <w:tcPr>
+            <w:tcW w:w="1300" w:type="dxa"/>
+            <w:vAlign w:val="center"/>
+          </w:tcPr>
+          <w:p>
+            <w:pPr>
+              <w:spacing w:after="0" w:line="240" w:lineRule="auto"/>
+              <w:jc w:val="center"/>
+              <w:rPr>
+                <w:rFonts w:ascii="Arial" w:hAnsi="Arial" w:cs="Arial"/>
+                <w:sz w:val="16"/>
+              </w:rPr>
+            </w:pPr>
+            <w:r>
+              <w:rPr>
+                <w:rFonts w:ascii="Arial" w:hAnsi="Arial" w:cs="Arial"/>
+                <w:sz w:val="16"/>
+              </w:rPr>
+              <w:t xml:space="preserve">0,711</w:t>
+            </w:r>
+          </w:p>
+        </w:tc>
+        <w:tc>
+          <w:tcPr>
+            <w:tcW w:w="1709" w:type="dxa"/>
+            <w:vAlign w:val="center"/>
+          </w:tcPr>
+          <w:p>
+            <w:pPr>
+              <w:spacing w:after="0" w:line="240" w:lineRule="auto"/>
+              <w:jc w:val="center"/>
+              <w:rPr>
+                <w:rFonts w:ascii="Arial" w:hAnsi="Arial" w:cs="Arial"/>
+                <w:sz w:val="16"/>
+              </w:rPr>
+            </w:pPr>
+            <w:r>
+              <w:rPr>
+                <w:rFonts w:ascii="Arial" w:hAnsi="Arial" w:cs="Arial"/>
+                <w:sz w:val="16"/>
+              </w:rPr>
+              <w:t xml:space="preserve">Aceptable</w:t>
+            </w:r>
+          </w:p>
+        </w:tc>
+      </w:tr>
+      <w:tr>
+        <w:tc>
+          <w:tcPr>
+            <w:tcW w:w="700" w:type="dxa"/>
+            <w:vAlign w:val="center"/>
+          </w:tcPr>
+          <w:p>
+            <w:pPr>
+              <w:spacing w:after="0" w:line="240" w:lineRule="auto"/>
+              <w:jc w:val="left"/>
+              <w:rPr>
+                <w:rFonts w:ascii="Arial" w:hAnsi="Arial" w:cs="Arial"/>
+                <w:sz w:val="16"/>
+              </w:rPr>
+            </w:pPr>
+            <w:r>
+              <w:rPr>
+                <w:rFonts w:ascii="Arial" w:hAnsi="Arial" w:cs="Arial"/>
+                <w:sz w:val="16"/>
+              </w:rPr>
+              <w:t xml:space="preserve">F</w:t>
+            </w:r>
+          </w:p>
+        </w:tc>
+        <w:tc>
+          <w:tcPr>
+            <w:tcW w:w="2900" w:type="dxa"/>
+            <w:vAlign w:val="center"/>
+          </w:tcPr>
+          <w:p>
+            <w:pPr>
+              <w:spacing w:after="0" w:line="240" w:lineRule="auto"/>
+              <w:jc w:val="center"/>
+              <w:rPr>
+                <w:rFonts w:ascii="Arial" w:hAnsi="Arial" w:cs="Arial"/>
+                <w:sz w:val="16"/>
+              </w:rPr>
+            </w:pPr>
+            <w:r>
+              <w:rPr>
+                <w:rFonts w:ascii="Arial" w:hAnsi="Arial" w:cs="Arial"/>
+                <w:sz w:val="16"/>
+              </w:rPr>
+              <w:t xml:space="preserve">Viabilidad y comparación pedagógica</w:t>
+            </w:r>
+          </w:p>
+        </w:tc>
+        <w:tc>
+          <w:tcPr>
+            <w:tcW w:w="900" w:type="dxa"/>
+            <w:vAlign w:val="center"/>
+          </w:tcPr>
+          <w:p>
+            <w:pPr>
+              <w:spacing w:after="0" w:line="240" w:lineRule="auto"/>
+              <w:jc w:val="center"/>
+              <w:rPr>
+                <w:rFonts w:ascii="Arial" w:hAnsi="Arial" w:cs="Arial"/>
+                <w:sz w:val="16"/>
+              </w:rPr>
+            </w:pPr>
+            <w:r>
+              <w:rPr>
+                <w:rFonts w:ascii="Arial" w:hAnsi="Arial" w:cs="Arial"/>
+                <w:sz w:val="16"/>
+              </w:rPr>
+              <w:t xml:space="preserve">3</w:t>
+            </w:r>
+          </w:p>
+        </w:tc>
+        <w:tc>
+          <w:tcPr>
+            <w:tcW w:w="900" w:type="dxa"/>
+            <w:vAlign w:val="center"/>
+          </w:tcPr>
+          <w:p>
+            <w:pPr>
+              <w:spacing w:after="0" w:line="240" w:lineRule="auto"/>
+              <w:jc w:val="center"/>
+              <w:rPr>
+                <w:rFonts w:ascii="Arial" w:hAnsi="Arial" w:cs="Arial"/>
+                <w:sz w:val="16"/>
+              </w:rPr>
+            </w:pPr>
+            <w:r>
+              <w:rPr>
+                <w:rFonts w:ascii="Arial" w:hAnsi="Arial" w:cs="Arial"/>
+                <w:sz w:val="16"/>
+              </w:rPr>
+              <w:t xml:space="preserve">4,55</w:t>
+            </w:r>
+          </w:p>
+        </w:tc>
+        <w:tc>
+          <w:tcPr>
+            <w:tcW w:w="800" w:type="dxa"/>
+            <w:vAlign w:val="center"/>
+          </w:tcPr>
+          <w:p>
+            <w:pPr>
+              <w:spacing w:after="0" w:line="240" w:lineRule="auto"/>
+              <w:jc w:val="center"/>
+              <w:rPr>
+                <w:rFonts w:ascii="Arial" w:hAnsi="Arial" w:cs="Arial"/>
+                <w:sz w:val="16"/>
+              </w:rPr>
+            </w:pPr>
+            <w:r>
+              <w:rPr>
+                <w:rFonts w:ascii="Arial" w:hAnsi="Arial" w:cs="Arial"/>
+                <w:sz w:val="16"/>
+              </w:rPr>
+              <w:t xml:space="preserve">0,76</w:t>
+            </w:r>
+          </w:p>
+        </w:tc>
+        <w:tc>
+          <w:tcPr>
+            <w:tcW w:w="1300" w:type="dxa"/>
+            <w:vAlign w:val="center"/>
+          </w:tcPr>
+          <w:p>
+            <w:pPr>
+              <w:spacing w:after="0" w:line="240" w:lineRule="auto"/>
+              <w:jc w:val="center"/>
+              <w:rPr>
+                <w:rFonts w:ascii="Arial" w:hAnsi="Arial" w:cs="Arial"/>
+                <w:sz w:val="16"/>
+              </w:rPr>
+            </w:pPr>
+            <w:r>
+              <w:rPr>
+                <w:rFonts w:ascii="Arial" w:hAnsi="Arial" w:cs="Arial"/>
+                <w:sz w:val="16"/>
+              </w:rPr>
+              <w:t xml:space="preserve">0,963</w:t>
+            </w:r>
+          </w:p>
+        </w:tc>
+        <w:tc>
+          <w:tcPr>
+            <w:tcW w:w="1709" w:type="dxa"/>
+            <w:vAlign w:val="center"/>
+          </w:tcPr>
+          <w:p>
+            <w:pPr>
+              <w:spacing w:after="0" w:line="240" w:lineRule="auto"/>
+              <w:jc w:val="center"/>
+              <w:rPr>
+                <w:rFonts w:ascii="Arial" w:hAnsi="Arial" w:cs="Arial"/>
+                <w:sz w:val="16"/>
+              </w:rPr>
+            </w:pPr>
+            <w:r>
+              <w:rPr>
+                <w:rFonts w:ascii="Arial" w:hAnsi="Arial" w:cs="Arial"/>
+                <w:sz w:val="16"/>
+              </w:rPr>
+              <w:t xml:space="preserve">Excelente</w:t>
+            </w:r>
+          </w:p>
+        </w:tc>
+      </w:tr>
+      <w:tr>
+        <w:tc>
+          <w:tcPr>
+            <w:tcW w:w="700" w:type="dxa"/>
+            <w:vAlign w:val="center"/>
+          </w:tcPr>
+          <w:p>
+            <w:pPr>
+              <w:spacing w:after="0" w:line="240" w:lineRule="auto"/>
+              <w:jc w:val="left"/>
+              <w:rPr>
+                <w:rFonts w:ascii="Arial" w:hAnsi="Arial" w:cs="Arial"/>
+                <w:sz w:val="16"/>
+              </w:rPr>
+            </w:pPr>
+            <w:r>
+              <w:rPr>
+                <w:rFonts w:ascii="Arial" w:hAnsi="Arial" w:cs="Arial"/>
+                <w:sz w:val="16"/>
+              </w:rPr>
+              <w:t xml:space="preserve">G</w:t>
+            </w:r>
+          </w:p>
+        </w:tc>
+        <w:tc>
+          <w:tcPr>
+            <w:tcW w:w="2900" w:type="dxa"/>
+            <w:vAlign w:val="center"/>
+          </w:tcPr>
+          <w:p>
+            <w:pPr>
+              <w:spacing w:after="0" w:line="240" w:lineRule="auto"/>
+              <w:jc w:val="center"/>
+              <w:rPr>
+                <w:rFonts w:ascii="Arial" w:hAnsi="Arial" w:cs="Arial"/>
+                <w:sz w:val="16"/>
+              </w:rPr>
+            </w:pPr>
+            <w:r>
+              <w:rPr>
+                <w:rFonts w:ascii="Arial" w:hAnsi="Arial" w:cs="Arial"/>
+                <w:sz w:val="16"/>
+              </w:rPr>
+              <w:t xml:space="preserve">Auto-eficacia y aplicación</w:t>
+            </w:r>
+          </w:p>
+        </w:tc>
+        <w:tc>
+          <w:tcPr>
+            <w:tcW w:w="900" w:type="dxa"/>
+            <w:vAlign w:val="center"/>
+          </w:tcPr>
+          <w:p>
+            <w:pPr>
+              <w:spacing w:after="0" w:line="240" w:lineRule="auto"/>
+              <w:jc w:val="center"/>
+              <w:rPr>
+                <w:rFonts w:ascii="Arial" w:hAnsi="Arial" w:cs="Arial"/>
+                <w:sz w:val="16"/>
+              </w:rPr>
+            </w:pPr>
+            <w:r>
+              <w:rPr>
+                <w:rFonts w:ascii="Arial" w:hAnsi="Arial" w:cs="Arial"/>
+                <w:sz w:val="16"/>
+              </w:rPr>
+              <w:t xml:space="preserve">2</w:t>
+            </w:r>
+          </w:p>
+        </w:tc>
+        <w:tc>
+          <w:tcPr>
+            <w:tcW w:w="900" w:type="dxa"/>
+            <w:vAlign w:val="center"/>
+          </w:tcPr>
+          <w:p>
+            <w:pPr>
+              <w:spacing w:after="0" w:line="240" w:lineRule="auto"/>
+              <w:jc w:val="center"/>
+              <w:rPr>
+                <w:rFonts w:ascii="Arial" w:hAnsi="Arial" w:cs="Arial"/>
+                <w:sz w:val="16"/>
+              </w:rPr>
+            </w:pPr>
+            <w:r>
+              <w:rPr>
+                <w:rFonts w:ascii="Arial" w:hAnsi="Arial" w:cs="Arial"/>
+                <w:sz w:val="16"/>
+              </w:rPr>
+              <w:t xml:space="preserve">4,5</w:t>
+            </w:r>
+          </w:p>
+        </w:tc>
+        <w:tc>
+          <w:tcPr>
+            <w:tcW w:w="800" w:type="dxa"/>
+            <w:vAlign w:val="center"/>
+          </w:tcPr>
+          <w:p>
+            <w:pPr>
+              <w:spacing w:after="0" w:line="240" w:lineRule="auto"/>
+              <w:jc w:val="center"/>
+              <w:rPr>
+                <w:rFonts w:ascii="Arial" w:hAnsi="Arial" w:cs="Arial"/>
+                <w:sz w:val="16"/>
+              </w:rPr>
+            </w:pPr>
+            <w:r>
+              <w:rPr>
+                <w:rFonts w:ascii="Arial" w:hAnsi="Arial" w:cs="Arial"/>
+                <w:sz w:val="16"/>
+              </w:rPr>
+              <w:t xml:space="preserve">0,78</w:t>
+            </w:r>
+          </w:p>
+        </w:tc>
+        <w:tc>
+          <w:tcPr>
+            <w:tcW w:w="1300" w:type="dxa"/>
+            <w:vAlign w:val="center"/>
+          </w:tcPr>
+          <w:p>
+            <w:pPr>
+              <w:spacing w:after="0" w:line="240" w:lineRule="auto"/>
+              <w:jc w:val="center"/>
+              <w:rPr>
+                <w:rFonts w:ascii="Arial" w:hAnsi="Arial" w:cs="Arial"/>
+                <w:sz w:val="16"/>
+              </w:rPr>
+            </w:pPr>
+            <w:r>
+              <w:rPr>
+                <w:rFonts w:ascii="Arial" w:hAnsi="Arial" w:cs="Arial"/>
+                <w:sz w:val="16"/>
+              </w:rPr>
+              <w:t xml:space="preserve">0,946</w:t>
+            </w:r>
+          </w:p>
+        </w:tc>
+        <w:tc>
+          <w:tcPr>
+            <w:tcW w:w="1709" w:type="dxa"/>
+            <w:vAlign w:val="center"/>
+          </w:tcPr>
+          <w:p>
+            <w:pPr>
+              <w:spacing w:after="0" w:line="240" w:lineRule="auto"/>
+              <w:jc w:val="center"/>
+              <w:rPr>
+                <w:rFonts w:ascii="Arial" w:hAnsi="Arial" w:cs="Arial"/>
+                <w:sz w:val="16"/>
+              </w:rPr>
+            </w:pPr>
+            <w:r>
+              <w:rPr>
+                <w:rFonts w:ascii="Arial" w:hAnsi="Arial" w:cs="Arial"/>
+                <w:sz w:val="16"/>
+              </w:rPr>
+              <w:t xml:space="preserve">Excelente</w:t>
+            </w:r>
+          </w:p>
+        </w:tc>
+      </w:tr>
+      <w:tr>
+        <w:tc>
+          <w:tcPr>
+            <w:tcW w:w="700" w:type="dxa"/>
+            <w:vAlign w:val="center"/>
+          </w:tcPr>
+          <w:p>
+            <w:pPr>
+              <w:spacing w:after="0" w:line="240" w:lineRule="auto"/>
+              <w:jc w:val="left"/>
+              <w:rPr>
+                <w:rFonts w:ascii="Arial" w:hAnsi="Arial" w:cs="Arial"/>
+                <w:sz w:val="16"/>
+              </w:rPr>
+            </w:pPr>
+            <w:r>
+              <w:rPr>
+                <w:rFonts w:ascii="Arial" w:hAnsi="Arial" w:cs="Arial"/>
+                <w:sz w:val="16"/>
+              </w:rPr>
+              <w:t xml:space="preserve">H</w:t>
+            </w:r>
+          </w:p>
+        </w:tc>
+        <w:tc>
+          <w:tcPr>
+            <w:tcW w:w="2900" w:type="dxa"/>
+            <w:vAlign w:val="center"/>
+          </w:tcPr>
+          <w:p>
+            <w:pPr>
+              <w:spacing w:after="0" w:line="240" w:lineRule="auto"/>
+              <w:jc w:val="center"/>
+              <w:rPr>
+                <w:rFonts w:ascii="Arial" w:hAnsi="Arial" w:cs="Arial"/>
+                <w:sz w:val="16"/>
+              </w:rPr>
+            </w:pPr>
+            <w:r>
+              <w:rPr>
+                <w:rFonts w:ascii="Arial" w:hAnsi="Arial" w:cs="Arial"/>
+                <w:sz w:val="16"/>
+              </w:rPr>
+              <w:t xml:space="preserve">Recomendación</w:t>
+            </w:r>
+          </w:p>
+        </w:tc>
+        <w:tc>
+          <w:tcPr>
+            <w:tcW w:w="900" w:type="dxa"/>
+            <w:vAlign w:val="center"/>
+          </w:tcPr>
+          <w:p>
+            <w:pPr>
+              <w:spacing w:after="0" w:line="240" w:lineRule="auto"/>
+              <w:jc w:val="center"/>
+              <w:rPr>
+                <w:rFonts w:ascii="Arial" w:hAnsi="Arial" w:cs="Arial"/>
+                <w:sz w:val="16"/>
+              </w:rPr>
+            </w:pPr>
+            <w:r>
+              <w:rPr>
+                <w:rFonts w:ascii="Arial" w:hAnsi="Arial" w:cs="Arial"/>
+                <w:sz w:val="16"/>
+              </w:rPr>
+              <w:t xml:space="preserve">1</w:t>
+            </w:r>
+          </w:p>
+        </w:tc>
+        <w:tc>
+          <w:tcPr>
+            <w:tcW w:w="900" w:type="dxa"/>
+            <w:vAlign w:val="center"/>
+          </w:tcPr>
+          <w:p>
+            <w:pPr>
+              <w:spacing w:after="0" w:line="240" w:lineRule="auto"/>
+              <w:jc w:val="center"/>
+              <w:rPr>
+                <w:rFonts w:ascii="Arial" w:hAnsi="Arial" w:cs="Arial"/>
+                <w:sz w:val="16"/>
+              </w:rPr>
+            </w:pPr>
+            <w:r>
+              <w:rPr>
+                <w:rFonts w:ascii="Arial" w:hAnsi="Arial" w:cs="Arial"/>
+                <w:sz w:val="16"/>
+              </w:rPr>
+              <w:t xml:space="preserve">4,57</w:t>
+            </w:r>
+          </w:p>
+        </w:tc>
+        <w:tc>
+          <w:tcPr>
+            <w:tcW w:w="800" w:type="dxa"/>
+            <w:vAlign w:val="center"/>
+          </w:tcPr>
+          <w:p>
+            <w:pPr>
+              <w:spacing w:after="0" w:line="240" w:lineRule="auto"/>
+              <w:jc w:val="center"/>
+              <w:rPr>
+                <w:rFonts w:ascii="Arial" w:hAnsi="Arial" w:cs="Arial"/>
+                <w:sz w:val="16"/>
+              </w:rPr>
+            </w:pPr>
+            <w:r>
+              <w:rPr>
+                <w:rFonts w:ascii="Arial" w:hAnsi="Arial" w:cs="Arial"/>
+                <w:sz w:val="16"/>
+              </w:rPr>
+              <w:t xml:space="preserve">0,65</w:t>
+            </w:r>
+          </w:p>
+        </w:tc>
+        <w:tc>
+          <w:tcPr>
+            <w:tcW w:w="1300" w:type="dxa"/>
+            <w:vAlign w:val="center"/>
+          </w:tcPr>
+          <w:p>
+            <w:pPr>
+              <w:spacing w:after="0" w:line="240" w:lineRule="auto"/>
+              <w:jc w:val="center"/>
+              <w:rPr>
+                <w:rFonts w:ascii="Arial" w:hAnsi="Arial" w:cs="Arial"/>
+                <w:sz w:val="16"/>
+              </w:rPr>
+            </w:pPr>
+            <w:r>
+              <w:rPr>
+                <w:rFonts w:ascii="Arial" w:hAnsi="Arial" w:cs="Arial"/>
+                <w:sz w:val="16"/>
+              </w:rPr>
+              <w:t xml:space="preserve">N/A</w:t>
+            </w:r>
+          </w:p>
+        </w:tc>
+        <w:tc>
+          <w:tcPr>
+            <w:tcW w:w="1709" w:type="dxa"/>
+            <w:vAlign w:val="center"/>
+          </w:tcPr>
+          <w:p>
+            <w:pPr>
+              <w:spacing w:after="0" w:line="240" w:lineRule="auto"/>
+              <w:jc w:val="center"/>
+              <w:rPr>
+                <w:rFonts w:ascii="Arial" w:hAnsi="Arial" w:cs="Arial"/>
+                <w:sz w:val="16"/>
+              </w:rPr>
+            </w:pPr>
+            <w:r>
+              <w:rPr>
+                <w:rFonts w:ascii="Arial" w:hAnsi="Arial" w:cs="Arial"/>
+                <w:sz w:val="16"/>
+              </w:rPr>
+              <w:t xml:space="preserve">N/A</w:t>
+            </w:r>
+          </w:p>
+        </w:tc>
+      </w:tr>
+    </w:tbl>
+    <w:p>
+      <w:pPr>
+        <w:spacing w:after="0"/>
+      </w:pPr>
+    </w:p>
+    <w:p>
+      <w:pPr>
+        <w:spacing w:after="0" w:line="276" w:lineRule="auto"/>
+        <w:jc w:val="left"/>
+        <w:rPr>
+          <w:rFonts w:ascii="Arial" w:hAnsi="Arial" w:cs="Arial"/>
+          <w:sz w:val="20"/>
+          <w:b/>
+        </w:rPr>
+      </w:pPr>
+      <w:r>
+        <w:rPr>
+          <w:rFonts w:ascii="Arial" w:hAnsi="Arial" w:cs="Arial"/>
+          <w:sz w:val="20"/>
+          <w:b/>
+        </w:rPr>
+        <w:t xml:space="preserve">Tabla 2</w:t>
+      </w:r>
+    </w:p>
+    <w:p>
+      <w:pPr>
+        <w:spacing w:after="80" w:line="276" w:lineRule="auto"/>
+        <w:jc w:val="left"/>
+        <w:rPr>
+          <w:rFonts w:ascii="Arial" w:hAnsi="Arial" w:cs="Arial"/>
+          <w:sz w:val="20"/>
+          <w:i/>
+        </w:rPr>
+      </w:pPr>
+      <w:r>
+        <w:rPr>
+          <w:rFonts w:ascii="Arial" w:hAnsi="Arial" w:cs="Arial"/>
+          <w:sz w:val="20"/>
+          <w:i/>
+        </w:rPr>
+        <w:t xml:space="preserve">Resultados de la encuesta por pregunta</w:t>
+      </w:r>
+    </w:p>
+    <w:tbl>
+      <w:tblPr>
+        <w:tblW w:w="9209" w:type="dxa"/>
+        <w:tblInd w:w="0" w:type="dxa"/>
+        <w:tblBorders>
+          <w:top w:val="single" w:sz="4" w:space="0" w:color="000000"/>
+          <w:left w:val="single" w:sz="4" w:space="0" w:color="000000"/>
+          <w:bottom w:val="single" w:sz="4" w:space="0" w:color="000000"/>
+          <w:right w:val="single" w:sz="4" w:space="0" w:color="000000"/>
+          <w:insideH w:val="single" w:sz="4" w:space="0" w:color="000000"/>
+          <w:insideV w:val="single" w:sz="4" w:space="0" w:color="000000"/>
+        </w:tblBorders>
+        <w:tblLayout w:type="fixed"/>
+      </w:tblPr>
+      <w:tblGrid>
+        <w:gridCol w:w="500"/>
+        <w:gridCol w:w="5209"/>
+        <w:gridCol w:w="900"/>
+        <w:gridCol w:w="800"/>
+        <w:gridCol w:w="1100"/>
+        <w:gridCol w:w="700"/>
+      </w:tblGrid>
+      <w:tr>
+        <w:tc>
+          <w:tcPr>
+            <w:tcW w:w="500" w:type="dxa"/>
+            <w:shd w:val="clear" w:color="auto" w:fill="C5E0B3"/>
+            <w:vAlign w:val="center"/>
+          </w:tcPr>
+          <w:p>
+            <w:pPr>
+              <w:spacing w:after="0" w:line="240" w:lineRule="auto"/>
+              <w:jc w:val="center"/>
+              <w:rPr>
+                <w:rFonts w:ascii="Arial" w:hAnsi="Arial" w:cs="Arial"/>
+                <w:sz w:val="15"/>
+                <w:b/>
+              </w:rPr>
+            </w:pPr>
+            <w:r>
+              <w:rPr>
+                <w:rFonts w:ascii="Arial" w:hAnsi="Arial" w:cs="Arial"/>
+                <w:sz w:val="15"/>
+                <w:b/>
+              </w:rPr>
+              <w:t xml:space="preserve">#</w:t>
+            </w:r>
+          </w:p>
+        </w:tc>
+        <w:tc>
+          <w:tcPr>
+            <w:tcW w:w="5209" w:type="dxa"/>
+            <w:shd w:val="clear" w:color="auto" w:fill="C5E0B3"/>
+            <w:vAlign w:val="center"/>
+          </w:tcPr>
+          <w:p>
+            <w:pPr>
+              <w:spacing w:after="0" w:line="240" w:lineRule="auto"/>
+              <w:jc w:val="center"/>
+              <w:rPr>
+                <w:rFonts w:ascii="Arial" w:hAnsi="Arial" w:cs="Arial"/>
+                <w:sz w:val="15"/>
+                <w:b/>
+              </w:rPr>
+            </w:pPr>
+            <w:r>
+              <w:rPr>
+                <w:rFonts w:ascii="Arial" w:hAnsi="Arial" w:cs="Arial"/>
+                <w:sz w:val="15"/>
+                <w:b/>
+              </w:rPr>
+              <w:t xml:space="preserve">Pregunta</w:t>
+            </w:r>
+          </w:p>
+        </w:tc>
+        <w:tc>
+          <w:tcPr>
+            <w:tcW w:w="900" w:type="dxa"/>
+            <w:shd w:val="clear" w:color="auto" w:fill="C5E0B3"/>
+            <w:vAlign w:val="center"/>
+          </w:tcPr>
+          <w:p>
+            <w:pPr>
+              <w:spacing w:after="0" w:line="240" w:lineRule="auto"/>
+              <w:jc w:val="center"/>
+              <w:rPr>
+                <w:rFonts w:ascii="Arial" w:hAnsi="Arial" w:cs="Arial"/>
+                <w:sz w:val="15"/>
+                <w:b/>
+              </w:rPr>
+            </w:pPr>
+            <w:r>
+              <w:rPr>
+                <w:rFonts w:ascii="Arial" w:hAnsi="Arial" w:cs="Arial"/>
+                <w:sz w:val="15"/>
+                <w:b/>
+              </w:rPr>
+              <w:t xml:space="preserve">Media</w:t>
+            </w:r>
+          </w:p>
+        </w:tc>
+        <w:tc>
+          <w:tcPr>
+            <w:tcW w:w="800" w:type="dxa"/>
+            <w:shd w:val="clear" w:color="auto" w:fill="C5E0B3"/>
+            <w:vAlign w:val="center"/>
+          </w:tcPr>
+          <w:p>
+            <w:pPr>
+              <w:spacing w:after="0" w:line="240" w:lineRule="auto"/>
+              <w:jc w:val="center"/>
+              <w:rPr>
+                <w:rFonts w:ascii="Arial" w:hAnsi="Arial" w:cs="Arial"/>
+                <w:sz w:val="15"/>
+                <w:b/>
+              </w:rPr>
+            </w:pPr>
+            <w:r>
+              <w:rPr>
+                <w:rFonts w:ascii="Arial" w:hAnsi="Arial" w:cs="Arial"/>
+                <w:sz w:val="15"/>
+                <w:b/>
+              </w:rPr>
+              <w:t xml:space="preserve">DE</w:t>
+            </w:r>
+          </w:p>
+        </w:tc>
+        <w:tc>
+          <w:tcPr>
+            <w:tcW w:w="1100" w:type="dxa"/>
+            <w:shd w:val="clear" w:color="auto" w:fill="C5E0B3"/>
+            <w:vAlign w:val="center"/>
+          </w:tcPr>
+          <w:p>
+            <w:pPr>
+              <w:spacing w:after="0" w:line="240" w:lineRule="auto"/>
+              <w:jc w:val="center"/>
+              <w:rPr>
+                <w:rFonts w:ascii="Arial" w:hAnsi="Arial" w:cs="Arial"/>
+                <w:sz w:val="15"/>
+                <w:b/>
+              </w:rPr>
+            </w:pPr>
+            <w:r>
+              <w:rPr>
+                <w:rFonts w:ascii="Arial" w:hAnsi="Arial" w:cs="Arial"/>
+                <w:sz w:val="15"/>
+                <w:b/>
+              </w:rPr>
+              <w:t xml:space="preserve">% 4-5</w:t>
+            </w:r>
+          </w:p>
+        </w:tc>
+        <w:tc>
+          <w:tcPr>
+            <w:tcW w:w="700" w:type="dxa"/>
+            <w:shd w:val="clear" w:color="auto" w:fill="C5E0B3"/>
+            <w:vAlign w:val="center"/>
+          </w:tcPr>
+          <w:p>
+            <w:pPr>
+              <w:spacing w:after="0" w:line="240" w:lineRule="auto"/>
+              <w:jc w:val="center"/>
+              <w:rPr>
+                <w:rFonts w:ascii="Arial" w:hAnsi="Arial" w:cs="Arial"/>
+                <w:sz w:val="15"/>
+                <w:b/>
+              </w:rPr>
+            </w:pPr>
+            <w:r>
+              <w:rPr>
+                <w:rFonts w:ascii="Arial" w:hAnsi="Arial" w:cs="Arial"/>
+                <w:sz w:val="15"/>
+                <w:b/>
+              </w:rPr>
+              <w:t xml:space="preserve">n</w:t>
+            </w:r>
+          </w:p>
+        </w:tc>
+      </w:tr>
+      <w:tr>
+        <w:tc>
+          <w:tcPr>
+            <w:tcW w:w="500" w:type="dxa"/>
+            <w:vAlign w:val="center"/>
+          </w:tcPr>
+          <w:p>
+            <w:pPr>
+              <w:spacing w:after="0" w:line="240" w:lineRule="auto"/>
+              <w:jc w:val="left"/>
+              <w:rPr>
+                <w:rFonts w:ascii="Arial" w:hAnsi="Arial" w:cs="Arial"/>
+                <w:sz w:val="15"/>
+              </w:rPr>
+            </w:pPr>
+            <w:r>
+              <w:rPr>
+                <w:rFonts w:ascii="Arial" w:hAnsi="Arial" w:cs="Arial"/>
+                <w:sz w:val="15"/>
+              </w:rPr>
+              <w:t xml:space="preserve">1</w:t>
+            </w:r>
+          </w:p>
+        </w:tc>
+        <w:tc>
+          <w:tcPr>
+            <w:tcW w:w="5209" w:type="dxa"/>
+            <w:vAlign w:val="center"/>
+          </w:tcPr>
+          <w:p>
+            <w:pPr>
+              <w:spacing w:after="0" w:line="240" w:lineRule="auto"/>
+              <w:jc w:val="center"/>
+              <w:rPr>
+                <w:rFonts w:ascii="Arial" w:hAnsi="Arial" w:cs="Arial"/>
+                <w:sz w:val="15"/>
+              </w:rPr>
+            </w:pPr>
+            <w:r>
+              <w:rPr>
+                <w:rFonts w:ascii="Arial" w:hAnsi="Arial" w:cs="Arial"/>
+                <w:sz w:val="15"/>
+              </w:rPr>
+              <w:t xml:space="preserve">La plataforma es fácil de usar</w:t>
+            </w:r>
+          </w:p>
+        </w:tc>
+        <w:tc>
+          <w:tcPr>
+            <w:tcW w:w="900" w:type="dxa"/>
+            <w:vAlign w:val="center"/>
+          </w:tcPr>
+          <w:p>
+            <w:pPr>
+              <w:spacing w:after="0" w:line="240" w:lineRule="auto"/>
+              <w:jc w:val="center"/>
+              <w:rPr>
+                <w:rFonts w:ascii="Arial" w:hAnsi="Arial" w:cs="Arial"/>
+                <w:sz w:val="15"/>
+              </w:rPr>
+            </w:pPr>
+            <w:r>
+              <w:rPr>
+                <w:rFonts w:ascii="Arial" w:hAnsi="Arial" w:cs="Arial"/>
+                <w:sz w:val="15"/>
+              </w:rPr>
+              <w:t xml:space="preserve">4,43</w:t>
+            </w:r>
+          </w:p>
+        </w:tc>
+        <w:tc>
+          <w:tcPr>
+            <w:tcW w:w="800" w:type="dxa"/>
+            <w:vAlign w:val="center"/>
+          </w:tcPr>
+          <w:p>
+            <w:pPr>
+              <w:spacing w:after="0" w:line="240" w:lineRule="auto"/>
+              <w:jc w:val="center"/>
+              <w:rPr>
+                <w:rFonts w:ascii="Arial" w:hAnsi="Arial" w:cs="Arial"/>
+                <w:sz w:val="15"/>
+              </w:rPr>
+            </w:pPr>
+            <w:r>
+              <w:rPr>
+                <w:rFonts w:ascii="Arial" w:hAnsi="Arial" w:cs="Arial"/>
+                <w:sz w:val="15"/>
+              </w:rPr>
+              <w:t xml:space="preserve">0,85</w:t>
+            </w:r>
+          </w:p>
+        </w:tc>
+        <w:tc>
+          <w:tcPr>
+            <w:tcW w:w="1100" w:type="dxa"/>
+            <w:vAlign w:val="center"/>
+          </w:tcPr>
+          <w:p>
+            <w:pPr>
+              <w:spacing w:after="0" w:line="240" w:lineRule="auto"/>
+              <w:jc w:val="center"/>
+              <w:rPr>
+                <w:rFonts w:ascii="Arial" w:hAnsi="Arial" w:cs="Arial"/>
+                <w:sz w:val="15"/>
+              </w:rPr>
+            </w:pPr>
+            <w:r>
+              <w:rPr>
+                <w:rFonts w:ascii="Arial" w:hAnsi="Arial" w:cs="Arial"/>
+                <w:sz w:val="15"/>
+              </w:rPr>
+              <w:t xml:space="preserve">79%</w:t>
+            </w:r>
+          </w:p>
+        </w:tc>
+        <w:tc>
+          <w:tcPr>
+            <w:tcW w:w="700" w:type="dxa"/>
+            <w:vAlign w:val="center"/>
+          </w:tcPr>
+          <w:p>
+            <w:pPr>
+              <w:spacing w:after="0" w:line="240" w:lineRule="auto"/>
+              <w:jc w:val="center"/>
+              <w:rPr>
+                <w:rFonts w:ascii="Arial" w:hAnsi="Arial" w:cs="Arial"/>
+                <w:sz w:val="15"/>
+              </w:rPr>
+            </w:pPr>
+            <w:r>
+              <w:rPr>
+                <w:rFonts w:ascii="Arial" w:hAnsi="Arial" w:cs="Arial"/>
+                <w:sz w:val="15"/>
+              </w:rPr>
+              <w:t xml:space="preserve">14</w:t>
+            </w:r>
+          </w:p>
+        </w:tc>
+      </w:tr>
+      <w:tr>
+        <w:tc>
+          <w:tcPr>
+            <w:tcW w:w="500" w:type="dxa"/>
+            <w:vAlign w:val="center"/>
+          </w:tcPr>
+          <w:p>
+            <w:pPr>
+              <w:spacing w:after="0" w:line="240" w:lineRule="auto"/>
+              <w:jc w:val="left"/>
+              <w:rPr>
+                <w:rFonts w:ascii="Arial" w:hAnsi="Arial" w:cs="Arial"/>
+                <w:sz w:val="15"/>
+              </w:rPr>
+            </w:pPr>
+            <w:r>
+              <w:rPr>
+                <w:rFonts w:ascii="Arial" w:hAnsi="Arial" w:cs="Arial"/>
+                <w:sz w:val="15"/>
+              </w:rPr>
+              <w:t xml:space="preserve">2</w:t>
+            </w:r>
+          </w:p>
+        </w:tc>
+        <w:tc>
+          <w:tcPr>
+            <w:tcW w:w="5209" w:type="dxa"/>
+            <w:vAlign w:val="center"/>
+          </w:tcPr>
+          <w:p>
+            <w:pPr>
+              <w:spacing w:after="0" w:line="240" w:lineRule="auto"/>
+              <w:jc w:val="center"/>
+              <w:rPr>
+                <w:rFonts w:ascii="Arial" w:hAnsi="Arial" w:cs="Arial"/>
+                <w:sz w:val="15"/>
+              </w:rPr>
+            </w:pPr>
+            <w:r>
+              <w:rPr>
+                <w:rFonts w:ascii="Arial" w:hAnsi="Arial" w:cs="Arial"/>
+                <w:sz w:val="15"/>
+              </w:rPr>
+              <w:t xml:space="preserve">La navegación entre las secciones es intuitiva</w:t>
+            </w:r>
+          </w:p>
+        </w:tc>
+        <w:tc>
+          <w:tcPr>
+            <w:tcW w:w="900" w:type="dxa"/>
+            <w:vAlign w:val="center"/>
+          </w:tcPr>
+          <w:p>
+            <w:pPr>
+              <w:spacing w:after="0" w:line="240" w:lineRule="auto"/>
+              <w:jc w:val="center"/>
+              <w:rPr>
+                <w:rFonts w:ascii="Arial" w:hAnsi="Arial" w:cs="Arial"/>
+                <w:sz w:val="15"/>
+              </w:rPr>
+            </w:pPr>
+            <w:r>
+              <w:rPr>
+                <w:rFonts w:ascii="Arial" w:hAnsi="Arial" w:cs="Arial"/>
+                <w:sz w:val="15"/>
+              </w:rPr>
+              <w:t xml:space="preserve">4,57</w:t>
+            </w:r>
+          </w:p>
+        </w:tc>
+        <w:tc>
+          <w:tcPr>
+            <w:tcW w:w="800" w:type="dxa"/>
+            <w:vAlign w:val="center"/>
+          </w:tcPr>
+          <w:p>
+            <w:pPr>
+              <w:spacing w:after="0" w:line="240" w:lineRule="auto"/>
+              <w:jc w:val="center"/>
+              <w:rPr>
+                <w:rFonts w:ascii="Arial" w:hAnsi="Arial" w:cs="Arial"/>
+                <w:sz w:val="15"/>
+              </w:rPr>
+            </w:pPr>
+            <w:r>
+              <w:rPr>
+                <w:rFonts w:ascii="Arial" w:hAnsi="Arial" w:cs="Arial"/>
+                <w:sz w:val="15"/>
+              </w:rPr>
+              <w:t xml:space="preserve">0,76</w:t>
+            </w:r>
+          </w:p>
+        </w:tc>
+        <w:tc>
+          <w:tcPr>
+            <w:tcW w:w="1100" w:type="dxa"/>
+            <w:vAlign w:val="center"/>
+          </w:tcPr>
+          <w:p>
+            <w:pPr>
+              <w:spacing w:after="0" w:line="240" w:lineRule="auto"/>
+              <w:jc w:val="center"/>
+              <w:rPr>
+                <w:rFonts w:ascii="Arial" w:hAnsi="Arial" w:cs="Arial"/>
+                <w:sz w:val="15"/>
+              </w:rPr>
+            </w:pPr>
+            <w:r>
+              <w:rPr>
+                <w:rFonts w:ascii="Arial" w:hAnsi="Arial" w:cs="Arial"/>
+                <w:sz w:val="15"/>
+              </w:rPr>
+              <w:t xml:space="preserve">86%</w:t>
+            </w:r>
+          </w:p>
+        </w:tc>
+        <w:tc>
+          <w:tcPr>
+            <w:tcW w:w="700" w:type="dxa"/>
+            <w:vAlign w:val="center"/>
+          </w:tcPr>
+          <w:p>
+            <w:pPr>
+              <w:spacing w:after="0" w:line="240" w:lineRule="auto"/>
+              <w:jc w:val="center"/>
+              <w:rPr>
+                <w:rFonts w:ascii="Arial" w:hAnsi="Arial" w:cs="Arial"/>
+                <w:sz w:val="15"/>
+              </w:rPr>
+            </w:pPr>
+            <w:r>
+              <w:rPr>
+                <w:rFonts w:ascii="Arial" w:hAnsi="Arial" w:cs="Arial"/>
+                <w:sz w:val="15"/>
+              </w:rPr>
+              <w:t xml:space="preserve">14</w:t>
+            </w:r>
+          </w:p>
+        </w:tc>
+      </w:tr>
+      <w:tr>
+        <w:tc>
+          <w:tcPr>
+            <w:tcW w:w="500" w:type="dxa"/>
+            <w:vAlign w:val="center"/>
+          </w:tcPr>
+          <w:p>
+            <w:pPr>
+              <w:spacing w:after="0" w:line="240" w:lineRule="auto"/>
+              <w:jc w:val="left"/>
+              <w:rPr>
+                <w:rFonts w:ascii="Arial" w:hAnsi="Arial" w:cs="Arial"/>
+                <w:sz w:val="15"/>
+              </w:rPr>
+            </w:pPr>
+            <w:r>
+              <w:rPr>
+                <w:rFonts w:ascii="Arial" w:hAnsi="Arial" w:cs="Arial"/>
+                <w:sz w:val="15"/>
+              </w:rPr>
+              <w:t xml:space="preserve">3</w:t>
+            </w:r>
+          </w:p>
+        </w:tc>
+        <w:tc>
+          <w:tcPr>
+            <w:tcW w:w="5209" w:type="dxa"/>
+            <w:vAlign w:val="center"/>
+          </w:tcPr>
+          <w:p>
+            <w:pPr>
+              <w:spacing w:after="0" w:line="240" w:lineRule="auto"/>
+              <w:jc w:val="center"/>
+              <w:rPr>
+                <w:rFonts w:ascii="Arial" w:hAnsi="Arial" w:cs="Arial"/>
+                <w:sz w:val="15"/>
+              </w:rPr>
+            </w:pPr>
+            <w:r>
+              <w:rPr>
+                <w:rFonts w:ascii="Arial" w:hAnsi="Arial" w:cs="Arial"/>
+                <w:sz w:val="15"/>
+              </w:rPr>
+              <w:t xml:space="preserve">Los botones y elementos visuales son claros</w:t>
+            </w:r>
+          </w:p>
+        </w:tc>
+        <w:tc>
+          <w:tcPr>
+            <w:tcW w:w="900" w:type="dxa"/>
+            <w:vAlign w:val="center"/>
+          </w:tcPr>
+          <w:p>
+            <w:pPr>
+              <w:spacing w:after="0" w:line="240" w:lineRule="auto"/>
+              <w:jc w:val="center"/>
+              <w:rPr>
+                <w:rFonts w:ascii="Arial" w:hAnsi="Arial" w:cs="Arial"/>
+                <w:sz w:val="15"/>
+              </w:rPr>
+            </w:pPr>
+            <w:r>
+              <w:rPr>
+                <w:rFonts w:ascii="Arial" w:hAnsi="Arial" w:cs="Arial"/>
+                <w:sz w:val="15"/>
+              </w:rPr>
+              <w:t xml:space="preserve">4,57</w:t>
+            </w:r>
+          </w:p>
+        </w:tc>
+        <w:tc>
+          <w:tcPr>
+            <w:tcW w:w="800" w:type="dxa"/>
+            <w:vAlign w:val="center"/>
+          </w:tcPr>
+          <w:p>
+            <w:pPr>
+              <w:spacing w:after="0" w:line="240" w:lineRule="auto"/>
+              <w:jc w:val="center"/>
+              <w:rPr>
+                <w:rFonts w:ascii="Arial" w:hAnsi="Arial" w:cs="Arial"/>
+                <w:sz w:val="15"/>
+              </w:rPr>
+            </w:pPr>
+            <w:r>
+              <w:rPr>
+                <w:rFonts w:ascii="Arial" w:hAnsi="Arial" w:cs="Arial"/>
+                <w:sz w:val="15"/>
+              </w:rPr>
+              <w:t xml:space="preserve">0,65</w:t>
+            </w:r>
+          </w:p>
+        </w:tc>
+        <w:tc>
+          <w:tcPr>
+            <w:tcW w:w="1100" w:type="dxa"/>
+            <w:vAlign w:val="center"/>
+          </w:tcPr>
+          <w:p>
+            <w:pPr>
+              <w:spacing w:after="0" w:line="240" w:lineRule="auto"/>
+              <w:jc w:val="center"/>
+              <w:rPr>
+                <w:rFonts w:ascii="Arial" w:hAnsi="Arial" w:cs="Arial"/>
+                <w:sz w:val="15"/>
+              </w:rPr>
+            </w:pPr>
+            <w:r>
+              <w:rPr>
+                <w:rFonts w:ascii="Arial" w:hAnsi="Arial" w:cs="Arial"/>
+                <w:sz w:val="15"/>
+              </w:rPr>
+              <w:t xml:space="preserve">93%</w:t>
+            </w:r>
+          </w:p>
+        </w:tc>
+        <w:tc>
+          <w:tcPr>
+            <w:tcW w:w="700" w:type="dxa"/>
+            <w:vAlign w:val="center"/>
+          </w:tcPr>
+          <w:p>
+            <w:pPr>
+              <w:spacing w:after="0" w:line="240" w:lineRule="auto"/>
+              <w:jc w:val="center"/>
+              <w:rPr>
+                <w:rFonts w:ascii="Arial" w:hAnsi="Arial" w:cs="Arial"/>
+                <w:sz w:val="15"/>
+              </w:rPr>
+            </w:pPr>
+            <w:r>
+              <w:rPr>
+                <w:rFonts w:ascii="Arial" w:hAnsi="Arial" w:cs="Arial"/>
+                <w:sz w:val="15"/>
+              </w:rPr>
+              <w:t xml:space="preserve">14</w:t>
+            </w:r>
+          </w:p>
+        </w:tc>
+      </w:tr>
+      <w:tr>
+        <w:tc>
+          <w:tcPr>
+            <w:tcW w:w="500" w:type="dxa"/>
+            <w:vAlign w:val="center"/>
+          </w:tcPr>
+          <w:p>
+            <w:pPr>
+              <w:spacing w:after="0" w:line="240" w:lineRule="auto"/>
+              <w:jc w:val="left"/>
+              <w:rPr>
+                <w:rFonts w:ascii="Arial" w:hAnsi="Arial" w:cs="Arial"/>
+                <w:sz w:val="15"/>
+              </w:rPr>
+            </w:pPr>
+            <w:r>
+              <w:rPr>
+                <w:rFonts w:ascii="Arial" w:hAnsi="Arial" w:cs="Arial"/>
+                <w:sz w:val="15"/>
+              </w:rPr>
+              <w:t xml:space="preserve">4</w:t>
+            </w:r>
+          </w:p>
+        </w:tc>
+        <w:tc>
+          <w:tcPr>
+            <w:tcW w:w="5209" w:type="dxa"/>
+            <w:vAlign w:val="center"/>
+          </w:tcPr>
+          <w:p>
+            <w:pPr>
+              <w:spacing w:after="0" w:line="240" w:lineRule="auto"/>
+              <w:jc w:val="center"/>
+              <w:rPr>
+                <w:rFonts w:ascii="Arial" w:hAnsi="Arial" w:cs="Arial"/>
+                <w:sz w:val="15"/>
+              </w:rPr>
+            </w:pPr>
+            <w:r>
+              <w:rPr>
+                <w:rFonts w:ascii="Arial" w:hAnsi="Arial" w:cs="Arial"/>
+                <w:sz w:val="15"/>
+              </w:rPr>
+              <w:t xml:space="preserve">Aprendí a usar la plataforma rápidamente</w:t>
+            </w:r>
+          </w:p>
+        </w:tc>
+        <w:tc>
+          <w:tcPr>
+            <w:tcW w:w="900" w:type="dxa"/>
+            <w:vAlign w:val="center"/>
+          </w:tcPr>
+          <w:p>
+            <w:pPr>
+              <w:spacing w:after="0" w:line="240" w:lineRule="auto"/>
+              <w:jc w:val="center"/>
+              <w:rPr>
+                <w:rFonts w:ascii="Arial" w:hAnsi="Arial" w:cs="Arial"/>
+                <w:sz w:val="15"/>
+              </w:rPr>
+            </w:pPr>
+            <w:r>
+              <w:rPr>
+                <w:rFonts w:ascii="Arial" w:hAnsi="Arial" w:cs="Arial"/>
+                <w:sz w:val="15"/>
+              </w:rPr>
+              <w:t xml:space="preserve">4,29</w:t>
+            </w:r>
+          </w:p>
+        </w:tc>
+        <w:tc>
+          <w:tcPr>
+            <w:tcW w:w="800" w:type="dxa"/>
+            <w:vAlign w:val="center"/>
+          </w:tcPr>
+          <w:p>
+            <w:pPr>
+              <w:spacing w:after="0" w:line="240" w:lineRule="auto"/>
+              <w:jc w:val="center"/>
+              <w:rPr>
+                <w:rFonts w:ascii="Arial" w:hAnsi="Arial" w:cs="Arial"/>
+                <w:sz w:val="15"/>
+              </w:rPr>
+            </w:pPr>
+            <w:r>
+              <w:rPr>
+                <w:rFonts w:ascii="Arial" w:hAnsi="Arial" w:cs="Arial"/>
+                <w:sz w:val="15"/>
+              </w:rPr>
+              <w:t xml:space="preserve">1,07</w:t>
+            </w:r>
+          </w:p>
+        </w:tc>
+        <w:tc>
+          <w:tcPr>
+            <w:tcW w:w="1100" w:type="dxa"/>
+            <w:vAlign w:val="center"/>
+          </w:tcPr>
+          <w:p>
+            <w:pPr>
+              <w:spacing w:after="0" w:line="240" w:lineRule="auto"/>
+              <w:jc w:val="center"/>
+              <w:rPr>
+                <w:rFonts w:ascii="Arial" w:hAnsi="Arial" w:cs="Arial"/>
+                <w:sz w:val="15"/>
+              </w:rPr>
+            </w:pPr>
+            <w:r>
+              <w:rPr>
+                <w:rFonts w:ascii="Arial" w:hAnsi="Arial" w:cs="Arial"/>
+                <w:sz w:val="15"/>
+              </w:rPr>
+              <w:t xml:space="preserve">71%</w:t>
+            </w:r>
+          </w:p>
+        </w:tc>
+        <w:tc>
+          <w:tcPr>
+            <w:tcW w:w="700" w:type="dxa"/>
+            <w:vAlign w:val="center"/>
+          </w:tcPr>
+          <w:p>
+            <w:pPr>
+              <w:spacing w:after="0" w:line="240" w:lineRule="auto"/>
+              <w:jc w:val="center"/>
+              <w:rPr>
+                <w:rFonts w:ascii="Arial" w:hAnsi="Arial" w:cs="Arial"/>
+                <w:sz w:val="15"/>
+              </w:rPr>
+            </w:pPr>
+            <w:r>
+              <w:rPr>
+                <w:rFonts w:ascii="Arial" w:hAnsi="Arial" w:cs="Arial"/>
+                <w:sz w:val="15"/>
+              </w:rPr>
+              <w:t xml:space="preserve">14</w:t>
+            </w:r>
+          </w:p>
+        </w:tc>
+      </w:tr>
+      <w:tr>
+        <w:tc>
+          <w:tcPr>
+            <w:tcW w:w="500" w:type="dxa"/>
+            <w:vAlign w:val="center"/>
+          </w:tcPr>
+          <w:p>
+            <w:pPr>
+              <w:spacing w:after="0" w:line="240" w:lineRule="auto"/>
+              <w:jc w:val="left"/>
+              <w:rPr>
+                <w:rFonts w:ascii="Arial" w:hAnsi="Arial" w:cs="Arial"/>
+                <w:sz w:val="15"/>
+              </w:rPr>
+            </w:pPr>
+            <w:r>
+              <w:rPr>
+                <w:rFonts w:ascii="Arial" w:hAnsi="Arial" w:cs="Arial"/>
+                <w:sz w:val="15"/>
+              </w:rPr>
+              <w:t xml:space="preserve">5</w:t>
+            </w:r>
+          </w:p>
+        </w:tc>
+        <w:tc>
+          <w:tcPr>
+            <w:tcW w:w="5209" w:type="dxa"/>
+            <w:vAlign w:val="center"/>
+          </w:tcPr>
+          <w:p>
+            <w:pPr>
+              <w:spacing w:after="0" w:line="240" w:lineRule="auto"/>
+              <w:jc w:val="center"/>
+              <w:rPr>
+                <w:rFonts w:ascii="Arial" w:hAnsi="Arial" w:cs="Arial"/>
+                <w:sz w:val="15"/>
+              </w:rPr>
+            </w:pPr>
+            <w:r>
+              <w:rPr>
+                <w:rFonts w:ascii="Arial" w:hAnsi="Arial" w:cs="Arial"/>
+                <w:sz w:val="15"/>
+              </w:rPr>
+              <w:t xml:space="preserve">Pude encontrar sin pedir ayuda externa</w:t>
+            </w:r>
+          </w:p>
+        </w:tc>
+        <w:tc>
+          <w:tcPr>
+            <w:tcW w:w="900" w:type="dxa"/>
+            <w:vAlign w:val="center"/>
+          </w:tcPr>
+          <w:p>
+            <w:pPr>
+              <w:spacing w:after="0" w:line="240" w:lineRule="auto"/>
+              <w:jc w:val="center"/>
+              <w:rPr>
+                <w:rFonts w:ascii="Arial" w:hAnsi="Arial" w:cs="Arial"/>
+                <w:sz w:val="15"/>
+              </w:rPr>
+            </w:pPr>
+            <w:r>
+              <w:rPr>
+                <w:rFonts w:ascii="Arial" w:hAnsi="Arial" w:cs="Arial"/>
+                <w:sz w:val="15"/>
+              </w:rPr>
+              <w:t xml:space="preserve">4,07</w:t>
+            </w:r>
+          </w:p>
+        </w:tc>
+        <w:tc>
+          <w:tcPr>
+            <w:tcW w:w="800" w:type="dxa"/>
+            <w:vAlign w:val="center"/>
+          </w:tcPr>
+          <w:p>
+            <w:pPr>
+              <w:spacing w:after="0" w:line="240" w:lineRule="auto"/>
+              <w:jc w:val="center"/>
+              <w:rPr>
+                <w:rFonts w:ascii="Arial" w:hAnsi="Arial" w:cs="Arial"/>
+                <w:sz w:val="15"/>
+              </w:rPr>
+            </w:pPr>
+            <w:r>
+              <w:rPr>
+                <w:rFonts w:ascii="Arial" w:hAnsi="Arial" w:cs="Arial"/>
+                <w:sz w:val="15"/>
+              </w:rPr>
+              <w:t xml:space="preserve">0,92</w:t>
+            </w:r>
+          </w:p>
+        </w:tc>
+        <w:tc>
+          <w:tcPr>
+            <w:tcW w:w="1100" w:type="dxa"/>
+            <w:vAlign w:val="center"/>
+          </w:tcPr>
+          <w:p>
+            <w:pPr>
+              <w:spacing w:after="0" w:line="240" w:lineRule="auto"/>
+              <w:jc w:val="center"/>
+              <w:rPr>
+                <w:rFonts w:ascii="Arial" w:hAnsi="Arial" w:cs="Arial"/>
+                <w:sz w:val="15"/>
+              </w:rPr>
+            </w:pPr>
+            <w:r>
+              <w:rPr>
+                <w:rFonts w:ascii="Arial" w:hAnsi="Arial" w:cs="Arial"/>
+                <w:sz w:val="15"/>
+              </w:rPr>
+              <w:t xml:space="preserve">79%</w:t>
+            </w:r>
+          </w:p>
+        </w:tc>
+        <w:tc>
+          <w:tcPr>
+            <w:tcW w:w="700" w:type="dxa"/>
+            <w:vAlign w:val="center"/>
+          </w:tcPr>
+          <w:p>
+            <w:pPr>
+              <w:spacing w:after="0" w:line="240" w:lineRule="auto"/>
+              <w:jc w:val="center"/>
+              <w:rPr>
+                <w:rFonts w:ascii="Arial" w:hAnsi="Arial" w:cs="Arial"/>
+                <w:sz w:val="15"/>
+              </w:rPr>
+            </w:pPr>
+            <w:r>
+              <w:rPr>
+                <w:rFonts w:ascii="Arial" w:hAnsi="Arial" w:cs="Arial"/>
+                <w:sz w:val="15"/>
+              </w:rPr>
+              <w:t xml:space="preserve">14</w:t>
+            </w:r>
+          </w:p>
+        </w:tc>
+      </w:tr>
+      <w:tr>
+        <w:tc>
+          <w:tcPr>
+            <w:tcW w:w="500" w:type="dxa"/>
+            <w:vAlign w:val="center"/>
+          </w:tcPr>
+          <w:p>
+            <w:pPr>
+              <w:spacing w:after="0" w:line="240" w:lineRule="auto"/>
+              <w:jc w:val="left"/>
+              <w:rPr>
+                <w:rFonts w:ascii="Arial" w:hAnsi="Arial" w:cs="Arial"/>
+                <w:sz w:val="15"/>
+              </w:rPr>
+            </w:pPr>
+            <w:r>
+              <w:rPr>
+                <w:rFonts w:ascii="Arial" w:hAnsi="Arial" w:cs="Arial"/>
+                <w:sz w:val="15"/>
+              </w:rPr>
+              <w:t xml:space="preserve">6</w:t>
+            </w:r>
+          </w:p>
+        </w:tc>
+        <w:tc>
+          <w:tcPr>
+            <w:tcW w:w="5209" w:type="dxa"/>
+            <w:vAlign w:val="center"/>
+          </w:tcPr>
+          <w:p>
+            <w:pPr>
+              <w:spacing w:after="0" w:line="240" w:lineRule="auto"/>
+              <w:jc w:val="center"/>
+              <w:rPr>
+                <w:rFonts w:ascii="Arial" w:hAnsi="Arial" w:cs="Arial"/>
+                <w:sz w:val="15"/>
+              </w:rPr>
+            </w:pPr>
+            <w:r>
+              <w:rPr>
+                <w:rFonts w:ascii="Arial" w:hAnsi="Arial" w:cs="Arial"/>
+                <w:sz w:val="15"/>
+              </w:rPr>
+              <w:t xml:space="preserve">Entiende conceptos (ISO/MTBF/MTTR/criticidad)</w:t>
+            </w:r>
+          </w:p>
+        </w:tc>
+        <w:tc>
+          <w:tcPr>
+            <w:tcW w:w="900" w:type="dxa"/>
+            <w:vAlign w:val="center"/>
+          </w:tcPr>
+          <w:p>
+            <w:pPr>
+              <w:spacing w:after="0" w:line="240" w:lineRule="auto"/>
+              <w:jc w:val="center"/>
+              <w:rPr>
+                <w:rFonts w:ascii="Arial" w:hAnsi="Arial" w:cs="Arial"/>
+                <w:sz w:val="15"/>
+              </w:rPr>
+            </w:pPr>
+            <w:r>
+              <w:rPr>
+                <w:rFonts w:ascii="Arial" w:hAnsi="Arial" w:cs="Arial"/>
+                <w:sz w:val="15"/>
+              </w:rPr>
+              <w:t xml:space="preserve">4,5</w:t>
+            </w:r>
+          </w:p>
+        </w:tc>
+        <w:tc>
+          <w:tcPr>
+            <w:tcW w:w="800" w:type="dxa"/>
+            <w:vAlign w:val="center"/>
+          </w:tcPr>
+          <w:p>
+            <w:pPr>
+              <w:spacing w:after="0" w:line="240" w:lineRule="auto"/>
+              <w:jc w:val="center"/>
+              <w:rPr>
+                <w:rFonts w:ascii="Arial" w:hAnsi="Arial" w:cs="Arial"/>
+                <w:sz w:val="15"/>
+              </w:rPr>
+            </w:pPr>
+            <w:r>
+              <w:rPr>
+                <w:rFonts w:ascii="Arial" w:hAnsi="Arial" w:cs="Arial"/>
+                <w:sz w:val="15"/>
+              </w:rPr>
+              <w:t xml:space="preserve">0,76</w:t>
+            </w:r>
+          </w:p>
+        </w:tc>
+        <w:tc>
+          <w:tcPr>
+            <w:tcW w:w="1100" w:type="dxa"/>
+            <w:vAlign w:val="center"/>
+          </w:tcPr>
+          <w:p>
+            <w:pPr>
+              <w:spacing w:after="0" w:line="240" w:lineRule="auto"/>
+              <w:jc w:val="center"/>
+              <w:rPr>
+                <w:rFonts w:ascii="Arial" w:hAnsi="Arial" w:cs="Arial"/>
+                <w:sz w:val="15"/>
+              </w:rPr>
+            </w:pPr>
+            <w:r>
+              <w:rPr>
+                <w:rFonts w:ascii="Arial" w:hAnsi="Arial" w:cs="Arial"/>
+                <w:sz w:val="15"/>
+              </w:rPr>
+              <w:t xml:space="preserve">86%</w:t>
+            </w:r>
+          </w:p>
+        </w:tc>
+        <w:tc>
+          <w:tcPr>
+            <w:tcW w:w="700" w:type="dxa"/>
+            <w:vAlign w:val="center"/>
+          </w:tcPr>
+          <w:p>
+            <w:pPr>
+              <w:spacing w:after="0" w:line="240" w:lineRule="auto"/>
+              <w:jc w:val="center"/>
+              <w:rPr>
+                <w:rFonts w:ascii="Arial" w:hAnsi="Arial" w:cs="Arial"/>
+                <w:sz w:val="15"/>
+              </w:rPr>
+            </w:pPr>
+            <w:r>
+              <w:rPr>
+                <w:rFonts w:ascii="Arial" w:hAnsi="Arial" w:cs="Arial"/>
+                <w:sz w:val="15"/>
+              </w:rPr>
+              <w:t xml:space="preserve">14</w:t>
+            </w:r>
+          </w:p>
+        </w:tc>
+      </w:tr>
+      <w:tr>
+        <w:tc>
+          <w:tcPr>
+            <w:tcW w:w="500" w:type="dxa"/>
+            <w:vAlign w:val="center"/>
+          </w:tcPr>
+          <w:p>
+            <w:pPr>
+              <w:spacing w:after="0" w:line="240" w:lineRule="auto"/>
+              <w:jc w:val="left"/>
+              <w:rPr>
+                <w:rFonts w:ascii="Arial" w:hAnsi="Arial" w:cs="Arial"/>
+                <w:sz w:val="15"/>
+              </w:rPr>
+            </w:pPr>
+            <w:r>
+              <w:rPr>
+                <w:rFonts w:ascii="Arial" w:hAnsi="Arial" w:cs="Arial"/>
+                <w:sz w:val="15"/>
+              </w:rPr>
+              <w:t xml:space="preserve">7</w:t>
+            </w:r>
+          </w:p>
+        </w:tc>
+        <w:tc>
+          <w:tcPr>
+            <w:tcW w:w="5209" w:type="dxa"/>
+            <w:vAlign w:val="center"/>
+          </w:tcPr>
+          <w:p>
+            <w:pPr>
+              <w:spacing w:after="0" w:line="240" w:lineRule="auto"/>
+              <w:jc w:val="center"/>
+              <w:rPr>
+                <w:rFonts w:ascii="Arial" w:hAnsi="Arial" w:cs="Arial"/>
+                <w:sz w:val="15"/>
+              </w:rPr>
+            </w:pPr>
+            <w:r>
+              <w:rPr>
+                <w:rFonts w:ascii="Arial" w:hAnsi="Arial" w:cs="Arial"/>
+                <w:sz w:val="15"/>
+              </w:rPr>
+              <w:t xml:space="preserve">Entiende el ciclo de una OT</w:t>
+            </w:r>
+          </w:p>
+        </w:tc>
+        <w:tc>
+          <w:tcPr>
+            <w:tcW w:w="900" w:type="dxa"/>
+            <w:vAlign w:val="center"/>
+          </w:tcPr>
+          <w:p>
+            <w:pPr>
+              <w:spacing w:after="0" w:line="240" w:lineRule="auto"/>
+              <w:jc w:val="center"/>
+              <w:rPr>
+                <w:rFonts w:ascii="Arial" w:hAnsi="Arial" w:cs="Arial"/>
+                <w:sz w:val="15"/>
+              </w:rPr>
+            </w:pPr>
+            <w:r>
+              <w:rPr>
+                <w:rFonts w:ascii="Arial" w:hAnsi="Arial" w:cs="Arial"/>
+                <w:sz w:val="15"/>
+              </w:rPr>
+              <w:t xml:space="preserve">4,43</w:t>
+            </w:r>
+          </w:p>
+        </w:tc>
+        <w:tc>
+          <w:tcPr>
+            <w:tcW w:w="800" w:type="dxa"/>
+            <w:vAlign w:val="center"/>
+          </w:tcPr>
+          <w:p>
+            <w:pPr>
+              <w:spacing w:after="0" w:line="240" w:lineRule="auto"/>
+              <w:jc w:val="center"/>
+              <w:rPr>
+                <w:rFonts w:ascii="Arial" w:hAnsi="Arial" w:cs="Arial"/>
+                <w:sz w:val="15"/>
+              </w:rPr>
+            </w:pPr>
+            <w:r>
+              <w:rPr>
+                <w:rFonts w:ascii="Arial" w:hAnsi="Arial" w:cs="Arial"/>
+                <w:sz w:val="15"/>
+              </w:rPr>
+              <w:t xml:space="preserve">0,85</w:t>
+            </w:r>
+          </w:p>
+        </w:tc>
+        <w:tc>
+          <w:tcPr>
+            <w:tcW w:w="1100" w:type="dxa"/>
+            <w:vAlign w:val="center"/>
+          </w:tcPr>
+          <w:p>
+            <w:pPr>
+              <w:spacing w:after="0" w:line="240" w:lineRule="auto"/>
+              <w:jc w:val="center"/>
+              <w:rPr>
+                <w:rFonts w:ascii="Arial" w:hAnsi="Arial" w:cs="Arial"/>
+                <w:sz w:val="15"/>
+              </w:rPr>
+            </w:pPr>
+            <w:r>
+              <w:rPr>
+                <w:rFonts w:ascii="Arial" w:hAnsi="Arial" w:cs="Arial"/>
+                <w:sz w:val="15"/>
+              </w:rPr>
+              <w:t xml:space="preserve">79%</w:t>
+            </w:r>
+          </w:p>
+        </w:tc>
+        <w:tc>
+          <w:tcPr>
+            <w:tcW w:w="700" w:type="dxa"/>
+            <w:vAlign w:val="center"/>
+          </w:tcPr>
+          <w:p>
+            <w:pPr>
+              <w:spacing w:after="0" w:line="240" w:lineRule="auto"/>
+              <w:jc w:val="center"/>
+              <w:rPr>
+                <w:rFonts w:ascii="Arial" w:hAnsi="Arial" w:cs="Arial"/>
+                <w:sz w:val="15"/>
+              </w:rPr>
+            </w:pPr>
+            <w:r>
+              <w:rPr>
+                <w:rFonts w:ascii="Arial" w:hAnsi="Arial" w:cs="Arial"/>
+                <w:sz w:val="15"/>
+              </w:rPr>
+              <w:t xml:space="preserve">14</w:t>
+            </w:r>
+          </w:p>
+        </w:tc>
+      </w:tr>
+      <w:tr>
+        <w:tc>
+          <w:tcPr>
+            <w:tcW w:w="500" w:type="dxa"/>
+            <w:vAlign w:val="center"/>
+          </w:tcPr>
+          <w:p>
+            <w:pPr>
+              <w:spacing w:after="0" w:line="240" w:lineRule="auto"/>
+              <w:jc w:val="left"/>
+              <w:rPr>
+                <w:rFonts w:ascii="Arial" w:hAnsi="Arial" w:cs="Arial"/>
+                <w:sz w:val="15"/>
+              </w:rPr>
+            </w:pPr>
+            <w:r>
+              <w:rPr>
+                <w:rFonts w:ascii="Arial" w:hAnsi="Arial" w:cs="Arial"/>
+                <w:sz w:val="15"/>
+              </w:rPr>
+              <w:t xml:space="preserve">8</w:t>
+            </w:r>
+          </w:p>
+        </w:tc>
+        <w:tc>
+          <w:tcPr>
+            <w:tcW w:w="5209" w:type="dxa"/>
+            <w:vAlign w:val="center"/>
+          </w:tcPr>
+          <w:p>
+            <w:pPr>
+              <w:spacing w:after="0" w:line="240" w:lineRule="auto"/>
+              <w:jc w:val="center"/>
+              <w:rPr>
+                <w:rFonts w:ascii="Arial" w:hAnsi="Arial" w:cs="Arial"/>
+                <w:sz w:val="15"/>
+              </w:rPr>
+            </w:pPr>
+            <w:r>
+              <w:rPr>
+                <w:rFonts w:ascii="Arial" w:hAnsi="Arial" w:cs="Arial"/>
+                <w:sz w:val="15"/>
+              </w:rPr>
+              <w:t xml:space="preserve">Entiende planificación PM</w:t>
+            </w:r>
+          </w:p>
+        </w:tc>
+        <w:tc>
+          <w:tcPr>
+            <w:tcW w:w="900" w:type="dxa"/>
+            <w:vAlign w:val="center"/>
+          </w:tcPr>
+          <w:p>
+            <w:pPr>
+              <w:spacing w:after="0" w:line="240" w:lineRule="auto"/>
+              <w:jc w:val="center"/>
+              <w:rPr>
+                <w:rFonts w:ascii="Arial" w:hAnsi="Arial" w:cs="Arial"/>
+                <w:sz w:val="15"/>
+              </w:rPr>
+            </w:pPr>
+            <w:r>
+              <w:rPr>
+                <w:rFonts w:ascii="Arial" w:hAnsi="Arial" w:cs="Arial"/>
+                <w:sz w:val="15"/>
+              </w:rPr>
+              <w:t xml:space="preserve">4,43</w:t>
+            </w:r>
+          </w:p>
+        </w:tc>
+        <w:tc>
+          <w:tcPr>
+            <w:tcW w:w="800" w:type="dxa"/>
+            <w:vAlign w:val="center"/>
+          </w:tcPr>
+          <w:p>
+            <w:pPr>
+              <w:spacing w:after="0" w:line="240" w:lineRule="auto"/>
+              <w:jc w:val="center"/>
+              <w:rPr>
+                <w:rFonts w:ascii="Arial" w:hAnsi="Arial" w:cs="Arial"/>
+                <w:sz w:val="15"/>
+              </w:rPr>
+            </w:pPr>
+            <w:r>
+              <w:rPr>
+                <w:rFonts w:ascii="Arial" w:hAnsi="Arial" w:cs="Arial"/>
+                <w:sz w:val="15"/>
+              </w:rPr>
+              <w:t xml:space="preserve">0,85</w:t>
+            </w:r>
+          </w:p>
+        </w:tc>
+        <w:tc>
+          <w:tcPr>
+            <w:tcW w:w="1100" w:type="dxa"/>
+            <w:vAlign w:val="center"/>
+          </w:tcPr>
+          <w:p>
+            <w:pPr>
+              <w:spacing w:after="0" w:line="240" w:lineRule="auto"/>
+              <w:jc w:val="center"/>
+              <w:rPr>
+                <w:rFonts w:ascii="Arial" w:hAnsi="Arial" w:cs="Arial"/>
+                <w:sz w:val="15"/>
+              </w:rPr>
+            </w:pPr>
+            <w:r>
+              <w:rPr>
+                <w:rFonts w:ascii="Arial" w:hAnsi="Arial" w:cs="Arial"/>
+                <w:sz w:val="15"/>
+              </w:rPr>
+              <w:t xml:space="preserve">79%</w:t>
+            </w:r>
+          </w:p>
+        </w:tc>
+        <w:tc>
+          <w:tcPr>
+            <w:tcW w:w="700" w:type="dxa"/>
+            <w:vAlign w:val="center"/>
+          </w:tcPr>
+          <w:p>
+            <w:pPr>
+              <w:spacing w:after="0" w:line="240" w:lineRule="auto"/>
+              <w:jc w:val="center"/>
+              <w:rPr>
+                <w:rFonts w:ascii="Arial" w:hAnsi="Arial" w:cs="Arial"/>
+                <w:sz w:val="15"/>
+              </w:rPr>
+            </w:pPr>
+            <w:r>
+              <w:rPr>
+                <w:rFonts w:ascii="Arial" w:hAnsi="Arial" w:cs="Arial"/>
+                <w:sz w:val="15"/>
+              </w:rPr>
+              <w:t xml:space="preserve">14</w:t>
+            </w:r>
+          </w:p>
+        </w:tc>
+      </w:tr>
+      <w:tr>
+        <w:tc>
+          <w:tcPr>
+            <w:tcW w:w="500" w:type="dxa"/>
+            <w:vAlign w:val="center"/>
+          </w:tcPr>
+          <w:p>
+            <w:pPr>
+              <w:spacing w:after="0" w:line="240" w:lineRule="auto"/>
+              <w:jc w:val="left"/>
+              <w:rPr>
+                <w:rFonts w:ascii="Arial" w:hAnsi="Arial" w:cs="Arial"/>
+                <w:sz w:val="15"/>
+              </w:rPr>
+            </w:pPr>
+            <w:r>
+              <w:rPr>
+                <w:rFonts w:ascii="Arial" w:hAnsi="Arial" w:cs="Arial"/>
+                <w:sz w:val="15"/>
+              </w:rPr>
+              <w:t xml:space="preserve">9</w:t>
+            </w:r>
+          </w:p>
+        </w:tc>
+        <w:tc>
+          <w:tcPr>
+            <w:tcW w:w="5209" w:type="dxa"/>
+            <w:vAlign w:val="center"/>
+          </w:tcPr>
+          <w:p>
+            <w:pPr>
+              <w:spacing w:after="0" w:line="240" w:lineRule="auto"/>
+              <w:jc w:val="center"/>
+              <w:rPr>
+                <w:rFonts w:ascii="Arial" w:hAnsi="Arial" w:cs="Arial"/>
+                <w:sz w:val="15"/>
+              </w:rPr>
+            </w:pPr>
+            <w:r>
+              <w:rPr>
+                <w:rFonts w:ascii="Arial" w:hAnsi="Arial" w:cs="Arial"/>
+                <w:sz w:val="15"/>
+              </w:rPr>
+              <w:t xml:space="preserve">Practicar RCA (5 porqués) de forma realista</w:t>
+            </w:r>
+          </w:p>
+        </w:tc>
+        <w:tc>
+          <w:tcPr>
+            <w:tcW w:w="900" w:type="dxa"/>
+            <w:vAlign w:val="center"/>
+          </w:tcPr>
+          <w:p>
+            <w:pPr>
+              <w:spacing w:after="0" w:line="240" w:lineRule="auto"/>
+              <w:jc w:val="center"/>
+              <w:rPr>
+                <w:rFonts w:ascii="Arial" w:hAnsi="Arial" w:cs="Arial"/>
+                <w:sz w:val="15"/>
+              </w:rPr>
+            </w:pPr>
+            <w:r>
+              <w:rPr>
+                <w:rFonts w:ascii="Arial" w:hAnsi="Arial" w:cs="Arial"/>
+                <w:sz w:val="15"/>
+              </w:rPr>
+              <w:t xml:space="preserve">4,43</w:t>
+            </w:r>
+          </w:p>
+        </w:tc>
+        <w:tc>
+          <w:tcPr>
+            <w:tcW w:w="800" w:type="dxa"/>
+            <w:vAlign w:val="center"/>
+          </w:tcPr>
+          <w:p>
+            <w:pPr>
+              <w:spacing w:after="0" w:line="240" w:lineRule="auto"/>
+              <w:jc w:val="center"/>
+              <w:rPr>
+                <w:rFonts w:ascii="Arial" w:hAnsi="Arial" w:cs="Arial"/>
+                <w:sz w:val="15"/>
+              </w:rPr>
+            </w:pPr>
+            <w:r>
+              <w:rPr>
+                <w:rFonts w:ascii="Arial" w:hAnsi="Arial" w:cs="Arial"/>
+                <w:sz w:val="15"/>
+              </w:rPr>
+              <w:t xml:space="preserve">0,85</w:t>
+            </w:r>
+          </w:p>
+        </w:tc>
+        <w:tc>
+          <w:tcPr>
+            <w:tcW w:w="1100" w:type="dxa"/>
+            <w:vAlign w:val="center"/>
+          </w:tcPr>
+          <w:p>
+            <w:pPr>
+              <w:spacing w:after="0" w:line="240" w:lineRule="auto"/>
+              <w:jc w:val="center"/>
+              <w:rPr>
+                <w:rFonts w:ascii="Arial" w:hAnsi="Arial" w:cs="Arial"/>
+                <w:sz w:val="15"/>
+              </w:rPr>
+            </w:pPr>
+            <w:r>
+              <w:rPr>
+                <w:rFonts w:ascii="Arial" w:hAnsi="Arial" w:cs="Arial"/>
+                <w:sz w:val="15"/>
+              </w:rPr>
+              <w:t xml:space="preserve">79%</w:t>
+            </w:r>
+          </w:p>
+        </w:tc>
+        <w:tc>
+          <w:tcPr>
+            <w:tcW w:w="700" w:type="dxa"/>
+            <w:vAlign w:val="center"/>
+          </w:tcPr>
+          <w:p>
+            <w:pPr>
+              <w:spacing w:after="0" w:line="240" w:lineRule="auto"/>
+              <w:jc w:val="center"/>
+              <w:rPr>
+                <w:rFonts w:ascii="Arial" w:hAnsi="Arial" w:cs="Arial"/>
+                <w:sz w:val="15"/>
+              </w:rPr>
+            </w:pPr>
+            <w:r>
+              <w:rPr>
+                <w:rFonts w:ascii="Arial" w:hAnsi="Arial" w:cs="Arial"/>
+                <w:sz w:val="15"/>
+              </w:rPr>
+              <w:t xml:space="preserve">14</w:t>
+            </w:r>
+          </w:p>
+        </w:tc>
+      </w:tr>
+      <w:tr>
+        <w:tc>
+          <w:tcPr>
+            <w:tcW w:w="500" w:type="dxa"/>
+            <w:vAlign w:val="center"/>
+          </w:tcPr>
+          <w:p>
+            <w:pPr>
+              <w:spacing w:after="0" w:line="240" w:lineRule="auto"/>
+              <w:jc w:val="left"/>
+              <w:rPr>
+                <w:rFonts w:ascii="Arial" w:hAnsi="Arial" w:cs="Arial"/>
+                <w:sz w:val="15"/>
+              </w:rPr>
+            </w:pPr>
+            <w:r>
+              <w:rPr>
+                <w:rFonts w:ascii="Arial" w:hAnsi="Arial" w:cs="Arial"/>
+                <w:sz w:val="15"/>
+              </w:rPr>
+              <w:t xml:space="preserve">10</w:t>
+            </w:r>
+          </w:p>
+        </w:tc>
+        <w:tc>
+          <w:tcPr>
+            <w:tcW w:w="5209" w:type="dxa"/>
+            <w:vAlign w:val="center"/>
+          </w:tcPr>
+          <w:p>
+            <w:pPr>
+              <w:spacing w:after="0" w:line="240" w:lineRule="auto"/>
+              <w:jc w:val="center"/>
+              <w:rPr>
+                <w:rFonts w:ascii="Arial" w:hAnsi="Arial" w:cs="Arial"/>
+                <w:sz w:val="15"/>
+              </w:rPr>
+            </w:pPr>
+            <w:r>
+              <w:rPr>
+                <w:rFonts w:ascii="Arial" w:hAnsi="Arial" w:cs="Arial"/>
+                <w:sz w:val="15"/>
+              </w:rPr>
+              <w:t xml:space="preserve">Interpretar indicadores (disponibilidad/cumplimiento/costos)</w:t>
+            </w:r>
+          </w:p>
+        </w:tc>
+        <w:tc>
+          <w:tcPr>
+            <w:tcW w:w="900" w:type="dxa"/>
+            <w:vAlign w:val="center"/>
+          </w:tcPr>
+          <w:p>
+            <w:pPr>
+              <w:spacing w:after="0" w:line="240" w:lineRule="auto"/>
+              <w:jc w:val="center"/>
+              <w:rPr>
+                <w:rFonts w:ascii="Arial" w:hAnsi="Arial" w:cs="Arial"/>
+                <w:sz w:val="15"/>
+              </w:rPr>
+            </w:pPr>
+            <w:r>
+              <w:rPr>
+                <w:rFonts w:ascii="Arial" w:hAnsi="Arial" w:cs="Arial"/>
+                <w:sz w:val="15"/>
+              </w:rPr>
+              <w:t xml:space="preserve">4,36</w:t>
+            </w:r>
+          </w:p>
+        </w:tc>
+        <w:tc>
+          <w:tcPr>
+            <w:tcW w:w="800" w:type="dxa"/>
+            <w:vAlign w:val="center"/>
+          </w:tcPr>
+          <w:p>
+            <w:pPr>
+              <w:spacing w:after="0" w:line="240" w:lineRule="auto"/>
+              <w:jc w:val="center"/>
+              <w:rPr>
+                <w:rFonts w:ascii="Arial" w:hAnsi="Arial" w:cs="Arial"/>
+                <w:sz w:val="15"/>
+              </w:rPr>
+            </w:pPr>
+            <w:r>
+              <w:rPr>
+                <w:rFonts w:ascii="Arial" w:hAnsi="Arial" w:cs="Arial"/>
+                <w:sz w:val="15"/>
+              </w:rPr>
+              <w:t xml:space="preserve">0,93</w:t>
+            </w:r>
+          </w:p>
+        </w:tc>
+        <w:tc>
+          <w:tcPr>
+            <w:tcW w:w="1100" w:type="dxa"/>
+            <w:vAlign w:val="center"/>
+          </w:tcPr>
+          <w:p>
+            <w:pPr>
+              <w:spacing w:after="0" w:line="240" w:lineRule="auto"/>
+              <w:jc w:val="center"/>
+              <w:rPr>
+                <w:rFonts w:ascii="Arial" w:hAnsi="Arial" w:cs="Arial"/>
+                <w:sz w:val="15"/>
+              </w:rPr>
+            </w:pPr>
+            <w:r>
+              <w:rPr>
+                <w:rFonts w:ascii="Arial" w:hAnsi="Arial" w:cs="Arial"/>
+                <w:sz w:val="15"/>
+              </w:rPr>
+              <w:t xml:space="preserve">71%</w:t>
+            </w:r>
+          </w:p>
+        </w:tc>
+        <w:tc>
+          <w:tcPr>
+            <w:tcW w:w="700" w:type="dxa"/>
+            <w:vAlign w:val="center"/>
+          </w:tcPr>
+          <w:p>
+            <w:pPr>
+              <w:spacing w:after="0" w:line="240" w:lineRule="auto"/>
+              <w:jc w:val="center"/>
+              <w:rPr>
+                <w:rFonts w:ascii="Arial" w:hAnsi="Arial" w:cs="Arial"/>
+                <w:sz w:val="15"/>
+              </w:rPr>
+            </w:pPr>
+            <w:r>
+              <w:rPr>
+                <w:rFonts w:ascii="Arial" w:hAnsi="Arial" w:cs="Arial"/>
+                <w:sz w:val="15"/>
+              </w:rPr>
+              <w:t xml:space="preserve">14</w:t>
+            </w:r>
+          </w:p>
+        </w:tc>
+      </w:tr>
+      <w:tr>
+        <w:tc>
+          <w:tcPr>
+            <w:tcW w:w="500" w:type="dxa"/>
+            <w:vAlign w:val="center"/>
+          </w:tcPr>
+          <w:p>
+            <w:pPr>
+              <w:spacing w:after="0" w:line="240" w:lineRule="auto"/>
+              <w:jc w:val="left"/>
+              <w:rPr>
+                <w:rFonts w:ascii="Arial" w:hAnsi="Arial" w:cs="Arial"/>
+                <w:sz w:val="15"/>
+              </w:rPr>
+            </w:pPr>
+            <w:r>
+              <w:rPr>
+                <w:rFonts w:ascii="Arial" w:hAnsi="Arial" w:cs="Arial"/>
+                <w:sz w:val="15"/>
+              </w:rPr>
+              <w:t xml:space="preserve">11</w:t>
+            </w:r>
+          </w:p>
+        </w:tc>
+        <w:tc>
+          <w:tcPr>
+            <w:tcW w:w="5209" w:type="dxa"/>
+            <w:vAlign w:val="center"/>
+          </w:tcPr>
+          <w:p>
+            <w:pPr>
+              <w:spacing w:after="0" w:line="240" w:lineRule="auto"/>
+              <w:jc w:val="center"/>
+              <w:rPr>
+                <w:rFonts w:ascii="Arial" w:hAnsi="Arial" w:cs="Arial"/>
+                <w:sz w:val="15"/>
+              </w:rPr>
+            </w:pPr>
+            <w:r>
+              <w:rPr>
+                <w:rFonts w:ascii="Arial" w:hAnsi="Arial" w:cs="Arial"/>
+                <w:sz w:val="15"/>
+              </w:rPr>
+              <w:t xml:space="preserve">Diseño atractivo y profesional</w:t>
+            </w:r>
+          </w:p>
+        </w:tc>
+        <w:tc>
+          <w:tcPr>
+            <w:tcW w:w="900" w:type="dxa"/>
+            <w:vAlign w:val="center"/>
+          </w:tcPr>
+          <w:p>
+            <w:pPr>
+              <w:spacing w:after="0" w:line="240" w:lineRule="auto"/>
+              <w:jc w:val="center"/>
+              <w:rPr>
+                <w:rFonts w:ascii="Arial" w:hAnsi="Arial" w:cs="Arial"/>
+                <w:sz w:val="15"/>
+              </w:rPr>
+            </w:pPr>
+            <w:r>
+              <w:rPr>
+                <w:rFonts w:ascii="Arial" w:hAnsi="Arial" w:cs="Arial"/>
+                <w:sz w:val="15"/>
+              </w:rPr>
+              <w:t xml:space="preserve">4,71</w:t>
+            </w:r>
+          </w:p>
+        </w:tc>
+        <w:tc>
+          <w:tcPr>
+            <w:tcW w:w="800" w:type="dxa"/>
+            <w:vAlign w:val="center"/>
+          </w:tcPr>
+          <w:p>
+            <w:pPr>
+              <w:spacing w:after="0" w:line="240" w:lineRule="auto"/>
+              <w:jc w:val="center"/>
+              <w:rPr>
+                <w:rFonts w:ascii="Arial" w:hAnsi="Arial" w:cs="Arial"/>
+                <w:sz w:val="15"/>
+              </w:rPr>
+            </w:pPr>
+            <w:r>
+              <w:rPr>
+                <w:rFonts w:ascii="Arial" w:hAnsi="Arial" w:cs="Arial"/>
+                <w:sz w:val="15"/>
+              </w:rPr>
+              <w:t xml:space="preserve">0,47</w:t>
+            </w:r>
+          </w:p>
+        </w:tc>
+        <w:tc>
+          <w:tcPr>
+            <w:tcW w:w="1100" w:type="dxa"/>
+            <w:vAlign w:val="center"/>
+          </w:tcPr>
+          <w:p>
+            <w:pPr>
+              <w:spacing w:after="0" w:line="240" w:lineRule="auto"/>
+              <w:jc w:val="center"/>
+              <w:rPr>
+                <w:rFonts w:ascii="Arial" w:hAnsi="Arial" w:cs="Arial"/>
+                <w:sz w:val="15"/>
+              </w:rPr>
+            </w:pPr>
+            <w:r>
+              <w:rPr>
+                <w:rFonts w:ascii="Arial" w:hAnsi="Arial" w:cs="Arial"/>
+                <w:sz w:val="15"/>
+              </w:rPr>
+              <w:t xml:space="preserve">100%</w:t>
+            </w:r>
+          </w:p>
+        </w:tc>
+        <w:tc>
+          <w:tcPr>
+            <w:tcW w:w="700" w:type="dxa"/>
+            <w:vAlign w:val="center"/>
+          </w:tcPr>
+          <w:p>
+            <w:pPr>
+              <w:spacing w:after="0" w:line="240" w:lineRule="auto"/>
+              <w:jc w:val="center"/>
+              <w:rPr>
+                <w:rFonts w:ascii="Arial" w:hAnsi="Arial" w:cs="Arial"/>
+                <w:sz w:val="15"/>
+              </w:rPr>
+            </w:pPr>
+            <w:r>
+              <w:rPr>
+                <w:rFonts w:ascii="Arial" w:hAnsi="Arial" w:cs="Arial"/>
+                <w:sz w:val="15"/>
+              </w:rPr>
+              <w:t xml:space="preserve">14</w:t>
+            </w:r>
+          </w:p>
+        </w:tc>
+      </w:tr>
+      <w:tr>
+        <w:tc>
+          <w:tcPr>
+            <w:tcW w:w="500" w:type="dxa"/>
+            <w:vAlign w:val="center"/>
+          </w:tcPr>
+          <w:p>
+            <w:pPr>
+              <w:spacing w:after="0" w:line="240" w:lineRule="auto"/>
+              <w:jc w:val="left"/>
+              <w:rPr>
+                <w:rFonts w:ascii="Arial" w:hAnsi="Arial" w:cs="Arial"/>
+                <w:sz w:val="15"/>
+              </w:rPr>
+            </w:pPr>
+            <w:r>
+              <w:rPr>
+                <w:rFonts w:ascii="Arial" w:hAnsi="Arial" w:cs="Arial"/>
+                <w:sz w:val="15"/>
+              </w:rPr>
+              <w:t xml:space="preserve">12</w:t>
+            </w:r>
+          </w:p>
+        </w:tc>
+        <w:tc>
+          <w:tcPr>
+            <w:tcW w:w="5209" w:type="dxa"/>
+            <w:vAlign w:val="center"/>
+          </w:tcPr>
+          <w:p>
+            <w:pPr>
+              <w:spacing w:after="0" w:line="240" w:lineRule="auto"/>
+              <w:jc w:val="center"/>
+              <w:rPr>
+                <w:rFonts w:ascii="Arial" w:hAnsi="Arial" w:cs="Arial"/>
+                <w:sz w:val="15"/>
+              </w:rPr>
+            </w:pPr>
+            <w:r>
+              <w:rPr>
+                <w:rFonts w:ascii="Arial" w:hAnsi="Arial" w:cs="Arial"/>
+                <w:sz w:val="15"/>
+              </w:rPr>
+              <w:t xml:space="preserve">Información bien organizada</w:t>
+            </w:r>
+          </w:p>
+        </w:tc>
+        <w:tc>
+          <w:tcPr>
+            <w:tcW w:w="900" w:type="dxa"/>
+            <w:vAlign w:val="center"/>
+          </w:tcPr>
+          <w:p>
+            <w:pPr>
+              <w:spacing w:after="0" w:line="240" w:lineRule="auto"/>
+              <w:jc w:val="center"/>
+              <w:rPr>
+                <w:rFonts w:ascii="Arial" w:hAnsi="Arial" w:cs="Arial"/>
+                <w:sz w:val="15"/>
+              </w:rPr>
+            </w:pPr>
+            <w:r>
+              <w:rPr>
+                <w:rFonts w:ascii="Arial" w:hAnsi="Arial" w:cs="Arial"/>
+                <w:sz w:val="15"/>
+              </w:rPr>
+              <w:t xml:space="preserve">4,57</w:t>
+            </w:r>
+          </w:p>
+        </w:tc>
+        <w:tc>
+          <w:tcPr>
+            <w:tcW w:w="800" w:type="dxa"/>
+            <w:vAlign w:val="center"/>
+          </w:tcPr>
+          <w:p>
+            <w:pPr>
+              <w:spacing w:after="0" w:line="240" w:lineRule="auto"/>
+              <w:jc w:val="center"/>
+              <w:rPr>
+                <w:rFonts w:ascii="Arial" w:hAnsi="Arial" w:cs="Arial"/>
+                <w:sz w:val="15"/>
+              </w:rPr>
+            </w:pPr>
+            <w:r>
+              <w:rPr>
+                <w:rFonts w:ascii="Arial" w:hAnsi="Arial" w:cs="Arial"/>
+                <w:sz w:val="15"/>
+              </w:rPr>
+              <w:t xml:space="preserve">0,65</w:t>
+            </w:r>
+          </w:p>
+        </w:tc>
+        <w:tc>
+          <w:tcPr>
+            <w:tcW w:w="1100" w:type="dxa"/>
+            <w:vAlign w:val="center"/>
+          </w:tcPr>
+          <w:p>
+            <w:pPr>
+              <w:spacing w:after="0" w:line="240" w:lineRule="auto"/>
+              <w:jc w:val="center"/>
+              <w:rPr>
+                <w:rFonts w:ascii="Arial" w:hAnsi="Arial" w:cs="Arial"/>
+                <w:sz w:val="15"/>
+              </w:rPr>
+            </w:pPr>
+            <w:r>
+              <w:rPr>
+                <w:rFonts w:ascii="Arial" w:hAnsi="Arial" w:cs="Arial"/>
+                <w:sz w:val="15"/>
+              </w:rPr>
+              <w:t xml:space="preserve">93%</w:t>
+            </w:r>
+          </w:p>
+        </w:tc>
+        <w:tc>
+          <w:tcPr>
+            <w:tcW w:w="700" w:type="dxa"/>
+            <w:vAlign w:val="center"/>
+          </w:tcPr>
+          <w:p>
+            <w:pPr>
+              <w:spacing w:after="0" w:line="240" w:lineRule="auto"/>
+              <w:jc w:val="center"/>
+              <w:rPr>
+                <w:rFonts w:ascii="Arial" w:hAnsi="Arial" w:cs="Arial"/>
+                <w:sz w:val="15"/>
+              </w:rPr>
+            </w:pPr>
+            <w:r>
+              <w:rPr>
+                <w:rFonts w:ascii="Arial" w:hAnsi="Arial" w:cs="Arial"/>
+                <w:sz w:val="15"/>
+              </w:rPr>
+              <w:t xml:space="preserve">14</w:t>
+            </w:r>
+          </w:p>
+        </w:tc>
+      </w:tr>
+      <w:tr>
+        <w:tc>
+          <w:tcPr>
+            <w:tcW w:w="500" w:type="dxa"/>
+            <w:vAlign w:val="center"/>
+          </w:tcPr>
+          <w:p>
+            <w:pPr>
+              <w:spacing w:after="0" w:line="240" w:lineRule="auto"/>
+              <w:jc w:val="left"/>
+              <w:rPr>
+                <w:rFonts w:ascii="Arial" w:hAnsi="Arial" w:cs="Arial"/>
+                <w:sz w:val="15"/>
+              </w:rPr>
+            </w:pPr>
+            <w:r>
+              <w:rPr>
+                <w:rFonts w:ascii="Arial" w:hAnsi="Arial" w:cs="Arial"/>
+                <w:sz w:val="15"/>
+              </w:rPr>
+              <w:t xml:space="preserve">13</w:t>
+            </w:r>
+          </w:p>
+        </w:tc>
+        <w:tc>
+          <w:tcPr>
+            <w:tcW w:w="5209" w:type="dxa"/>
+            <w:vAlign w:val="center"/>
+          </w:tcPr>
+          <w:p>
+            <w:pPr>
+              <w:spacing w:after="0" w:line="240" w:lineRule="auto"/>
+              <w:jc w:val="center"/>
+              <w:rPr>
+                <w:rFonts w:ascii="Arial" w:hAnsi="Arial" w:cs="Arial"/>
+                <w:sz w:val="15"/>
+              </w:rPr>
+            </w:pPr>
+            <w:r>
+              <w:rPr>
+                <w:rFonts w:ascii="Arial" w:hAnsi="Arial" w:cs="Arial"/>
+                <w:sz w:val="15"/>
+              </w:rPr>
+              <w:t xml:space="preserve">Se ve bien en PC y celular</w:t>
+            </w:r>
+          </w:p>
+        </w:tc>
+        <w:tc>
+          <w:tcPr>
+            <w:tcW w:w="900" w:type="dxa"/>
+            <w:vAlign w:val="center"/>
+          </w:tcPr>
+          <w:p>
+            <w:pPr>
+              <w:spacing w:after="0" w:line="240" w:lineRule="auto"/>
+              <w:jc w:val="center"/>
+              <w:rPr>
+                <w:rFonts w:ascii="Arial" w:hAnsi="Arial" w:cs="Arial"/>
+                <w:sz w:val="15"/>
+              </w:rPr>
+            </w:pPr>
+            <w:r>
+              <w:rPr>
+                <w:rFonts w:ascii="Arial" w:hAnsi="Arial" w:cs="Arial"/>
+                <w:sz w:val="15"/>
+              </w:rPr>
+              <w:t xml:space="preserve">4,43</w:t>
+            </w:r>
+          </w:p>
+        </w:tc>
+        <w:tc>
+          <w:tcPr>
+            <w:tcW w:w="800" w:type="dxa"/>
+            <w:vAlign w:val="center"/>
+          </w:tcPr>
+          <w:p>
+            <w:pPr>
+              <w:spacing w:after="0" w:line="240" w:lineRule="auto"/>
+              <w:jc w:val="center"/>
+              <w:rPr>
+                <w:rFonts w:ascii="Arial" w:hAnsi="Arial" w:cs="Arial"/>
+                <w:sz w:val="15"/>
+              </w:rPr>
+            </w:pPr>
+            <w:r>
+              <w:rPr>
+                <w:rFonts w:ascii="Arial" w:hAnsi="Arial" w:cs="Arial"/>
+                <w:sz w:val="15"/>
+              </w:rPr>
+              <w:t xml:space="preserve">0,65</w:t>
+            </w:r>
+          </w:p>
+        </w:tc>
+        <w:tc>
+          <w:tcPr>
+            <w:tcW w:w="1100" w:type="dxa"/>
+            <w:vAlign w:val="center"/>
+          </w:tcPr>
+          <w:p>
+            <w:pPr>
+              <w:spacing w:after="0" w:line="240" w:lineRule="auto"/>
+              <w:jc w:val="center"/>
+              <w:rPr>
+                <w:rFonts w:ascii="Arial" w:hAnsi="Arial" w:cs="Arial"/>
+                <w:sz w:val="15"/>
+              </w:rPr>
+            </w:pPr>
+            <w:r>
+              <w:rPr>
+                <w:rFonts w:ascii="Arial" w:hAnsi="Arial" w:cs="Arial"/>
+                <w:sz w:val="15"/>
+              </w:rPr>
+              <w:t xml:space="preserve">93%</w:t>
+            </w:r>
+          </w:p>
+        </w:tc>
+        <w:tc>
+          <w:tcPr>
+            <w:tcW w:w="700" w:type="dxa"/>
+            <w:vAlign w:val="center"/>
+          </w:tcPr>
+          <w:p>
+            <w:pPr>
+              <w:spacing w:after="0" w:line="240" w:lineRule="auto"/>
+              <w:jc w:val="center"/>
+              <w:rPr>
+                <w:rFonts w:ascii="Arial" w:hAnsi="Arial" w:cs="Arial"/>
+                <w:sz w:val="15"/>
+              </w:rPr>
+            </w:pPr>
+            <w:r>
+              <w:rPr>
+                <w:rFonts w:ascii="Arial" w:hAnsi="Arial" w:cs="Arial"/>
+                <w:sz w:val="15"/>
+              </w:rPr>
+              <w:t xml:space="preserve">14</w:t>
+            </w:r>
+          </w:p>
+        </w:tc>
+      </w:tr>
+      <w:tr>
+        <w:tc>
+          <w:tcPr>
+            <w:tcW w:w="500" w:type="dxa"/>
+            <w:vAlign w:val="center"/>
+          </w:tcPr>
+          <w:p>
+            <w:pPr>
+              <w:spacing w:after="0" w:line="240" w:lineRule="auto"/>
+              <w:jc w:val="left"/>
+              <w:rPr>
+                <w:rFonts w:ascii="Arial" w:hAnsi="Arial" w:cs="Arial"/>
+                <w:sz w:val="15"/>
+              </w:rPr>
+            </w:pPr>
+            <w:r>
+              <w:rPr>
+                <w:rFonts w:ascii="Arial" w:hAnsi="Arial" w:cs="Arial"/>
+                <w:sz w:val="15"/>
+              </w:rPr>
+              <w:t xml:space="preserve">14</w:t>
+            </w:r>
+          </w:p>
+        </w:tc>
+        <w:tc>
+          <w:tcPr>
+            <w:tcW w:w="5209" w:type="dxa"/>
+            <w:vAlign w:val="center"/>
+          </w:tcPr>
+          <w:p>
+            <w:pPr>
+              <w:spacing w:after="0" w:line="240" w:lineRule="auto"/>
+              <w:jc w:val="center"/>
+              <w:rPr>
+                <w:rFonts w:ascii="Arial" w:hAnsi="Arial" w:cs="Arial"/>
+                <w:sz w:val="15"/>
+              </w:rPr>
+            </w:pPr>
+            <w:r>
+              <w:rPr>
+                <w:rFonts w:ascii="Arial" w:hAnsi="Arial" w:cs="Arial"/>
+                <w:sz w:val="15"/>
+              </w:rPr>
+              <w:t xml:space="preserve">Alineado con temas de clase (TOSEM)</w:t>
+            </w:r>
+          </w:p>
+        </w:tc>
+        <w:tc>
+          <w:tcPr>
+            <w:tcW w:w="900" w:type="dxa"/>
+            <w:vAlign w:val="center"/>
+          </w:tcPr>
+          <w:p>
+            <w:pPr>
+              <w:spacing w:after="0" w:line="240" w:lineRule="auto"/>
+              <w:jc w:val="center"/>
+              <w:rPr>
+                <w:rFonts w:ascii="Arial" w:hAnsi="Arial" w:cs="Arial"/>
+                <w:sz w:val="15"/>
+              </w:rPr>
+            </w:pPr>
+            <w:r>
+              <w:rPr>
+                <w:rFonts w:ascii="Arial" w:hAnsi="Arial" w:cs="Arial"/>
+                <w:sz w:val="15"/>
+              </w:rPr>
+              <w:t xml:space="preserve">4,71</w:t>
+            </w:r>
+          </w:p>
+        </w:tc>
+        <w:tc>
+          <w:tcPr>
+            <w:tcW w:w="800" w:type="dxa"/>
+            <w:vAlign w:val="center"/>
+          </w:tcPr>
+          <w:p>
+            <w:pPr>
+              <w:spacing w:after="0" w:line="240" w:lineRule="auto"/>
+              <w:jc w:val="center"/>
+              <w:rPr>
+                <w:rFonts w:ascii="Arial" w:hAnsi="Arial" w:cs="Arial"/>
+                <w:sz w:val="15"/>
+              </w:rPr>
+            </w:pPr>
+            <w:r>
+              <w:rPr>
+                <w:rFonts w:ascii="Arial" w:hAnsi="Arial" w:cs="Arial"/>
+                <w:sz w:val="15"/>
+              </w:rPr>
+              <w:t xml:space="preserve">0,61</w:t>
+            </w:r>
+          </w:p>
+        </w:tc>
+        <w:tc>
+          <w:tcPr>
+            <w:tcW w:w="1100" w:type="dxa"/>
+            <w:vAlign w:val="center"/>
+          </w:tcPr>
+          <w:p>
+            <w:pPr>
+              <w:spacing w:after="0" w:line="240" w:lineRule="auto"/>
+              <w:jc w:val="center"/>
+              <w:rPr>
+                <w:rFonts w:ascii="Arial" w:hAnsi="Arial" w:cs="Arial"/>
+                <w:sz w:val="15"/>
+              </w:rPr>
+            </w:pPr>
+            <w:r>
+              <w:rPr>
+                <w:rFonts w:ascii="Arial" w:hAnsi="Arial" w:cs="Arial"/>
+                <w:sz w:val="15"/>
+              </w:rPr>
+              <w:t xml:space="preserve">93%</w:t>
+            </w:r>
+          </w:p>
+        </w:tc>
+        <w:tc>
+          <w:tcPr>
+            <w:tcW w:w="700" w:type="dxa"/>
+            <w:vAlign w:val="center"/>
+          </w:tcPr>
+          <w:p>
+            <w:pPr>
+              <w:spacing w:after="0" w:line="240" w:lineRule="auto"/>
+              <w:jc w:val="center"/>
+              <w:rPr>
+                <w:rFonts w:ascii="Arial" w:hAnsi="Arial" w:cs="Arial"/>
+                <w:sz w:val="15"/>
+              </w:rPr>
+            </w:pPr>
+            <w:r>
+              <w:rPr>
+                <w:rFonts w:ascii="Arial" w:hAnsi="Arial" w:cs="Arial"/>
+                <w:sz w:val="15"/>
+              </w:rPr>
+              <w:t xml:space="preserve">14</w:t>
+            </w:r>
+          </w:p>
+        </w:tc>
+      </w:tr>
+      <w:tr>
+        <w:tc>
+          <w:tcPr>
+            <w:tcW w:w="500" w:type="dxa"/>
+            <w:vAlign w:val="center"/>
+          </w:tcPr>
+          <w:p>
+            <w:pPr>
+              <w:spacing w:after="0" w:line="240" w:lineRule="auto"/>
+              <w:jc w:val="left"/>
+              <w:rPr>
+                <w:rFonts w:ascii="Arial" w:hAnsi="Arial" w:cs="Arial"/>
+                <w:sz w:val="15"/>
+              </w:rPr>
+            </w:pPr>
+            <w:r>
+              <w:rPr>
+                <w:rFonts w:ascii="Arial" w:hAnsi="Arial" w:cs="Arial"/>
+                <w:sz w:val="15"/>
+              </w:rPr>
+              <w:t xml:space="preserve">15</w:t>
+            </w:r>
+          </w:p>
+        </w:tc>
+        <w:tc>
+          <w:tcPr>
+            <w:tcW w:w="5209" w:type="dxa"/>
+            <w:vAlign w:val="center"/>
+          </w:tcPr>
+          <w:p>
+            <w:pPr>
+              <w:spacing w:after="0" w:line="240" w:lineRule="auto"/>
+              <w:jc w:val="center"/>
+              <w:rPr>
+                <w:rFonts w:ascii="Arial" w:hAnsi="Arial" w:cs="Arial"/>
+                <w:sz w:val="15"/>
+              </w:rPr>
+            </w:pPr>
+            <w:r>
+              <w:rPr>
+                <w:rFonts w:ascii="Arial" w:hAnsi="Arial" w:cs="Arial"/>
+                <w:sz w:val="15"/>
+              </w:rPr>
+              <w:t xml:space="preserve">Profundidad técnica adecuada</w:t>
+            </w:r>
+          </w:p>
+        </w:tc>
+        <w:tc>
+          <w:tcPr>
+            <w:tcW w:w="900" w:type="dxa"/>
+            <w:vAlign w:val="center"/>
+          </w:tcPr>
+          <w:p>
+            <w:pPr>
+              <w:spacing w:after="0" w:line="240" w:lineRule="auto"/>
+              <w:jc w:val="center"/>
+              <w:rPr>
+                <w:rFonts w:ascii="Arial" w:hAnsi="Arial" w:cs="Arial"/>
+                <w:sz w:val="15"/>
+              </w:rPr>
+            </w:pPr>
+            <w:r>
+              <w:rPr>
+                <w:rFonts w:ascii="Arial" w:hAnsi="Arial" w:cs="Arial"/>
+                <w:sz w:val="15"/>
+              </w:rPr>
+              <w:t xml:space="preserve">4,43</w:t>
+            </w:r>
+          </w:p>
+        </w:tc>
+        <w:tc>
+          <w:tcPr>
+            <w:tcW w:w="800" w:type="dxa"/>
+            <w:vAlign w:val="center"/>
+          </w:tcPr>
+          <w:p>
+            <w:pPr>
+              <w:spacing w:after="0" w:line="240" w:lineRule="auto"/>
+              <w:jc w:val="center"/>
+              <w:rPr>
+                <w:rFonts w:ascii="Arial" w:hAnsi="Arial" w:cs="Arial"/>
+                <w:sz w:val="15"/>
+              </w:rPr>
+            </w:pPr>
+            <w:r>
+              <w:rPr>
+                <w:rFonts w:ascii="Arial" w:hAnsi="Arial" w:cs="Arial"/>
+                <w:sz w:val="15"/>
+              </w:rPr>
+              <w:t xml:space="preserve">0,76</w:t>
+            </w:r>
+          </w:p>
+        </w:tc>
+        <w:tc>
+          <w:tcPr>
+            <w:tcW w:w="1100" w:type="dxa"/>
+            <w:vAlign w:val="center"/>
+          </w:tcPr>
+          <w:p>
+            <w:pPr>
+              <w:spacing w:after="0" w:line="240" w:lineRule="auto"/>
+              <w:jc w:val="center"/>
+              <w:rPr>
+                <w:rFonts w:ascii="Arial" w:hAnsi="Arial" w:cs="Arial"/>
+                <w:sz w:val="15"/>
+              </w:rPr>
+            </w:pPr>
+            <w:r>
+              <w:rPr>
+                <w:rFonts w:ascii="Arial" w:hAnsi="Arial" w:cs="Arial"/>
+                <w:sz w:val="15"/>
+              </w:rPr>
+              <w:t xml:space="preserve">86%</w:t>
+            </w:r>
+          </w:p>
+        </w:tc>
+        <w:tc>
+          <w:tcPr>
+            <w:tcW w:w="700" w:type="dxa"/>
+            <w:vAlign w:val="center"/>
+          </w:tcPr>
+          <w:p>
+            <w:pPr>
+              <w:spacing w:after="0" w:line="240" w:lineRule="auto"/>
+              <w:jc w:val="center"/>
+              <w:rPr>
+                <w:rFonts w:ascii="Arial" w:hAnsi="Arial" w:cs="Arial"/>
+                <w:sz w:val="15"/>
+              </w:rPr>
+            </w:pPr>
+            <w:r>
+              <w:rPr>
+                <w:rFonts w:ascii="Arial" w:hAnsi="Arial" w:cs="Arial"/>
+                <w:sz w:val="15"/>
+              </w:rPr>
+              <w:t xml:space="preserve">14</w:t>
+            </w:r>
+          </w:p>
+        </w:tc>
+      </w:tr>
+      <w:tr>
+        <w:tc>
+          <w:tcPr>
+            <w:tcW w:w="500" w:type="dxa"/>
+            <w:vAlign w:val="center"/>
+          </w:tcPr>
+          <w:p>
+            <w:pPr>
+              <w:spacing w:after="0" w:line="240" w:lineRule="auto"/>
+              <w:jc w:val="left"/>
+              <w:rPr>
+                <w:rFonts w:ascii="Arial" w:hAnsi="Arial" w:cs="Arial"/>
+                <w:sz w:val="15"/>
+              </w:rPr>
+            </w:pPr>
+            <w:r>
+              <w:rPr>
+                <w:rFonts w:ascii="Arial" w:hAnsi="Arial" w:cs="Arial"/>
+                <w:sz w:val="15"/>
+              </w:rPr>
+              <w:t xml:space="preserve">16</w:t>
+            </w:r>
+          </w:p>
+        </w:tc>
+        <w:tc>
+          <w:tcPr>
+            <w:tcW w:w="5209" w:type="dxa"/>
+            <w:vAlign w:val="center"/>
+          </w:tcPr>
+          <w:p>
+            <w:pPr>
+              <w:spacing w:after="0" w:line="240" w:lineRule="auto"/>
+              <w:jc w:val="center"/>
+              <w:rPr>
+                <w:rFonts w:ascii="Arial" w:hAnsi="Arial" w:cs="Arial"/>
+                <w:sz w:val="15"/>
+              </w:rPr>
+            </w:pPr>
+            <w:r>
+              <w:rPr>
+                <w:rFonts w:ascii="Arial" w:hAnsi="Arial" w:cs="Arial"/>
+                <w:sz w:val="15"/>
+              </w:rPr>
+              <w:t xml:space="preserve">Escenarios similares a la industria real</w:t>
+            </w:r>
+          </w:p>
+        </w:tc>
+        <w:tc>
+          <w:tcPr>
+            <w:tcW w:w="900" w:type="dxa"/>
+            <w:vAlign w:val="center"/>
+          </w:tcPr>
+          <w:p>
+            <w:pPr>
+              <w:spacing w:after="0" w:line="240" w:lineRule="auto"/>
+              <w:jc w:val="center"/>
+              <w:rPr>
+                <w:rFonts w:ascii="Arial" w:hAnsi="Arial" w:cs="Arial"/>
+                <w:sz w:val="15"/>
+              </w:rPr>
+            </w:pPr>
+            <w:r>
+              <w:rPr>
+                <w:rFonts w:ascii="Arial" w:hAnsi="Arial" w:cs="Arial"/>
+                <w:sz w:val="15"/>
+              </w:rPr>
+              <w:t xml:space="preserve">4,64</w:t>
+            </w:r>
+          </w:p>
+        </w:tc>
+        <w:tc>
+          <w:tcPr>
+            <w:tcW w:w="800" w:type="dxa"/>
+            <w:vAlign w:val="center"/>
+          </w:tcPr>
+          <w:p>
+            <w:pPr>
+              <w:spacing w:after="0" w:line="240" w:lineRule="auto"/>
+              <w:jc w:val="center"/>
+              <w:rPr>
+                <w:rFonts w:ascii="Arial" w:hAnsi="Arial" w:cs="Arial"/>
+                <w:sz w:val="15"/>
+              </w:rPr>
+            </w:pPr>
+            <w:r>
+              <w:rPr>
+                <w:rFonts w:ascii="Arial" w:hAnsi="Arial" w:cs="Arial"/>
+                <w:sz w:val="15"/>
+              </w:rPr>
+              <w:t xml:space="preserve">0,63</w:t>
+            </w:r>
+          </w:p>
+        </w:tc>
+        <w:tc>
+          <w:tcPr>
+            <w:tcW w:w="1100" w:type="dxa"/>
+            <w:vAlign w:val="center"/>
+          </w:tcPr>
+          <w:p>
+            <w:pPr>
+              <w:spacing w:after="0" w:line="240" w:lineRule="auto"/>
+              <w:jc w:val="center"/>
+              <w:rPr>
+                <w:rFonts w:ascii="Arial" w:hAnsi="Arial" w:cs="Arial"/>
+                <w:sz w:val="15"/>
+              </w:rPr>
+            </w:pPr>
+            <w:r>
+              <w:rPr>
+                <w:rFonts w:ascii="Arial" w:hAnsi="Arial" w:cs="Arial"/>
+                <w:sz w:val="15"/>
+              </w:rPr>
+              <w:t xml:space="preserve">93%</w:t>
+            </w:r>
+          </w:p>
+        </w:tc>
+        <w:tc>
+          <w:tcPr>
+            <w:tcW w:w="700" w:type="dxa"/>
+            <w:vAlign w:val="center"/>
+          </w:tcPr>
+          <w:p>
+            <w:pPr>
+              <w:spacing w:after="0" w:line="240" w:lineRule="auto"/>
+              <w:jc w:val="center"/>
+              <w:rPr>
+                <w:rFonts w:ascii="Arial" w:hAnsi="Arial" w:cs="Arial"/>
+                <w:sz w:val="15"/>
+              </w:rPr>
+            </w:pPr>
+            <w:r>
+              <w:rPr>
+                <w:rFonts w:ascii="Arial" w:hAnsi="Arial" w:cs="Arial"/>
+                <w:sz w:val="15"/>
+              </w:rPr>
+              <w:t xml:space="preserve">14</w:t>
+            </w:r>
+          </w:p>
+        </w:tc>
+      </w:tr>
+      <w:tr>
+        <w:tc>
+          <w:tcPr>
+            <w:tcW w:w="500" w:type="dxa"/>
+            <w:vAlign w:val="center"/>
+          </w:tcPr>
+          <w:p>
+            <w:pPr>
+              <w:spacing w:after="0" w:line="240" w:lineRule="auto"/>
+              <w:jc w:val="left"/>
+              <w:rPr>
+                <w:rFonts w:ascii="Arial" w:hAnsi="Arial" w:cs="Arial"/>
+                <w:sz w:val="15"/>
+              </w:rPr>
+            </w:pPr>
+            <w:r>
+              <w:rPr>
+                <w:rFonts w:ascii="Arial" w:hAnsi="Arial" w:cs="Arial"/>
+                <w:sz w:val="15"/>
+              </w:rPr>
+              <w:t xml:space="preserve">17</w:t>
+            </w:r>
+          </w:p>
+        </w:tc>
+        <w:tc>
+          <w:tcPr>
+            <w:tcW w:w="5209" w:type="dxa"/>
+            <w:vAlign w:val="center"/>
+          </w:tcPr>
+          <w:p>
+            <w:pPr>
+              <w:spacing w:after="0" w:line="240" w:lineRule="auto"/>
+              <w:jc w:val="center"/>
+              <w:rPr>
+                <w:rFonts w:ascii="Arial" w:hAnsi="Arial" w:cs="Arial"/>
+                <w:sz w:val="15"/>
+              </w:rPr>
+            </w:pPr>
+            <w:r>
+              <w:rPr>
+                <w:rFonts w:ascii="Arial" w:hAnsi="Arial" w:cs="Arial"/>
+                <w:sz w:val="15"/>
+              </w:rPr>
+              <w:t xml:space="preserve">Refuerza uso de normas (ISO 14224/55000)</w:t>
+            </w:r>
+          </w:p>
+        </w:tc>
+        <w:tc>
+          <w:tcPr>
+            <w:tcW w:w="900" w:type="dxa"/>
+            <w:vAlign w:val="center"/>
+          </w:tcPr>
+          <w:p>
+            <w:pPr>
+              <w:spacing w:after="0" w:line="240" w:lineRule="auto"/>
+              <w:jc w:val="center"/>
+              <w:rPr>
+                <w:rFonts w:ascii="Arial" w:hAnsi="Arial" w:cs="Arial"/>
+                <w:sz w:val="15"/>
+              </w:rPr>
+            </w:pPr>
+            <w:r>
+              <w:rPr>
+                <w:rFonts w:ascii="Arial" w:hAnsi="Arial" w:cs="Arial"/>
+                <w:sz w:val="15"/>
+              </w:rPr>
+              <w:t xml:space="preserve">4,43</w:t>
+            </w:r>
+          </w:p>
+        </w:tc>
+        <w:tc>
+          <w:tcPr>
+            <w:tcW w:w="800" w:type="dxa"/>
+            <w:vAlign w:val="center"/>
+          </w:tcPr>
+          <w:p>
+            <w:pPr>
+              <w:spacing w:after="0" w:line="240" w:lineRule="auto"/>
+              <w:jc w:val="center"/>
+              <w:rPr>
+                <w:rFonts w:ascii="Arial" w:hAnsi="Arial" w:cs="Arial"/>
+                <w:sz w:val="15"/>
+              </w:rPr>
+            </w:pPr>
+            <w:r>
+              <w:rPr>
+                <w:rFonts w:ascii="Arial" w:hAnsi="Arial" w:cs="Arial"/>
+                <w:sz w:val="15"/>
+              </w:rPr>
+              <w:t xml:space="preserve">0,76</w:t>
+            </w:r>
+          </w:p>
+        </w:tc>
+        <w:tc>
+          <w:tcPr>
+            <w:tcW w:w="1100" w:type="dxa"/>
+            <w:vAlign w:val="center"/>
+          </w:tcPr>
+          <w:p>
+            <w:pPr>
+              <w:spacing w:after="0" w:line="240" w:lineRule="auto"/>
+              <w:jc w:val="center"/>
+              <w:rPr>
+                <w:rFonts w:ascii="Arial" w:hAnsi="Arial" w:cs="Arial"/>
+                <w:sz w:val="15"/>
+              </w:rPr>
+            </w:pPr>
+            <w:r>
+              <w:rPr>
+                <w:rFonts w:ascii="Arial" w:hAnsi="Arial" w:cs="Arial"/>
+                <w:sz w:val="15"/>
+              </w:rPr>
+              <w:t xml:space="preserve">86%</w:t>
+            </w:r>
+          </w:p>
+        </w:tc>
+        <w:tc>
+          <w:tcPr>
+            <w:tcW w:w="700" w:type="dxa"/>
+            <w:vAlign w:val="center"/>
+          </w:tcPr>
+          <w:p>
+            <w:pPr>
+              <w:spacing w:after="0" w:line="240" w:lineRule="auto"/>
+              <w:jc w:val="center"/>
+              <w:rPr>
+                <w:rFonts w:ascii="Arial" w:hAnsi="Arial" w:cs="Arial"/>
+                <w:sz w:val="15"/>
+              </w:rPr>
+            </w:pPr>
+            <w:r>
+              <w:rPr>
+                <w:rFonts w:ascii="Arial" w:hAnsi="Arial" w:cs="Arial"/>
+                <w:sz w:val="15"/>
+              </w:rPr>
+              <w:t xml:space="preserve">14</w:t>
+            </w:r>
+          </w:p>
+        </w:tc>
+      </w:tr>
+      <w:tr>
+        <w:tc>
+          <w:tcPr>
+            <w:tcW w:w="500" w:type="dxa"/>
+            <w:vAlign w:val="center"/>
+          </w:tcPr>
+          <w:p>
+            <w:pPr>
+              <w:spacing w:after="0" w:line="240" w:lineRule="auto"/>
+              <w:jc w:val="left"/>
+              <w:rPr>
+                <w:rFonts w:ascii="Arial" w:hAnsi="Arial" w:cs="Arial"/>
+                <w:sz w:val="15"/>
+              </w:rPr>
+            </w:pPr>
+            <w:r>
+              <w:rPr>
+                <w:rFonts w:ascii="Arial" w:hAnsi="Arial" w:cs="Arial"/>
+                <w:sz w:val="15"/>
+              </w:rPr>
+              <w:t xml:space="preserve">18</w:t>
+            </w:r>
+          </w:p>
+        </w:tc>
+        <w:tc>
+          <w:tcPr>
+            <w:tcW w:w="5209" w:type="dxa"/>
+            <w:vAlign w:val="center"/>
+          </w:tcPr>
+          <w:p>
+            <w:pPr>
+              <w:spacing w:after="0" w:line="240" w:lineRule="auto"/>
+              <w:jc w:val="center"/>
+              <w:rPr>
+                <w:rFonts w:ascii="Arial" w:hAnsi="Arial" w:cs="Arial"/>
+                <w:sz w:val="15"/>
+              </w:rPr>
+            </w:pPr>
+            <w:r>
+              <w:rPr>
+                <w:rFonts w:ascii="Arial" w:hAnsi="Arial" w:cs="Arial"/>
+                <w:sz w:val="15"/>
+              </w:rPr>
+              <w:t xml:space="preserve">Me motiva a aprender mantenimiento</w:t>
+            </w:r>
+          </w:p>
+        </w:tc>
+        <w:tc>
+          <w:tcPr>
+            <w:tcW w:w="900" w:type="dxa"/>
+            <w:vAlign w:val="center"/>
+          </w:tcPr>
+          <w:p>
+            <w:pPr>
+              <w:spacing w:after="0" w:line="240" w:lineRule="auto"/>
+              <w:jc w:val="center"/>
+              <w:rPr>
+                <w:rFonts w:ascii="Arial" w:hAnsi="Arial" w:cs="Arial"/>
+                <w:sz w:val="15"/>
+              </w:rPr>
+            </w:pPr>
+            <w:r>
+              <w:rPr>
+                <w:rFonts w:ascii="Arial" w:hAnsi="Arial" w:cs="Arial"/>
+                <w:sz w:val="15"/>
+              </w:rPr>
+              <w:t xml:space="preserve">4,71</w:t>
+            </w:r>
+          </w:p>
+        </w:tc>
+        <w:tc>
+          <w:tcPr>
+            <w:tcW w:w="800" w:type="dxa"/>
+            <w:vAlign w:val="center"/>
+          </w:tcPr>
+          <w:p>
+            <w:pPr>
+              <w:spacing w:after="0" w:line="240" w:lineRule="auto"/>
+              <w:jc w:val="center"/>
+              <w:rPr>
+                <w:rFonts w:ascii="Arial" w:hAnsi="Arial" w:cs="Arial"/>
+                <w:sz w:val="15"/>
+              </w:rPr>
+            </w:pPr>
+            <w:r>
+              <w:rPr>
+                <w:rFonts w:ascii="Arial" w:hAnsi="Arial" w:cs="Arial"/>
+                <w:sz w:val="15"/>
+              </w:rPr>
+              <w:t xml:space="preserve">0,61</w:t>
+            </w:r>
+          </w:p>
+        </w:tc>
+        <w:tc>
+          <w:tcPr>
+            <w:tcW w:w="1100" w:type="dxa"/>
+            <w:vAlign w:val="center"/>
+          </w:tcPr>
+          <w:p>
+            <w:pPr>
+              <w:spacing w:after="0" w:line="240" w:lineRule="auto"/>
+              <w:jc w:val="center"/>
+              <w:rPr>
+                <w:rFonts w:ascii="Arial" w:hAnsi="Arial" w:cs="Arial"/>
+                <w:sz w:val="15"/>
+              </w:rPr>
+            </w:pPr>
+            <w:r>
+              <w:rPr>
+                <w:rFonts w:ascii="Arial" w:hAnsi="Arial" w:cs="Arial"/>
+                <w:sz w:val="15"/>
+              </w:rPr>
+              <w:t xml:space="preserve">93%</w:t>
+            </w:r>
+          </w:p>
+        </w:tc>
+        <w:tc>
+          <w:tcPr>
+            <w:tcW w:w="700" w:type="dxa"/>
+            <w:vAlign w:val="center"/>
+          </w:tcPr>
+          <w:p>
+            <w:pPr>
+              <w:spacing w:after="0" w:line="240" w:lineRule="auto"/>
+              <w:jc w:val="center"/>
+              <w:rPr>
+                <w:rFonts w:ascii="Arial" w:hAnsi="Arial" w:cs="Arial"/>
+                <w:sz w:val="15"/>
+              </w:rPr>
+            </w:pPr>
+            <w:r>
+              <w:rPr>
+                <w:rFonts w:ascii="Arial" w:hAnsi="Arial" w:cs="Arial"/>
+                <w:sz w:val="15"/>
+              </w:rPr>
+              <w:t xml:space="preserve">14</w:t>
+            </w:r>
+          </w:p>
+        </w:tc>
+      </w:tr>
+      <w:tr>
+        <w:tc>
+          <w:tcPr>
+            <w:tcW w:w="500" w:type="dxa"/>
+            <w:vAlign w:val="center"/>
+          </w:tcPr>
+          <w:p>
+            <w:pPr>
+              <w:spacing w:after="0" w:line="240" w:lineRule="auto"/>
+              <w:jc w:val="left"/>
+              <w:rPr>
+                <w:rFonts w:ascii="Arial" w:hAnsi="Arial" w:cs="Arial"/>
+                <w:sz w:val="15"/>
+              </w:rPr>
+            </w:pPr>
+            <w:r>
+              <w:rPr>
+                <w:rFonts w:ascii="Arial" w:hAnsi="Arial" w:cs="Arial"/>
+                <w:sz w:val="15"/>
+              </w:rPr>
+              <w:t xml:space="preserve">19</w:t>
+            </w:r>
+          </w:p>
+        </w:tc>
+        <w:tc>
+          <w:tcPr>
+            <w:tcW w:w="5209" w:type="dxa"/>
+            <w:vAlign w:val="center"/>
+          </w:tcPr>
+          <w:p>
+            <w:pPr>
+              <w:spacing w:after="0" w:line="240" w:lineRule="auto"/>
+              <w:jc w:val="center"/>
+              <w:rPr>
+                <w:rFonts w:ascii="Arial" w:hAnsi="Arial" w:cs="Arial"/>
+                <w:sz w:val="15"/>
+              </w:rPr>
+            </w:pPr>
+            <w:r>
+              <w:rPr>
+                <w:rFonts w:ascii="Arial" w:hAnsi="Arial" w:cs="Arial"/>
+                <w:sz w:val="15"/>
+              </w:rPr>
+              <w:t xml:space="preserve">Me gustaría seguir explorando</w:t>
+            </w:r>
+          </w:p>
+        </w:tc>
+        <w:tc>
+          <w:tcPr>
+            <w:tcW w:w="900" w:type="dxa"/>
+            <w:vAlign w:val="center"/>
+          </w:tcPr>
+          <w:p>
+            <w:pPr>
+              <w:spacing w:after="0" w:line="240" w:lineRule="auto"/>
+              <w:jc w:val="center"/>
+              <w:rPr>
+                <w:rFonts w:ascii="Arial" w:hAnsi="Arial" w:cs="Arial"/>
+                <w:sz w:val="15"/>
+              </w:rPr>
+            </w:pPr>
+            <w:r>
+              <w:rPr>
+                <w:rFonts w:ascii="Arial" w:hAnsi="Arial" w:cs="Arial"/>
+                <w:sz w:val="15"/>
+              </w:rPr>
+              <w:t xml:space="preserve">4,57</w:t>
+            </w:r>
+          </w:p>
+        </w:tc>
+        <w:tc>
+          <w:tcPr>
+            <w:tcW w:w="800" w:type="dxa"/>
+            <w:vAlign w:val="center"/>
+          </w:tcPr>
+          <w:p>
+            <w:pPr>
+              <w:spacing w:after="0" w:line="240" w:lineRule="auto"/>
+              <w:jc w:val="center"/>
+              <w:rPr>
+                <w:rFonts w:ascii="Arial" w:hAnsi="Arial" w:cs="Arial"/>
+                <w:sz w:val="15"/>
+              </w:rPr>
+            </w:pPr>
+            <w:r>
+              <w:rPr>
+                <w:rFonts w:ascii="Arial" w:hAnsi="Arial" w:cs="Arial"/>
+                <w:sz w:val="15"/>
+              </w:rPr>
+              <w:t xml:space="preserve">0,51</w:t>
+            </w:r>
+          </w:p>
+        </w:tc>
+        <w:tc>
+          <w:tcPr>
+            <w:tcW w:w="1100" w:type="dxa"/>
+            <w:vAlign w:val="center"/>
+          </w:tcPr>
+          <w:p>
+            <w:pPr>
+              <w:spacing w:after="0" w:line="240" w:lineRule="auto"/>
+              <w:jc w:val="center"/>
+              <w:rPr>
+                <w:rFonts w:ascii="Arial" w:hAnsi="Arial" w:cs="Arial"/>
+                <w:sz w:val="15"/>
+              </w:rPr>
+            </w:pPr>
+            <w:r>
+              <w:rPr>
+                <w:rFonts w:ascii="Arial" w:hAnsi="Arial" w:cs="Arial"/>
+                <w:sz w:val="15"/>
+              </w:rPr>
+              <w:t xml:space="preserve">100%</w:t>
+            </w:r>
+          </w:p>
+        </w:tc>
+        <w:tc>
+          <w:tcPr>
+            <w:tcW w:w="700" w:type="dxa"/>
+            <w:vAlign w:val="center"/>
+          </w:tcPr>
+          <w:p>
+            <w:pPr>
+              <w:spacing w:after="0" w:line="240" w:lineRule="auto"/>
+              <w:jc w:val="center"/>
+              <w:rPr>
+                <w:rFonts w:ascii="Arial" w:hAnsi="Arial" w:cs="Arial"/>
+                <w:sz w:val="15"/>
+              </w:rPr>
+            </w:pPr>
+            <w:r>
+              <w:rPr>
+                <w:rFonts w:ascii="Arial" w:hAnsi="Arial" w:cs="Arial"/>
+                <w:sz w:val="15"/>
+              </w:rPr>
+              <w:t xml:space="preserve">14</w:t>
+            </w:r>
+          </w:p>
+        </w:tc>
+      </w:tr>
+      <w:tr>
+        <w:tc>
+          <w:tcPr>
+            <w:tcW w:w="500" w:type="dxa"/>
+            <w:vAlign w:val="center"/>
+          </w:tcPr>
+          <w:p>
+            <w:pPr>
+              <w:spacing w:after="0" w:line="240" w:lineRule="auto"/>
+              <w:jc w:val="left"/>
+              <w:rPr>
+                <w:rFonts w:ascii="Arial" w:hAnsi="Arial" w:cs="Arial"/>
+                <w:sz w:val="15"/>
+              </w:rPr>
+            </w:pPr>
+            <w:r>
+              <w:rPr>
+                <w:rFonts w:ascii="Arial" w:hAnsi="Arial" w:cs="Arial"/>
+                <w:sz w:val="15"/>
+              </w:rPr>
+              <w:t xml:space="preserve">20</w:t>
+            </w:r>
+          </w:p>
+        </w:tc>
+        <w:tc>
+          <w:tcPr>
+            <w:tcW w:w="5209" w:type="dxa"/>
+            <w:vAlign w:val="center"/>
+          </w:tcPr>
+          <w:p>
+            <w:pPr>
+              <w:spacing w:after="0" w:line="240" w:lineRule="auto"/>
+              <w:jc w:val="center"/>
+              <w:rPr>
+                <w:rFonts w:ascii="Arial" w:hAnsi="Arial" w:cs="Arial"/>
+                <w:sz w:val="15"/>
+              </w:rPr>
+            </w:pPr>
+            <w:r>
+              <w:rPr>
+                <w:rFonts w:ascii="Arial" w:hAnsi="Arial" w:cs="Arial"/>
+                <w:sz w:val="15"/>
+              </w:rPr>
+              <w:t xml:space="preserve">Buena alternativa por falta de aula</w:t>
+            </w:r>
+          </w:p>
+        </w:tc>
+        <w:tc>
+          <w:tcPr>
+            <w:tcW w:w="900" w:type="dxa"/>
+            <w:vAlign w:val="center"/>
+          </w:tcPr>
+          <w:p>
+            <w:pPr>
+              <w:spacing w:after="0" w:line="240" w:lineRule="auto"/>
+              <w:jc w:val="center"/>
+              <w:rPr>
+                <w:rFonts w:ascii="Arial" w:hAnsi="Arial" w:cs="Arial"/>
+                <w:sz w:val="15"/>
+              </w:rPr>
+            </w:pPr>
+            <w:r>
+              <w:rPr>
+                <w:rFonts w:ascii="Arial" w:hAnsi="Arial" w:cs="Arial"/>
+                <w:sz w:val="15"/>
+              </w:rPr>
+              <w:t xml:space="preserve">4,43</w:t>
+            </w:r>
+          </w:p>
+        </w:tc>
+        <w:tc>
+          <w:tcPr>
+            <w:tcW w:w="800" w:type="dxa"/>
+            <w:vAlign w:val="center"/>
+          </w:tcPr>
+          <w:p>
+            <w:pPr>
+              <w:spacing w:after="0" w:line="240" w:lineRule="auto"/>
+              <w:jc w:val="center"/>
+              <w:rPr>
+                <w:rFonts w:ascii="Arial" w:hAnsi="Arial" w:cs="Arial"/>
+                <w:sz w:val="15"/>
+              </w:rPr>
+            </w:pPr>
+            <w:r>
+              <w:rPr>
+                <w:rFonts w:ascii="Arial" w:hAnsi="Arial" w:cs="Arial"/>
+                <w:sz w:val="15"/>
+              </w:rPr>
+              <w:t xml:space="preserve">0,94</w:t>
+            </w:r>
+          </w:p>
+        </w:tc>
+        <w:tc>
+          <w:tcPr>
+            <w:tcW w:w="1100" w:type="dxa"/>
+            <w:vAlign w:val="center"/>
+          </w:tcPr>
+          <w:p>
+            <w:pPr>
+              <w:spacing w:after="0" w:line="240" w:lineRule="auto"/>
+              <w:jc w:val="center"/>
+              <w:rPr>
+                <w:rFonts w:ascii="Arial" w:hAnsi="Arial" w:cs="Arial"/>
+                <w:sz w:val="15"/>
+              </w:rPr>
+            </w:pPr>
+            <w:r>
+              <w:rPr>
+                <w:rFonts w:ascii="Arial" w:hAnsi="Arial" w:cs="Arial"/>
+                <w:sz w:val="15"/>
+              </w:rPr>
+              <w:t xml:space="preserve">86%</w:t>
+            </w:r>
+          </w:p>
+        </w:tc>
+        <w:tc>
+          <w:tcPr>
+            <w:tcW w:w="700" w:type="dxa"/>
+            <w:vAlign w:val="center"/>
+          </w:tcPr>
+          <w:p>
+            <w:pPr>
+              <w:spacing w:after="0" w:line="240" w:lineRule="auto"/>
+              <w:jc w:val="center"/>
+              <w:rPr>
+                <w:rFonts w:ascii="Arial" w:hAnsi="Arial" w:cs="Arial"/>
+                <w:sz w:val="15"/>
+              </w:rPr>
+            </w:pPr>
+            <w:r>
+              <w:rPr>
+                <w:rFonts w:ascii="Arial" w:hAnsi="Arial" w:cs="Arial"/>
+                <w:sz w:val="15"/>
+              </w:rPr>
+              <w:t xml:space="preserve">14</w:t>
+            </w:r>
+          </w:p>
+        </w:tc>
+      </w:tr>
+      <w:tr>
+        <w:tc>
+          <w:tcPr>
+            <w:tcW w:w="500" w:type="dxa"/>
+            <w:vAlign w:val="center"/>
+          </w:tcPr>
+          <w:p>
+            <w:pPr>
+              <w:spacing w:after="0" w:line="240" w:lineRule="auto"/>
+              <w:jc w:val="left"/>
+              <w:rPr>
+                <w:rFonts w:ascii="Arial" w:hAnsi="Arial" w:cs="Arial"/>
+                <w:sz w:val="15"/>
+              </w:rPr>
+            </w:pPr>
+            <w:r>
+              <w:rPr>
+                <w:rFonts w:ascii="Arial" w:hAnsi="Arial" w:cs="Arial"/>
+                <w:sz w:val="15"/>
+              </w:rPr>
+              <w:t xml:space="preserve">21</w:t>
+            </w:r>
+          </w:p>
+        </w:tc>
+        <w:tc>
+          <w:tcPr>
+            <w:tcW w:w="5209" w:type="dxa"/>
+            <w:vAlign w:val="center"/>
+          </w:tcPr>
+          <w:p>
+            <w:pPr>
+              <w:spacing w:after="0" w:line="240" w:lineRule="auto"/>
+              <w:jc w:val="center"/>
+              <w:rPr>
+                <w:rFonts w:ascii="Arial" w:hAnsi="Arial" w:cs="Arial"/>
+                <w:sz w:val="15"/>
+              </w:rPr>
+            </w:pPr>
+            <w:r>
+              <w:rPr>
+                <w:rFonts w:ascii="Arial" w:hAnsi="Arial" w:cs="Arial"/>
+                <w:sz w:val="15"/>
+              </w:rPr>
+              <w:t xml:space="preserve">Aprendo más que con clases magistrales</w:t>
+            </w:r>
+          </w:p>
+        </w:tc>
+        <w:tc>
+          <w:tcPr>
+            <w:tcW w:w="900" w:type="dxa"/>
+            <w:vAlign w:val="center"/>
+          </w:tcPr>
+          <w:p>
+            <w:pPr>
+              <w:spacing w:after="0" w:line="240" w:lineRule="auto"/>
+              <w:jc w:val="center"/>
+              <w:rPr>
+                <w:rFonts w:ascii="Arial" w:hAnsi="Arial" w:cs="Arial"/>
+                <w:sz w:val="15"/>
+              </w:rPr>
+            </w:pPr>
+            <w:r>
+              <w:rPr>
+                <w:rFonts w:ascii="Arial" w:hAnsi="Arial" w:cs="Arial"/>
+                <w:sz w:val="15"/>
+              </w:rPr>
+              <w:t xml:space="preserve">4,57</w:t>
+            </w:r>
+          </w:p>
+        </w:tc>
+        <w:tc>
+          <w:tcPr>
+            <w:tcW w:w="800" w:type="dxa"/>
+            <w:vAlign w:val="center"/>
+          </w:tcPr>
+          <w:p>
+            <w:pPr>
+              <w:spacing w:after="0" w:line="240" w:lineRule="auto"/>
+              <w:jc w:val="center"/>
+              <w:rPr>
+                <w:rFonts w:ascii="Arial" w:hAnsi="Arial" w:cs="Arial"/>
+                <w:sz w:val="15"/>
+              </w:rPr>
+            </w:pPr>
+            <w:r>
+              <w:rPr>
+                <w:rFonts w:ascii="Arial" w:hAnsi="Arial" w:cs="Arial"/>
+                <w:sz w:val="15"/>
+              </w:rPr>
+              <w:t xml:space="preserve">0,76</w:t>
+            </w:r>
+          </w:p>
+        </w:tc>
+        <w:tc>
+          <w:tcPr>
+            <w:tcW w:w="1100" w:type="dxa"/>
+            <w:vAlign w:val="center"/>
+          </w:tcPr>
+          <w:p>
+            <w:pPr>
+              <w:spacing w:after="0" w:line="240" w:lineRule="auto"/>
+              <w:jc w:val="center"/>
+              <w:rPr>
+                <w:rFonts w:ascii="Arial" w:hAnsi="Arial" w:cs="Arial"/>
+                <w:sz w:val="15"/>
+              </w:rPr>
+            </w:pPr>
+            <w:r>
+              <w:rPr>
+                <w:rFonts w:ascii="Arial" w:hAnsi="Arial" w:cs="Arial"/>
+                <w:sz w:val="15"/>
+              </w:rPr>
+              <w:t xml:space="preserve">86%</w:t>
+            </w:r>
+          </w:p>
+        </w:tc>
+        <w:tc>
+          <w:tcPr>
+            <w:tcW w:w="700" w:type="dxa"/>
+            <w:vAlign w:val="center"/>
+          </w:tcPr>
+          <w:p>
+            <w:pPr>
+              <w:spacing w:after="0" w:line="240" w:lineRule="auto"/>
+              <w:jc w:val="center"/>
+              <w:rPr>
+                <w:rFonts w:ascii="Arial" w:hAnsi="Arial" w:cs="Arial"/>
+                <w:sz w:val="15"/>
+              </w:rPr>
+            </w:pPr>
+            <w:r>
+              <w:rPr>
+                <w:rFonts w:ascii="Arial" w:hAnsi="Arial" w:cs="Arial"/>
+                <w:sz w:val="15"/>
+              </w:rPr>
+              <w:t xml:space="preserve">14</w:t>
+            </w:r>
+          </w:p>
+        </w:tc>
+      </w:tr>
+      <w:tr>
+        <w:tc>
+          <w:tcPr>
+            <w:tcW w:w="500" w:type="dxa"/>
+            <w:vAlign w:val="center"/>
+          </w:tcPr>
+          <w:p>
+            <w:pPr>
+              <w:spacing w:after="0" w:line="240" w:lineRule="auto"/>
+              <w:jc w:val="left"/>
+              <w:rPr>
+                <w:rFonts w:ascii="Arial" w:hAnsi="Arial" w:cs="Arial"/>
+                <w:sz w:val="15"/>
+              </w:rPr>
+            </w:pPr>
+            <w:r>
+              <w:rPr>
+                <w:rFonts w:ascii="Arial" w:hAnsi="Arial" w:cs="Arial"/>
+                <w:sz w:val="15"/>
+              </w:rPr>
+              <w:t xml:space="preserve">22</w:t>
+            </w:r>
+          </w:p>
+        </w:tc>
+        <w:tc>
+          <w:tcPr>
+            <w:tcW w:w="5209" w:type="dxa"/>
+            <w:vAlign w:val="center"/>
+          </w:tcPr>
+          <w:p>
+            <w:pPr>
+              <w:spacing w:after="0" w:line="240" w:lineRule="auto"/>
+              <w:jc w:val="center"/>
+              <w:rPr>
+                <w:rFonts w:ascii="Arial" w:hAnsi="Arial" w:cs="Arial"/>
+                <w:sz w:val="15"/>
+              </w:rPr>
+            </w:pPr>
+            <w:r>
+              <w:rPr>
+                <w:rFonts w:ascii="Arial" w:hAnsi="Arial" w:cs="Arial"/>
+                <w:sz w:val="15"/>
+              </w:rPr>
+              <w:t xml:space="preserve">Más efectiva que ejercicios en papel</w:t>
+            </w:r>
+          </w:p>
+        </w:tc>
+        <w:tc>
+          <w:tcPr>
+            <w:tcW w:w="900" w:type="dxa"/>
+            <w:vAlign w:val="center"/>
+          </w:tcPr>
+          <w:p>
+            <w:pPr>
+              <w:spacing w:after="0" w:line="240" w:lineRule="auto"/>
+              <w:jc w:val="center"/>
+              <w:rPr>
+                <w:rFonts w:ascii="Arial" w:hAnsi="Arial" w:cs="Arial"/>
+                <w:sz w:val="15"/>
+              </w:rPr>
+            </w:pPr>
+            <w:r>
+              <w:rPr>
+                <w:rFonts w:ascii="Arial" w:hAnsi="Arial" w:cs="Arial"/>
+                <w:sz w:val="15"/>
+              </w:rPr>
+              <w:t xml:space="preserve">4,64</w:t>
+            </w:r>
+          </w:p>
+        </w:tc>
+        <w:tc>
+          <w:tcPr>
+            <w:tcW w:w="800" w:type="dxa"/>
+            <w:vAlign w:val="center"/>
+          </w:tcPr>
+          <w:p>
+            <w:pPr>
+              <w:spacing w:after="0" w:line="240" w:lineRule="auto"/>
+              <w:jc w:val="center"/>
+              <w:rPr>
+                <w:rFonts w:ascii="Arial" w:hAnsi="Arial" w:cs="Arial"/>
+                <w:sz w:val="15"/>
+              </w:rPr>
+            </w:pPr>
+            <w:r>
+              <w:rPr>
+                <w:rFonts w:ascii="Arial" w:hAnsi="Arial" w:cs="Arial"/>
+                <w:sz w:val="15"/>
+              </w:rPr>
+              <w:t xml:space="preserve">0,63</w:t>
+            </w:r>
+          </w:p>
+        </w:tc>
+        <w:tc>
+          <w:tcPr>
+            <w:tcW w:w="1100" w:type="dxa"/>
+            <w:vAlign w:val="center"/>
+          </w:tcPr>
+          <w:p>
+            <w:pPr>
+              <w:spacing w:after="0" w:line="240" w:lineRule="auto"/>
+              <w:jc w:val="center"/>
+              <w:rPr>
+                <w:rFonts w:ascii="Arial" w:hAnsi="Arial" w:cs="Arial"/>
+                <w:sz w:val="15"/>
+              </w:rPr>
+            </w:pPr>
+            <w:r>
+              <w:rPr>
+                <w:rFonts w:ascii="Arial" w:hAnsi="Arial" w:cs="Arial"/>
+                <w:sz w:val="15"/>
+              </w:rPr>
+              <w:t xml:space="preserve">93%</w:t>
+            </w:r>
+          </w:p>
+        </w:tc>
+        <w:tc>
+          <w:tcPr>
+            <w:tcW w:w="700" w:type="dxa"/>
+            <w:vAlign w:val="center"/>
+          </w:tcPr>
+          <w:p>
+            <w:pPr>
+              <w:spacing w:after="0" w:line="240" w:lineRule="auto"/>
+              <w:jc w:val="center"/>
+              <w:rPr>
+                <w:rFonts w:ascii="Arial" w:hAnsi="Arial" w:cs="Arial"/>
+                <w:sz w:val="15"/>
+              </w:rPr>
+            </w:pPr>
+            <w:r>
+              <w:rPr>
+                <w:rFonts w:ascii="Arial" w:hAnsi="Arial" w:cs="Arial"/>
+                <w:sz w:val="15"/>
+              </w:rPr>
+              <w:t xml:space="preserve">14</w:t>
+            </w:r>
+          </w:p>
+        </w:tc>
+      </w:tr>
+      <w:tr>
+        <w:tc>
+          <w:tcPr>
+            <w:tcW w:w="500" w:type="dxa"/>
+            <w:vAlign w:val="center"/>
+          </w:tcPr>
+          <w:p>
+            <w:pPr>
+              <w:spacing w:after="0" w:line="240" w:lineRule="auto"/>
+              <w:jc w:val="left"/>
+              <w:rPr>
+                <w:rFonts w:ascii="Arial" w:hAnsi="Arial" w:cs="Arial"/>
+                <w:sz w:val="15"/>
+              </w:rPr>
+            </w:pPr>
+            <w:r>
+              <w:rPr>
+                <w:rFonts w:ascii="Arial" w:hAnsi="Arial" w:cs="Arial"/>
+                <w:sz w:val="15"/>
+              </w:rPr>
+              <w:t xml:space="preserve">23</w:t>
+            </w:r>
+          </w:p>
+        </w:tc>
+        <w:tc>
+          <w:tcPr>
+            <w:tcW w:w="5209" w:type="dxa"/>
+            <w:vAlign w:val="center"/>
+          </w:tcPr>
+          <w:p>
+            <w:pPr>
+              <w:spacing w:after="0" w:line="240" w:lineRule="auto"/>
+              <w:jc w:val="center"/>
+              <w:rPr>
+                <w:rFonts w:ascii="Arial" w:hAnsi="Arial" w:cs="Arial"/>
+                <w:sz w:val="15"/>
+              </w:rPr>
+            </w:pPr>
+            <w:r>
+              <w:rPr>
+                <w:rFonts w:ascii="Arial" w:hAnsi="Arial" w:cs="Arial"/>
+                <w:sz w:val="15"/>
+              </w:rPr>
+              <w:t xml:space="preserve">Capaz de gestionar mantenimiento básico</w:t>
+            </w:r>
+          </w:p>
+        </w:tc>
+        <w:tc>
+          <w:tcPr>
+            <w:tcW w:w="900" w:type="dxa"/>
+            <w:vAlign w:val="center"/>
+          </w:tcPr>
+          <w:p>
+            <w:pPr>
+              <w:spacing w:after="0" w:line="240" w:lineRule="auto"/>
+              <w:jc w:val="center"/>
+              <w:rPr>
+                <w:rFonts w:ascii="Arial" w:hAnsi="Arial" w:cs="Arial"/>
+                <w:sz w:val="15"/>
+              </w:rPr>
+            </w:pPr>
+            <w:r>
+              <w:rPr>
+                <w:rFonts w:ascii="Arial" w:hAnsi="Arial" w:cs="Arial"/>
+                <w:sz w:val="15"/>
+              </w:rPr>
+              <w:t xml:space="preserve">4,57</w:t>
+            </w:r>
+          </w:p>
+        </w:tc>
+        <w:tc>
+          <w:tcPr>
+            <w:tcW w:w="800" w:type="dxa"/>
+            <w:vAlign w:val="center"/>
+          </w:tcPr>
+          <w:p>
+            <w:pPr>
+              <w:spacing w:after="0" w:line="240" w:lineRule="auto"/>
+              <w:jc w:val="center"/>
+              <w:rPr>
+                <w:rFonts w:ascii="Arial" w:hAnsi="Arial" w:cs="Arial"/>
+                <w:sz w:val="15"/>
+              </w:rPr>
+            </w:pPr>
+            <w:r>
+              <w:rPr>
+                <w:rFonts w:ascii="Arial" w:hAnsi="Arial" w:cs="Arial"/>
+                <w:sz w:val="15"/>
+              </w:rPr>
+              <w:t xml:space="preserve">0,76</w:t>
+            </w:r>
+          </w:p>
+        </w:tc>
+        <w:tc>
+          <w:tcPr>
+            <w:tcW w:w="1100" w:type="dxa"/>
+            <w:vAlign w:val="center"/>
+          </w:tcPr>
+          <w:p>
+            <w:pPr>
+              <w:spacing w:after="0" w:line="240" w:lineRule="auto"/>
+              <w:jc w:val="center"/>
+              <w:rPr>
+                <w:rFonts w:ascii="Arial" w:hAnsi="Arial" w:cs="Arial"/>
+                <w:sz w:val="15"/>
+              </w:rPr>
+            </w:pPr>
+            <w:r>
+              <w:rPr>
+                <w:rFonts w:ascii="Arial" w:hAnsi="Arial" w:cs="Arial"/>
+                <w:sz w:val="15"/>
+              </w:rPr>
+              <w:t xml:space="preserve">86%</w:t>
+            </w:r>
+          </w:p>
+        </w:tc>
+        <w:tc>
+          <w:tcPr>
+            <w:tcW w:w="700" w:type="dxa"/>
+            <w:vAlign w:val="center"/>
+          </w:tcPr>
+          <w:p>
+            <w:pPr>
+              <w:spacing w:after="0" w:line="240" w:lineRule="auto"/>
+              <w:jc w:val="center"/>
+              <w:rPr>
+                <w:rFonts w:ascii="Arial" w:hAnsi="Arial" w:cs="Arial"/>
+                <w:sz w:val="15"/>
+              </w:rPr>
+            </w:pPr>
+            <w:r>
+              <w:rPr>
+                <w:rFonts w:ascii="Arial" w:hAnsi="Arial" w:cs="Arial"/>
+                <w:sz w:val="15"/>
+              </w:rPr>
+              <w:t xml:space="preserve">14</w:t>
+            </w:r>
+          </w:p>
+        </w:tc>
+      </w:tr>
+      <w:tr>
+        <w:tc>
+          <w:tcPr>
+            <w:tcW w:w="500" w:type="dxa"/>
+            <w:vAlign w:val="center"/>
+          </w:tcPr>
+          <w:p>
+            <w:pPr>
+              <w:spacing w:after="0" w:line="240" w:lineRule="auto"/>
+              <w:jc w:val="left"/>
+              <w:rPr>
+                <w:rFonts w:ascii="Arial" w:hAnsi="Arial" w:cs="Arial"/>
+                <w:sz w:val="15"/>
+              </w:rPr>
+            </w:pPr>
+            <w:r>
+              <w:rPr>
+                <w:rFonts w:ascii="Arial" w:hAnsi="Arial" w:cs="Arial"/>
+                <w:sz w:val="15"/>
+              </w:rPr>
+              <w:t xml:space="preserve">24</w:t>
+            </w:r>
+          </w:p>
+        </w:tc>
+        <w:tc>
+          <w:tcPr>
+            <w:tcW w:w="5209" w:type="dxa"/>
+            <w:vAlign w:val="center"/>
+          </w:tcPr>
+          <w:p>
+            <w:pPr>
+              <w:spacing w:after="0" w:line="240" w:lineRule="auto"/>
+              <w:jc w:val="center"/>
+              <w:rPr>
+                <w:rFonts w:ascii="Arial" w:hAnsi="Arial" w:cs="Arial"/>
+                <w:sz w:val="15"/>
+              </w:rPr>
+            </w:pPr>
+            <w:r>
+              <w:rPr>
+                <w:rFonts w:ascii="Arial" w:hAnsi="Arial" w:cs="Arial"/>
+                <w:sz w:val="15"/>
+              </w:rPr>
+              <w:t xml:space="preserve">Aplicaría lo aprendido en lo laboral</w:t>
+            </w:r>
+          </w:p>
+        </w:tc>
+        <w:tc>
+          <w:tcPr>
+            <w:tcW w:w="900" w:type="dxa"/>
+            <w:vAlign w:val="center"/>
+          </w:tcPr>
+          <w:p>
+            <w:pPr>
+              <w:spacing w:after="0" w:line="240" w:lineRule="auto"/>
+              <w:jc w:val="center"/>
+              <w:rPr>
+                <w:rFonts w:ascii="Arial" w:hAnsi="Arial" w:cs="Arial"/>
+                <w:sz w:val="15"/>
+              </w:rPr>
+            </w:pPr>
+            <w:r>
+              <w:rPr>
+                <w:rFonts w:ascii="Arial" w:hAnsi="Arial" w:cs="Arial"/>
+                <w:sz w:val="15"/>
+              </w:rPr>
+              <w:t xml:space="preserve">4,43</w:t>
+            </w:r>
+          </w:p>
+        </w:tc>
+        <w:tc>
+          <w:tcPr>
+            <w:tcW w:w="800" w:type="dxa"/>
+            <w:vAlign w:val="center"/>
+          </w:tcPr>
+          <w:p>
+            <w:pPr>
+              <w:spacing w:after="0" w:line="240" w:lineRule="auto"/>
+              <w:jc w:val="center"/>
+              <w:rPr>
+                <w:rFonts w:ascii="Arial" w:hAnsi="Arial" w:cs="Arial"/>
+                <w:sz w:val="15"/>
+              </w:rPr>
+            </w:pPr>
+            <w:r>
+              <w:rPr>
+                <w:rFonts w:ascii="Arial" w:hAnsi="Arial" w:cs="Arial"/>
+                <w:sz w:val="15"/>
+              </w:rPr>
+              <w:t xml:space="preserve">0,85</w:t>
+            </w:r>
+          </w:p>
+        </w:tc>
+        <w:tc>
+          <w:tcPr>
+            <w:tcW w:w="1100" w:type="dxa"/>
+            <w:vAlign w:val="center"/>
+          </w:tcPr>
+          <w:p>
+            <w:pPr>
+              <w:spacing w:after="0" w:line="240" w:lineRule="auto"/>
+              <w:jc w:val="center"/>
+              <w:rPr>
+                <w:rFonts w:ascii="Arial" w:hAnsi="Arial" w:cs="Arial"/>
+                <w:sz w:val="15"/>
+              </w:rPr>
+            </w:pPr>
+            <w:r>
+              <w:rPr>
+                <w:rFonts w:ascii="Arial" w:hAnsi="Arial" w:cs="Arial"/>
+                <w:sz w:val="15"/>
+              </w:rPr>
+              <w:t xml:space="preserve">79%</w:t>
+            </w:r>
+          </w:p>
+        </w:tc>
+        <w:tc>
+          <w:tcPr>
+            <w:tcW w:w="700" w:type="dxa"/>
+            <w:vAlign w:val="center"/>
+          </w:tcPr>
+          <w:p>
+            <w:pPr>
+              <w:spacing w:after="0" w:line="240" w:lineRule="auto"/>
+              <w:jc w:val="center"/>
+              <w:rPr>
+                <w:rFonts w:ascii="Arial" w:hAnsi="Arial" w:cs="Arial"/>
+                <w:sz w:val="15"/>
+              </w:rPr>
+            </w:pPr>
+            <w:r>
+              <w:rPr>
+                <w:rFonts w:ascii="Arial" w:hAnsi="Arial" w:cs="Arial"/>
+                <w:sz w:val="15"/>
+              </w:rPr>
+              <w:t xml:space="preserve">14</w:t>
+            </w:r>
+          </w:p>
+        </w:tc>
+      </w:tr>
+      <w:tr>
+        <w:tc>
+          <w:tcPr>
+            <w:tcW w:w="500" w:type="dxa"/>
+            <w:vAlign w:val="center"/>
+          </w:tcPr>
+          <w:p>
+            <w:pPr>
+              <w:spacing w:after="0" w:line="240" w:lineRule="auto"/>
+              <w:jc w:val="left"/>
+              <w:rPr>
+                <w:rFonts w:ascii="Arial" w:hAnsi="Arial" w:cs="Arial"/>
+                <w:sz w:val="15"/>
+              </w:rPr>
+            </w:pPr>
+            <w:r>
+              <w:rPr>
+                <w:rFonts w:ascii="Arial" w:hAnsi="Arial" w:cs="Arial"/>
+                <w:sz w:val="15"/>
+              </w:rPr>
+              <w:t xml:space="preserve">25</w:t>
+            </w:r>
+          </w:p>
+        </w:tc>
+        <w:tc>
+          <w:tcPr>
+            <w:tcW w:w="5209" w:type="dxa"/>
+            <w:vAlign w:val="center"/>
+          </w:tcPr>
+          <w:p>
+            <w:pPr>
+              <w:spacing w:after="0" w:line="240" w:lineRule="auto"/>
+              <w:jc w:val="center"/>
+              <w:rPr>
+                <w:rFonts w:ascii="Arial" w:hAnsi="Arial" w:cs="Arial"/>
+                <w:sz w:val="15"/>
+              </w:rPr>
+            </w:pPr>
+            <w:r>
+              <w:rPr>
+                <w:rFonts w:ascii="Arial" w:hAnsi="Arial" w:cs="Arial"/>
+                <w:sz w:val="15"/>
+              </w:rPr>
+              <w:t xml:space="preserve">Recomendaría a otros estudiantes</w:t>
+            </w:r>
+          </w:p>
+        </w:tc>
+        <w:tc>
+          <w:tcPr>
+            <w:tcW w:w="900" w:type="dxa"/>
+            <w:vAlign w:val="center"/>
+          </w:tcPr>
+          <w:p>
+            <w:pPr>
+              <w:spacing w:after="0" w:line="240" w:lineRule="auto"/>
+              <w:jc w:val="center"/>
+              <w:rPr>
+                <w:rFonts w:ascii="Arial" w:hAnsi="Arial" w:cs="Arial"/>
+                <w:sz w:val="15"/>
+              </w:rPr>
+            </w:pPr>
+            <w:r>
+              <w:rPr>
+                <w:rFonts w:ascii="Arial" w:hAnsi="Arial" w:cs="Arial"/>
+                <w:sz w:val="15"/>
+              </w:rPr>
+              <w:t xml:space="preserve">4,57</w:t>
+            </w:r>
+          </w:p>
+        </w:tc>
+        <w:tc>
+          <w:tcPr>
+            <w:tcW w:w="800" w:type="dxa"/>
+            <w:vAlign w:val="center"/>
+          </w:tcPr>
+          <w:p>
+            <w:pPr>
+              <w:spacing w:after="0" w:line="240" w:lineRule="auto"/>
+              <w:jc w:val="center"/>
+              <w:rPr>
+                <w:rFonts w:ascii="Arial" w:hAnsi="Arial" w:cs="Arial"/>
+                <w:sz w:val="15"/>
+              </w:rPr>
+            </w:pPr>
+            <w:r>
+              <w:rPr>
+                <w:rFonts w:ascii="Arial" w:hAnsi="Arial" w:cs="Arial"/>
+                <w:sz w:val="15"/>
+              </w:rPr>
+              <w:t xml:space="preserve">0,65</w:t>
+            </w:r>
+          </w:p>
+        </w:tc>
+        <w:tc>
+          <w:tcPr>
+            <w:tcW w:w="1100" w:type="dxa"/>
+            <w:vAlign w:val="center"/>
+          </w:tcPr>
+          <w:p>
+            <w:pPr>
+              <w:spacing w:after="0" w:line="240" w:lineRule="auto"/>
+              <w:jc w:val="center"/>
+              <w:rPr>
+                <w:rFonts w:ascii="Arial" w:hAnsi="Arial" w:cs="Arial"/>
+                <w:sz w:val="15"/>
+              </w:rPr>
+            </w:pPr>
+            <w:r>
+              <w:rPr>
+                <w:rFonts w:ascii="Arial" w:hAnsi="Arial" w:cs="Arial"/>
+                <w:sz w:val="15"/>
+              </w:rPr>
+              <w:t xml:space="preserve">93%</w:t>
+            </w:r>
+          </w:p>
+        </w:tc>
+        <w:tc>
+          <w:tcPr>
+            <w:tcW w:w="700" w:type="dxa"/>
+            <w:vAlign w:val="center"/>
+          </w:tcPr>
+          <w:p>
+            <w:pPr>
+              <w:spacing w:after="0" w:line="240" w:lineRule="auto"/>
+              <w:jc w:val="center"/>
+              <w:rPr>
+                <w:rFonts w:ascii="Arial" w:hAnsi="Arial" w:cs="Arial"/>
+                <w:sz w:val="15"/>
+              </w:rPr>
+            </w:pPr>
+            <w:r>
+              <w:rPr>
+                <w:rFonts w:ascii="Arial" w:hAnsi="Arial" w:cs="Arial"/>
+                <w:sz w:val="15"/>
+              </w:rPr>
+              <w:t xml:space="preserve">14</w:t>
+            </w:r>
+          </w:p>
+        </w:tc>
+      </w:tr>
+    </w:tbl>
+    <w:p>
+      <w:pPr>
+        <w:spacing w:after="0"/>
+      </w:pPr>
+    </w:p>
+    <w:p>
+      <w:pPr>
+        <w:spacing w:after="0" w:line="276" w:lineRule="auto"/>
+        <w:jc w:val="left"/>
+        <w:rPr>
+          <w:rFonts w:ascii="Arial" w:hAnsi="Arial" w:cs="Arial"/>
+          <w:sz w:val="20"/>
+          <w:b/>
+        </w:rPr>
+      </w:pPr>
+      <w:r>
+        <w:rPr>
+          <w:rFonts w:ascii="Arial" w:hAnsi="Arial" w:cs="Arial"/>
+          <w:sz w:val="20"/>
+          <w:b/>
+        </w:rPr>
+        <w:t xml:space="preserve">Tabla 3</w:t>
+      </w:r>
+    </w:p>
+    <w:p>
+      <w:pPr>
+        <w:spacing w:after="80" w:line="276" w:lineRule="auto"/>
+        <w:jc w:val="left"/>
+        <w:rPr>
+          <w:rFonts w:ascii="Arial" w:hAnsi="Arial" w:cs="Arial"/>
+          <w:sz w:val="20"/>
+          <w:i/>
+        </w:rPr>
+      </w:pPr>
+      <w:r>
+        <w:rPr>
+          <w:rFonts w:ascii="Arial" w:hAnsi="Arial" w:cs="Arial"/>
+          <w:sz w:val="20"/>
+          <w:i/>
+        </w:rPr>
+        <w:t xml:space="preserve">Comentarios abiertos de los estudiantes</w:t>
+      </w:r>
+    </w:p>
+    <w:tbl>
+      <w:tblPr>
+        <w:tblW w:w="9209" w:type="dxa"/>
+        <w:tblInd w:w="0" w:type="dxa"/>
+        <w:tblBorders>
+          <w:top w:val="single" w:sz="4" w:space="0" w:color="000000"/>
+          <w:left w:val="single" w:sz="4" w:space="0" w:color="000000"/>
+          <w:bottom w:val="single" w:sz="4" w:space="0" w:color="000000"/>
+          <w:right w:val="single" w:sz="4" w:space="0" w:color="000000"/>
+          <w:insideH w:val="single" w:sz="4" w:space="0" w:color="000000"/>
+          <w:insideV w:val="single" w:sz="4" w:space="0" w:color="000000"/>
+        </w:tblBorders>
+        <w:tblLayout w:type="fixed"/>
+      </w:tblPr>
+      <w:tblGrid>
+        <w:gridCol w:w="2900"/>
+        <w:gridCol w:w="1200"/>
+        <w:gridCol w:w="5109"/>
+      </w:tblGrid>
+      <w:tr>
+        <w:tc>
+          <w:tcPr>
+            <w:tcW w:w="2900" w:type="dxa"/>
+            <w:shd w:val="clear" w:color="auto" w:fill="C5E0B3"/>
+            <w:vAlign w:val="center"/>
+          </w:tcPr>
+          <w:p>
+            <w:pPr>
+              <w:spacing w:after="0" w:line="240" w:lineRule="auto"/>
+              <w:jc w:val="center"/>
+              <w:rPr>
+                <w:rFonts w:ascii="Arial" w:hAnsi="Arial" w:cs="Arial"/>
+                <w:sz w:val="16"/>
+                <w:b/>
+              </w:rPr>
+            </w:pPr>
+            <w:r>
+              <w:rPr>
+                <w:rFonts w:ascii="Arial" w:hAnsi="Arial" w:cs="Arial"/>
+                <w:sz w:val="16"/>
+                <w:b/>
+              </w:rPr>
+              <w:t xml:space="preserve">Estudiante</w:t>
+            </w:r>
+          </w:p>
+        </w:tc>
+        <w:tc>
+          <w:tcPr>
+            <w:tcW w:w="1200" w:type="dxa"/>
+            <w:shd w:val="clear" w:color="auto" w:fill="C5E0B3"/>
+            <w:vAlign w:val="center"/>
+          </w:tcPr>
+          <w:p>
+            <w:pPr>
+              <w:spacing w:after="0" w:line="240" w:lineRule="auto"/>
+              <w:jc w:val="center"/>
+              <w:rPr>
+                <w:rFonts w:ascii="Arial" w:hAnsi="Arial" w:cs="Arial"/>
+                <w:sz w:val="16"/>
+                <w:b/>
+              </w:rPr>
+            </w:pPr>
+            <w:r>
+              <w:rPr>
+                <w:rFonts w:ascii="Arial" w:hAnsi="Arial" w:cs="Arial"/>
+                <w:sz w:val="16"/>
+                <w:b/>
+              </w:rPr>
+              <w:t xml:space="preserve">Promedio</w:t>
+            </w:r>
+          </w:p>
+        </w:tc>
+        <w:tc>
+          <w:tcPr>
+            <w:tcW w:w="5109" w:type="dxa"/>
+            <w:shd w:val="clear" w:color="auto" w:fill="C5E0B3"/>
+            <w:vAlign w:val="center"/>
+          </w:tcPr>
+          <w:p>
+            <w:pPr>
+              <w:spacing w:after="0" w:line="240" w:lineRule="auto"/>
+              <w:jc w:val="center"/>
+              <w:rPr>
+                <w:rFonts w:ascii="Arial" w:hAnsi="Arial" w:cs="Arial"/>
+                <w:sz w:val="16"/>
+                <w:b/>
+              </w:rPr>
+            </w:pPr>
+            <w:r>
+              <w:rPr>
+                <w:rFonts w:ascii="Arial" w:hAnsi="Arial" w:cs="Arial"/>
+                <w:sz w:val="16"/>
+                <w:b/>
+              </w:rPr>
+              <w:t xml:space="preserve">Comentario libre</w:t>
+            </w:r>
+          </w:p>
+        </w:tc>
+      </w:tr>
+      <w:tr>
+        <w:tc>
+          <w:tcPr>
+            <w:tcW w:w="2900" w:type="dxa"/>
+            <w:vAlign w:val="center"/>
+          </w:tcPr>
+          <w:p>
+            <w:pPr>
+              <w:spacing w:after="0" w:line="240" w:lineRule="auto"/>
+              <w:jc w:val="left"/>
+              <w:rPr>
+                <w:rFonts w:ascii="Arial" w:hAnsi="Arial" w:cs="Arial"/>
+                <w:sz w:val="16"/>
+              </w:rPr>
+            </w:pPr>
+            <w:r>
+              <w:rPr>
+                <w:rFonts w:ascii="Arial" w:hAnsi="Arial" w:cs="Arial"/>
+                <w:sz w:val="16"/>
+              </w:rPr>
+              <w:t xml:space="preserve">Hoyos Toloza, Jhorjan Daniel</w:t>
+            </w:r>
+          </w:p>
+        </w:tc>
+        <w:tc>
+          <w:tcPr>
+            <w:tcW w:w="1200" w:type="dxa"/>
+            <w:vAlign w:val="center"/>
+          </w:tcPr>
+          <w:p>
+            <w:pPr>
+              <w:spacing w:after="0" w:line="240" w:lineRule="auto"/>
+              <w:jc w:val="center"/>
+              <w:rPr>
+                <w:rFonts w:ascii="Arial" w:hAnsi="Arial" w:cs="Arial"/>
+                <w:sz w:val="16"/>
+              </w:rPr>
+            </w:pPr>
+            <w:r>
+              <w:rPr>
+                <w:rFonts w:ascii="Arial" w:hAnsi="Arial" w:cs="Arial"/>
+                <w:sz w:val="16"/>
+              </w:rPr>
+              <w:t xml:space="preserve">4,8</w:t>
+            </w:r>
+          </w:p>
+        </w:tc>
+        <w:tc>
+          <w:tcPr>
+            <w:tcW w:w="5109" w:type="dxa"/>
+            <w:vAlign w:val="center"/>
+          </w:tcPr>
+          <w:p>
+            <w:pPr>
+              <w:spacing w:after="0" w:line="240" w:lineRule="auto"/>
+              <w:jc w:val="center"/>
+              <w:rPr>
+                <w:rFonts w:ascii="Arial" w:hAnsi="Arial" w:cs="Arial"/>
+                <w:sz w:val="16"/>
+              </w:rPr>
+            </w:pPr>
+            <w:r>
+              <w:rPr>
+                <w:rFonts w:ascii="Arial" w:hAnsi="Arial" w:cs="Arial"/>
+                <w:sz w:val="16"/>
+              </w:rPr>
+              <w:t xml:space="preserve">Sin comentarios</w:t>
+            </w:r>
+          </w:p>
+        </w:tc>
+      </w:tr>
+      <w:tr>
+        <w:tc>
+          <w:tcPr>
+            <w:tcW w:w="2900" w:type="dxa"/>
+            <w:vAlign w:val="center"/>
+          </w:tcPr>
+          <w:p>
+            <w:pPr>
+              <w:spacing w:after="0" w:line="240" w:lineRule="auto"/>
+              <w:jc w:val="left"/>
+              <w:rPr>
+                <w:rFonts w:ascii="Arial" w:hAnsi="Arial" w:cs="Arial"/>
+                <w:sz w:val="16"/>
+              </w:rPr>
+            </w:pPr>
+            <w:r>
+              <w:rPr>
+                <w:rFonts w:ascii="Arial" w:hAnsi="Arial" w:cs="Arial"/>
+                <w:sz w:val="16"/>
+              </w:rPr>
+              <w:t xml:space="preserve">Veleño Jiménez, Sebastián</w:t>
+            </w:r>
+          </w:p>
+        </w:tc>
+        <w:tc>
+          <w:tcPr>
+            <w:tcW w:w="1200" w:type="dxa"/>
+            <w:vAlign w:val="center"/>
+          </w:tcPr>
+          <w:p>
+            <w:pPr>
+              <w:spacing w:after="0" w:line="240" w:lineRule="auto"/>
+              <w:jc w:val="center"/>
+              <w:rPr>
+                <w:rFonts w:ascii="Arial" w:hAnsi="Arial" w:cs="Arial"/>
+                <w:sz w:val="16"/>
+              </w:rPr>
+            </w:pPr>
+            <w:r>
+              <w:rPr>
+                <w:rFonts w:ascii="Arial" w:hAnsi="Arial" w:cs="Arial"/>
+                <w:sz w:val="16"/>
+              </w:rPr>
+              <w:t xml:space="preserve">4,88</w:t>
+            </w:r>
+          </w:p>
+        </w:tc>
+        <w:tc>
+          <w:tcPr>
+            <w:tcW w:w="5109" w:type="dxa"/>
+            <w:vAlign w:val="center"/>
+          </w:tcPr>
+          <w:p>
+            <w:pPr>
+              <w:spacing w:after="0" w:line="240" w:lineRule="auto"/>
+              <w:jc w:val="center"/>
+              <w:rPr>
+                <w:rFonts w:ascii="Arial" w:hAnsi="Arial" w:cs="Arial"/>
+                <w:sz w:val="16"/>
+              </w:rPr>
+            </w:pPr>
+            <w:r>
+              <w:rPr>
+                <w:rFonts w:ascii="Arial" w:hAnsi="Arial" w:cs="Arial"/>
+                <w:sz w:val="16"/>
+              </w:rPr>
+              <w:t xml:space="preserve">Me pareció muy práctico e interesante por ser una forma distinta de aprender, muy excelente la verdad.</w:t>
+            </w:r>
+          </w:p>
+        </w:tc>
+      </w:tr>
+      <w:tr>
+        <w:tc>
+          <w:tcPr>
+            <w:tcW w:w="2900" w:type="dxa"/>
+            <w:vAlign w:val="center"/>
+          </w:tcPr>
+          <w:p>
+            <w:pPr>
+              <w:spacing w:after="0" w:line="240" w:lineRule="auto"/>
+              <w:jc w:val="left"/>
+              <w:rPr>
+                <w:rFonts w:ascii="Arial" w:hAnsi="Arial" w:cs="Arial"/>
+                <w:sz w:val="16"/>
+              </w:rPr>
+            </w:pPr>
+            <w:r>
+              <w:rPr>
+                <w:rFonts w:ascii="Arial" w:hAnsi="Arial" w:cs="Arial"/>
+                <w:sz w:val="16"/>
+              </w:rPr>
+              <w:t xml:space="preserve">Mejía Mieles, Keiner Andrés</w:t>
+            </w:r>
+          </w:p>
+        </w:tc>
+        <w:tc>
+          <w:tcPr>
+            <w:tcW w:w="1200" w:type="dxa"/>
+            <w:vAlign w:val="center"/>
+          </w:tcPr>
+          <w:p>
+            <w:pPr>
+              <w:spacing w:after="0" w:line="240" w:lineRule="auto"/>
+              <w:jc w:val="center"/>
+              <w:rPr>
+                <w:rFonts w:ascii="Arial" w:hAnsi="Arial" w:cs="Arial"/>
+                <w:sz w:val="16"/>
+              </w:rPr>
+            </w:pPr>
+            <w:r>
+              <w:rPr>
+                <w:rFonts w:ascii="Arial" w:hAnsi="Arial" w:cs="Arial"/>
+                <w:sz w:val="16"/>
+              </w:rPr>
+              <w:t xml:space="preserve">3,16</w:t>
+            </w:r>
+          </w:p>
+        </w:tc>
+        <w:tc>
+          <w:tcPr>
+            <w:tcW w:w="5109" w:type="dxa"/>
+            <w:vAlign w:val="center"/>
+          </w:tcPr>
+          <w:p>
+            <w:pPr>
+              <w:spacing w:after="0" w:line="240" w:lineRule="auto"/>
+              <w:jc w:val="center"/>
+              <w:rPr>
+                <w:rFonts w:ascii="Arial" w:hAnsi="Arial" w:cs="Arial"/>
+                <w:sz w:val="16"/>
+              </w:rPr>
+            </w:pPr>
+            <w:r>
+              <w:rPr>
+                <w:rFonts w:ascii="Arial" w:hAnsi="Arial" w:cs="Arial"/>
+                <w:sz w:val="16"/>
+              </w:rPr>
+              <w:t xml:space="preserve">La plataforma es muy fácil de utilizar y además es bastante adictiva e interesante.</w:t>
+            </w:r>
+          </w:p>
+        </w:tc>
+      </w:tr>
+      <w:tr>
+        <w:tc>
+          <w:tcPr>
+            <w:tcW w:w="2900" w:type="dxa"/>
+            <w:vAlign w:val="center"/>
+          </w:tcPr>
+          <w:p>
+            <w:pPr>
+              <w:spacing w:after="0" w:line="240" w:lineRule="auto"/>
+              <w:jc w:val="left"/>
+              <w:rPr>
+                <w:rFonts w:ascii="Arial" w:hAnsi="Arial" w:cs="Arial"/>
+                <w:sz w:val="16"/>
+              </w:rPr>
+            </w:pPr>
+            <w:r>
+              <w:rPr>
+                <w:rFonts w:ascii="Arial" w:hAnsi="Arial" w:cs="Arial"/>
+                <w:sz w:val="16"/>
+              </w:rPr>
+              <w:t xml:space="preserve">Gómez, Angélica Yurani</w:t>
+            </w:r>
+          </w:p>
+        </w:tc>
+        <w:tc>
+          <w:tcPr>
+            <w:tcW w:w="1200" w:type="dxa"/>
+            <w:vAlign w:val="center"/>
+          </w:tcPr>
+          <w:p>
+            <w:pPr>
+              <w:spacing w:after="0" w:line="240" w:lineRule="auto"/>
+              <w:jc w:val="center"/>
+              <w:rPr>
+                <w:rFonts w:ascii="Arial" w:hAnsi="Arial" w:cs="Arial"/>
+                <w:sz w:val="16"/>
+              </w:rPr>
+            </w:pPr>
+            <w:r>
+              <w:rPr>
+                <w:rFonts w:ascii="Arial" w:hAnsi="Arial" w:cs="Arial"/>
+                <w:sz w:val="16"/>
+              </w:rPr>
+              <w:t xml:space="preserve">5</w:t>
+            </w:r>
+          </w:p>
+        </w:tc>
+        <w:tc>
+          <w:tcPr>
+            <w:tcW w:w="5109" w:type="dxa"/>
+            <w:vAlign w:val="center"/>
+          </w:tcPr>
+          <w:p>
+            <w:pPr>
+              <w:spacing w:after="0" w:line="240" w:lineRule="auto"/>
+              <w:jc w:val="center"/>
+              <w:rPr>
+                <w:rFonts w:ascii="Arial" w:hAnsi="Arial" w:cs="Arial"/>
+                <w:sz w:val="16"/>
+              </w:rPr>
+            </w:pPr>
+            <w:r>
+              <w:rPr>
+                <w:rFonts w:ascii="Arial" w:hAnsi="Arial" w:cs="Arial"/>
+                <w:sz w:val="16"/>
+              </w:rPr>
+              <w:t xml:space="preserve">Excelente todo.</w:t>
+            </w:r>
+          </w:p>
+        </w:tc>
+      </w:tr>
+      <w:tr>
+        <w:tc>
+          <w:tcPr>
+            <w:tcW w:w="2900" w:type="dxa"/>
+            <w:vAlign w:val="center"/>
+          </w:tcPr>
+          <w:p>
+            <w:pPr>
+              <w:spacing w:after="0" w:line="240" w:lineRule="auto"/>
+              <w:jc w:val="left"/>
+              <w:rPr>
+                <w:rFonts w:ascii="Arial" w:hAnsi="Arial" w:cs="Arial"/>
+                <w:sz w:val="16"/>
+              </w:rPr>
+            </w:pPr>
+            <w:r>
+              <w:rPr>
+                <w:rFonts w:ascii="Arial" w:hAnsi="Arial" w:cs="Arial"/>
+                <w:sz w:val="16"/>
+              </w:rPr>
+              <w:t xml:space="preserve">Díaz Mendoza, José Luis</w:t>
+            </w:r>
+          </w:p>
+        </w:tc>
+        <w:tc>
+          <w:tcPr>
+            <w:tcW w:w="1200" w:type="dxa"/>
+            <w:vAlign w:val="center"/>
+          </w:tcPr>
+          <w:p>
+            <w:pPr>
+              <w:spacing w:after="0" w:line="240" w:lineRule="auto"/>
+              <w:jc w:val="center"/>
+              <w:rPr>
+                <w:rFonts w:ascii="Arial" w:hAnsi="Arial" w:cs="Arial"/>
+                <w:sz w:val="16"/>
+              </w:rPr>
+            </w:pPr>
+            <w:r>
+              <w:rPr>
+                <w:rFonts w:ascii="Arial" w:hAnsi="Arial" w:cs="Arial"/>
+                <w:sz w:val="16"/>
+              </w:rPr>
+              <w:t xml:space="preserve">4,92</w:t>
+            </w:r>
+          </w:p>
+        </w:tc>
+        <w:tc>
+          <w:tcPr>
+            <w:tcW w:w="5109" w:type="dxa"/>
+            <w:vAlign w:val="center"/>
+          </w:tcPr>
+          <w:p>
+            <w:pPr>
+              <w:spacing w:after="0" w:line="240" w:lineRule="auto"/>
+              <w:jc w:val="center"/>
+              <w:rPr>
+                <w:rFonts w:ascii="Arial" w:hAnsi="Arial" w:cs="Arial"/>
+                <w:sz w:val="16"/>
+              </w:rPr>
+            </w:pPr>
+            <w:r>
+              <w:rPr>
+                <w:rFonts w:ascii="Arial" w:hAnsi="Arial" w:cs="Arial"/>
+                <w:sz w:val="16"/>
+              </w:rPr>
+              <w:t xml:space="preserve">Primer docente en implementar su propio software mediante el diseño de herramientas aplicadas al mantenimiento, simulando diferentes situaciones que podemos enfrentar en el área del desempeño profesional. Felicidades y muchas gracias por compartir con nosotros su conocimiento y darnos a conocer esta herramienta.</w:t>
+            </w:r>
+          </w:p>
+        </w:tc>
+      </w:tr>
+    </w:tbl>
+    <w:p>
+      <w:pPr>
+        <w:spacing w:after="0" w:line="276" w:lineRule="auto"/>
+        <w:jc w:val="both"/>
+        <w:rPr>
+          <w:rFonts w:ascii="Arial" w:hAnsi="Arial" w:cs="Arial"/>
+          <w:sz w:val="16"/>
+        </w:rPr>
+      </w:pPr>
+      <w:r>
+        <w:rPr>
+          <w:rFonts w:ascii="Arial" w:hAnsi="Arial" w:cs="Arial"/>
+          <w:sz w:val="16"/>
+        </w:rPr>
+        <w:t xml:space="preserve">Nota. Se omite el número de cédula de los estudiantes por tratarse de un dato personal. Fuente: elaboración propia a partir de la encuesta aplicada en la plataforma.</w:t>
+      </w:r>
+    </w:p>
+    <w:p>
+      <w:pPr>
+        <w:spacing w:after="0"/>
+      </w:pPr>
     </w:p>
     <w:sectPr>
       <w:headerReference w:type="default" r:id="rId8"/>

--- a/assets/docs/Evaluacion_COdA-IP_CMMS.docx
+++ b/assets/docs/Evaluacion_COdA-IP_CMMS.docx
@@ -7051,7 +7051,7 @@
                 <w:rFonts w:ascii="Arial" w:hAnsi="Arial" w:cs="Arial"/>
                 <w:sz w:val="15"/>
               </w:rPr>
-              <w:t xml:space="preserve">Alineado con temas de clase (TOSEM)</w:t>
+              <w:t xml:space="preserve">Alineado con temas de clase (Producción)</w:t>
             </w:r>
           </w:p>
         </w:tc>
